--- a/downloads/workbook/bridge-week-08.docx
+++ b/downloads/workbook/bridge-week-08.docx
@@ -967,6 +967,178 @@
         <w:t>Project connection: For Python readiness before the Responsible Plant Classifier, retain a trace of the values, the predicted outputs and the changed-case explanation. Use actual Python 3 results to check the prediction after reasoning first.</w:t>
       </w:r>
     </w:p>
+    <w:p>
+      <w:pPr>
+        <w:pStyle w:val="Heading1"/>
+      </w:pPr>
+      <w:r>
+        <w:t>13. Project portfolio milestone</w:t>
+      </w:r>
+    </w:p>
+    <w:p>
+      <w:r>
+        <w:t>Project: Python readiness portfolio</w:t>
+      </w:r>
+    </w:p>
+    <w:p>
+      <w:r>
+        <w:t>Current milestone: Python readiness portfolio. Keep runnable code, predictions, actual outputs, one repaired error and an explanation of a function on changed inputs.</w:t>
+      </w:r>
+    </w:p>
+    <w:p>
+      <w:r>
+        <w:t>For Python readiness before the Responsible Plant Classifier, retain a trace of the values, the predicted outputs and the changed-case explanation. Use actual Python 3 results to check the prediction after reasoning first.</w:t>
+      </w:r>
+    </w:p>
+    <w:tbl>
+      <w:tblPr>
+        <w:tblStyle w:val="LightShading-Accent1"/>
+        <w:tblW w:type="auto" w:w="0"/>
+        <w:tblLook w:firstColumn="1" w:firstRow="1" w:lastColumn="0" w:lastRow="0" w:noHBand="0" w:noVBand="1" w:val="04A0"/>
+      </w:tblPr>
+      <w:tblGrid>
+        <w:gridCol w:w="5112"/>
+        <w:gridCol w:w="5112"/>
+      </w:tblGrid>
+      <w:tr>
+        <w:trPr>
+          <w:tblHeader/>
+        </w:trPr>
+        <w:tc>
+          <w:tcPr>
+            <w:tcW w:type="dxa" w:w="5112"/>
+          </w:tcPr>
+          <w:p>
+            <w:r>
+              <w:t>Evidence to keep</w:t>
+            </w:r>
+          </w:p>
+        </w:tc>
+        <w:tc>
+          <w:tcPr>
+            <w:tcW w:type="dxa" w:w="5112"/>
+          </w:tcPr>
+          <w:p>
+            <w:r>
+              <w:t>My record</w:t>
+            </w:r>
+          </w:p>
+        </w:tc>
+      </w:tr>
+      <w:tr>
+        <w:tc>
+          <w:tcPr>
+            <w:tcW w:type="dxa" w:w="5112"/>
+          </w:tcPr>
+          <w:p>
+            <w:r>
+              <w:t>This week’s input and deciding step</w:t>
+            </w:r>
+          </w:p>
+        </w:tc>
+        <w:tc>
+          <w:tcPr>
+            <w:tcW w:type="dxa" w:w="5112"/>
+          </w:tcPr>
+          <w:p>
+            <w:r/>
+          </w:p>
+        </w:tc>
+      </w:tr>
+      <w:tr>
+        <w:tc>
+          <w:tcPr>
+            <w:tcW w:type="dxa" w:w="5112"/>
+          </w:tcPr>
+          <w:p>
+            <w:r>
+              <w:t>Prediction and actual result (or labelled paper trace)</w:t>
+            </w:r>
+          </w:p>
+        </w:tc>
+        <w:tc>
+          <w:tcPr>
+            <w:tcW w:type="dxa" w:w="5112"/>
+          </w:tcPr>
+          <w:p>
+            <w:r/>
+          </w:p>
+        </w:tc>
+      </w:tr>
+      <w:tr>
+        <w:tc>
+          <w:tcPr>
+            <w:tcW w:type="dxa" w:w="5112"/>
+          </w:tcPr>
+          <w:p>
+            <w:r>
+              <w:t>One change since the previous checkpoint and why</w:t>
+            </w:r>
+          </w:p>
+        </w:tc>
+        <w:tc>
+          <w:tcPr>
+            <w:tcW w:type="dxa" w:w="5112"/>
+          </w:tcPr>
+          <w:p>
+            <w:r/>
+          </w:p>
+        </w:tc>
+      </w:tr>
+      <w:tr>
+        <w:tc>
+          <w:tcPr>
+            <w:tcW w:type="dxa" w:w="5112"/>
+          </w:tcPr>
+          <w:p>
+            <w:r>
+              <w:t>One error or limit and the next test</w:t>
+            </w:r>
+          </w:p>
+        </w:tc>
+        <w:tc>
+          <w:tcPr>
+            <w:tcW w:type="dxa" w:w="5112"/>
+          </w:tcPr>
+          <w:p>
+            <w:r/>
+          </w:p>
+        </w:tc>
+      </w:tr>
+    </w:tbl>
+    <w:p>
+      <w:pPr>
+        <w:pStyle w:val="Heading3"/>
+      </w:pPr>
+      <w:r>
+        <w:t>Explain what this week adds to your project. Reuse last week’s record rather than starting again.</w:t>
+      </w:r>
+    </w:p>
+    <w:p>
+      <w:r>
+        <w:t>________________________________________________________________</w:t>
+      </w:r>
+    </w:p>
+    <w:p>
+      <w:r>
+        <w:t>________________________________________________________________</w:t>
+      </w:r>
+    </w:p>
+    <w:p>
+      <w:r>
+        <w:t>________________________________________________________________</w:t>
+      </w:r>
+    </w:p>
+    <w:p>
+      <w:r>
+        <w:t>________________________________________________________________</w:t>
+      </w:r>
+    </w:p>
+    <w:p>
+      <w:r>
+        <w:t>________________________________________________________________</w:t>
+      </w:r>
+    </w:p>
     <w:sectPr>
       <w:pgSz w:w="12240" w:h="15840"/>
       <w:pgMar w:top="936" w:right="1008" w:bottom="936" w:left="1008" w:header="720" w:footer="720" w:gutter="0"/>

--- a/downloads/workbook/bridge-week-08.docx
+++ b/downloads/workbook/bridge-week-08.docx
@@ -1139,6 +1139,248 @@
         <w:t>________________________________________________________________</w:t>
       </w:r>
     </w:p>
+    <w:p>
+      <w:pPr>
+        <w:pStyle w:val="Heading1"/>
+      </w:pPr>
+      <w:r>
+        <w:t>14. Supported practice and learning evidence</w:t>
+      </w:r>
+    </w:p>
+    <w:p>
+      <w:r>
+        <w:t>Use this supported practice once, in the browser or on paper. Keep the reserved independent assessment for a separate first attempt before teacher feedback.</w:t>
+      </w:r>
+    </w:p>
+    <w:p>
+      <w:r>
+        <w:t>Match arguments to parameters. A function prints the difference between capacity and reserved spaces.</w:t>
+      </w:r>
+    </w:p>
+    <w:p>
+      <w:pPr>
+        <w:pStyle w:val="Heading3"/>
+      </w:pPr>
+      <w:r>
+        <w:t>Practice 1: explain the deciding evidence</w:t>
+      </w:r>
+    </w:p>
+    <w:p>
+      <w:r>
+        <w:t>Which labelled step matches this detail? capacity=3 and reserved=11 give -8 under the same arithmetic.</w:t>
+      </w:r>
+    </w:p>
+    <w:p>
+      <w:r>
+        <w:t>1. Match first arguments</w:t>
+      </w:r>
+    </w:p>
+    <w:p>
+      <w:r>
+        <w:t>2. Trace reversed call</w:t>
+      </w:r>
+    </w:p>
+    <w:p>
+      <w:r>
+        <w:t>3. Define without calling</w:t>
+      </w:r>
+    </w:p>
+    <w:p>
+      <w:pPr>
+        <w:pStyle w:val="Heading3"/>
+      </w:pPr>
+      <w:r>
+        <w:t>My selected conclusion, deciding fact and explanation</w:t>
+      </w:r>
+    </w:p>
+    <w:p>
+      <w:r>
+        <w:t>________________________________________________________________</w:t>
+      </w:r>
+    </w:p>
+    <w:p>
+      <w:r>
+        <w:t>________________________________________________________________</w:t>
+      </w:r>
+    </w:p>
+    <w:p>
+      <w:r>
+        <w:t>________________________________________________________________</w:t>
+      </w:r>
+    </w:p>
+    <w:p>
+      <w:r>
+        <w:t>________________________________________________________________</w:t>
+      </w:r>
+    </w:p>
+    <w:p>
+      <w:r>
+        <w:t>________________________________________________________________</w:t>
+      </w:r>
+    </w:p>
+    <w:p>
+      <w:r>
+        <w:t>Hint if needed: Read the steps in the pictorial case. Match the supplied detail to the stage that performs or records it.</w:t>
+      </w:r>
+    </w:p>
+    <w:p>
+      <w:r>
+        <w:t>After your attempt, compare with the supported explanation: Trace reversed call capacity=3 and reserved=11 give -8 under the same arithmetic. Positional arguments match parameter names in order. A function definition is not an execution of its body; separate calls supply separate input values.</w:t>
+      </w:r>
+    </w:p>
+    <w:p>
+      <w:pPr>
+        <w:pStyle w:val="Heading3"/>
+      </w:pPr>
+      <w:r>
+        <w:t>Practice 2: explain the deciding evidence</w:t>
+      </w:r>
+    </w:p>
+    <w:p>
+      <w:r>
+        <w:t>Changed-case practice: Remove both calls and leave the definition only. Which conclusion is supported by the supplied facts?</w:t>
+      </w:r>
+    </w:p>
+    <w:p>
+      <w:r>
+        <w:t>1. This one example guarantees correct results for every future input.</w:t>
+      </w:r>
+    </w:p>
+    <w:p>
+      <w:r>
+        <w:t>2. We can decide the result without examining the changed input or the procedure.</w:t>
+      </w:r>
+    </w:p>
+    <w:p>
+      <w:r>
+        <w:t>3. No output is printed.</w:t>
+      </w:r>
+    </w:p>
+    <w:p>
+      <w:pPr>
+        <w:pStyle w:val="Heading3"/>
+      </w:pPr>
+      <w:r>
+        <w:t>My selected conclusion, deciding fact and explanation</w:t>
+      </w:r>
+    </w:p>
+    <w:p>
+      <w:r>
+        <w:t>________________________________________________________________</w:t>
+      </w:r>
+    </w:p>
+    <w:p>
+      <w:r>
+        <w:t>________________________________________________________________</w:t>
+      </w:r>
+    </w:p>
+    <w:p>
+      <w:r>
+        <w:t>________________________________________________________________</w:t>
+      </w:r>
+    </w:p>
+    <w:p>
+      <w:r>
+        <w:t>________________________________________________________________</w:t>
+      </w:r>
+    </w:p>
+    <w:p>
+      <w:r>
+        <w:t>________________________________________________________________</w:t>
+      </w:r>
+    </w:p>
+    <w:p>
+      <w:r>
+        <w:t>Hint if needed: Use the changed condition and the deciding step in the pictorial trace. The answer must say what follows from those facts.</w:t>
+      </w:r>
+    </w:p>
+    <w:p>
+      <w:r>
+        <w:t>After your attempt, compare with the supported explanation: No output is printed. The body runs only when the function is called.</w:t>
+      </w:r>
+    </w:p>
+    <w:p>
+      <w:pPr>
+        <w:pStyle w:val="Heading3"/>
+      </w:pPr>
+      <w:r>
+        <w:t>Repair a missing building block</w:t>
+      </w:r>
+    </w:p>
+    <w:p>
+      <w:r>
+        <w:t>Review Lists and indexing (python-bridge/7). Goal: Distinguish a list index from the value stored at that position. Short practice: Label the three index positions. Predict all original outputs, then name the first output and stopping point after using index 3.. Return to this week and explain what you changed.</w:t>
+      </w:r>
+    </w:p>
+    <w:p>
+      <w:r>
+        <w:t>Review Branching and boundary tests (python-bridge/5). Goal: Trace the selected branch in an if elif else chain. Short practice: Trace -2, 4 and 5 through the branches. Explain why the negative check comes first and what label -2 gets if it is removed.. Return to this week and explain what you changed.</w:t>
+      </w:r>
+    </w:p>
+    <w:p>
+      <w:r>
+        <w:t>Review Values variables and types (python-bridge/2). Goal: Distinguish integer, floating-point, text and Boolean values. Short practice: Predict both print outputs and explain why they differ. Does count+tag work, and what happens to each valid output after count becomes ten?. Return to this week and explain what you changed.</w:t>
+      </w:r>
+    </w:p>
+    <w:p>
+      <w:pPr>
+        <w:pStyle w:val="Heading3"/>
+      </w:pPr>
+      <w:r>
+        <w:t>Predict, run and debug</w:t>
+      </w:r>
+    </w:p>
+    <w:p>
+      <w:r>
+        <w:t>The browser lab lets you edit the supported Python examples already included in this lesson. Predict first, run, inspect the actual output or error, change one input, then run again. Keep code, predictions, actual results and a reasoned revision together. On paper, label your result as a trace rather than an execution.</w:t>
+      </w:r>
+    </w:p>
+    <w:p>
+      <w:pPr>
+        <w:pStyle w:val="Heading3"/>
+      </w:pPr>
+      <w:r>
+        <w:t>Keep your completed work</w:t>
+      </w:r>
+    </w:p>
+    <w:p>
+      <w:r>
+        <w:t>Use Download completed work in the hosted lesson to export your answers, reflections, practice feedback and code-run evidence. Open the HTML copy to read or print it. Drafts stay in this browser when storage is available; clear drafts on a shared device.</w:t>
+      </w:r>
+    </w:p>
+    <w:p>
+      <w:pPr>
+        <w:pStyle w:val="Heading3"/>
+      </w:pPr>
+      <w:r>
+        <w:t>What I repaired, the evidence I kept and the next test</w:t>
+      </w:r>
+    </w:p>
+    <w:p>
+      <w:r>
+        <w:t>________________________________________________________________</w:t>
+      </w:r>
+    </w:p>
+    <w:p>
+      <w:r>
+        <w:t>________________________________________________________________</w:t>
+      </w:r>
+    </w:p>
+    <w:p>
+      <w:r>
+        <w:t>________________________________________________________________</w:t>
+      </w:r>
+    </w:p>
+    <w:p>
+      <w:r>
+        <w:t>________________________________________________________________</w:t>
+      </w:r>
+    </w:p>
+    <w:p>
+      <w:r>
+        <w:t>________________________________________________________________</w:t>
+      </w:r>
+    </w:p>
     <w:sectPr>
       <w:pgSz w:w="12240" w:h="15840"/>
       <w:pgMar w:top="936" w:right="1008" w:bottom="936" w:left="1008" w:header="720" w:footer="720" w:gutter="0"/>

--- a/downloads/workbook/bridge-week-08.docx
+++ b/downloads/workbook/bridge-week-08.docx
@@ -30,7 +30,30 @@
     </w:p>
     <w:p>
       <w:r>
-        <w:t>Try the recall before opening notes. Then use a different colour or a labelled second line to correct your explanation.</w:t>
+        <w:t>Record your starting explanation for Functions and arguments before opening notes. Show any later correction separately.</w:t>
+      </w:r>
+    </w:p>
+    <w:p>
+      <w:pPr>
+        <w:spacing w:line="336" w:lineRule="auto" w:after="180"/>
+      </w:pPr>
+      <w:r>
+        <w:rPr>
+          <w:b w:val="0"/>
+        </w:rPr>
+        <w:t>Try the re</w:t>
+      </w:r>
+      <w:r>
+        <w:rPr>
+          <w:b/>
+        </w:rPr>
+        <w:t>call</w:t>
+      </w:r>
+      <w:r>
+        <w:rPr>
+          <w:b w:val="0"/>
+        </w:rPr>
+        <w:t xml:space="preserve"> before opening notes. Then use a different colour or a labelled second line to correct your explanation.</w:t>
       </w:r>
     </w:p>
     <w:p>
@@ -42,7 +65,13 @@
       </w:r>
     </w:p>
     <w:p>
-      <w:r>
+      <w:pPr>
+        <w:spacing w:line="336" w:lineRule="auto" w:after="180"/>
+      </w:pPr>
+      <w:r>
+        <w:rPr>
+          <w:b w:val="0"/>
+        </w:rPr>
         <w:t>Without opening the old lesson, explain one key idea from Lists and indexing. Give an example and a mistake that the idea helps you avoid.</w:t>
       </w:r>
     </w:p>
@@ -78,7 +107,13 @@
       </w:r>
     </w:p>
     <w:p>
-      <w:r>
+      <w:pPr>
+        <w:spacing w:line="336" w:lineRule="auto" w:after="180"/>
+      </w:pPr>
+      <w:r>
+        <w:rPr>
+          <w:b w:val="0"/>
+        </w:rPr>
         <w:t>Without opening the old lesson, explain one key idea from Branching and boundary tests. Give an example and a mistake that the idea helps you avoid.</w:t>
       </w:r>
     </w:p>
@@ -114,7 +149,13 @@
       </w:r>
     </w:p>
     <w:p>
-      <w:r>
+      <w:pPr>
+        <w:spacing w:line="336" w:lineRule="auto" w:after="180"/>
+      </w:pPr>
+      <w:r>
+        <w:rPr>
+          <w:b w:val="0"/>
+        </w:rPr>
         <w:t>Without opening the old lesson, explain one key idea from Values variables and types. Give an example and a mistake that the idea helps you avoid.</w:t>
       </w:r>
     </w:p>
@@ -151,7 +192,42 @@
     </w:p>
     <w:p>
       <w:r>
-        <w:t>Use W2: Follow the execution order for Functions and arguments. Record the answer once; the lesson and workbook refer to the same attempt.</w:t>
+        <w:t>Complete the supported Functions and arguments trace and record the first step you can explain without help.</w:t>
+      </w:r>
+    </w:p>
+    <w:p>
+      <w:pPr>
+        <w:spacing w:line="336" w:lineRule="auto" w:after="180"/>
+      </w:pPr>
+      <w:r>
+        <w:rPr>
+          <w:b w:val="0"/>
+        </w:rPr>
+        <w:t xml:space="preserve">Use W2: Follow the execution order for </w:t>
+      </w:r>
+      <w:r>
+        <w:rPr>
+          <w:b/>
+        </w:rPr>
+        <w:t>Function</w:t>
+      </w:r>
+      <w:r>
+        <w:rPr>
+          <w:b w:val="0"/>
+        </w:rPr>
+        <w:t xml:space="preserve">s and </w:t>
+      </w:r>
+      <w:r>
+        <w:rPr>
+          <w:b/>
+        </w:rPr>
+        <w:t>argument</w:t>
+      </w:r>
+      <w:r>
+        <w:rPr>
+          <w:b w:val="0"/>
+        </w:rPr>
+        <w:t>s. Record the answer once; the lesson and workbook refer to the same attempt.</w:t>
       </w:r>
     </w:p>
     <w:tbl>
@@ -279,7 +355,53 @@
     </w:p>
     <w:p>
       <w:r>
-        <w:t>Use the worked case for Functions and arguments. Proposed explanation: “Writing def runs the body immediately”. Decide whether this explanation is supported. Point to the step or supplied fact that decides; explain your repair if needed.</w:t>
+        <w:t>Check the proposed Functions and arguments explanation against the supplied facts before discussing it.</w:t>
+      </w:r>
+    </w:p>
+    <w:p>
+      <w:pPr>
+        <w:spacing w:line="336" w:lineRule="auto" w:after="180"/>
+      </w:pPr>
+      <w:r>
+        <w:rPr>
+          <w:b w:val="0"/>
+        </w:rPr>
+        <w:t xml:space="preserve">Use the worked case for </w:t>
+      </w:r>
+      <w:r>
+        <w:rPr>
+          <w:b/>
+        </w:rPr>
+        <w:t>Function</w:t>
+      </w:r>
+      <w:r>
+        <w:rPr>
+          <w:b w:val="0"/>
+        </w:rPr>
+        <w:t xml:space="preserve">s and </w:t>
+      </w:r>
+      <w:r>
+        <w:rPr>
+          <w:b/>
+        </w:rPr>
+        <w:t>argument</w:t>
+      </w:r>
+      <w:r>
+        <w:rPr>
+          <w:b w:val="0"/>
+        </w:rPr>
+        <w:t>s. Proposed explanation: “Writing def runs the body immediately”. Decide whether this explanation is supported.</w:t>
+      </w:r>
+    </w:p>
+    <w:p>
+      <w:pPr>
+        <w:spacing w:line="336" w:lineRule="auto" w:after="180"/>
+      </w:pPr>
+      <w:r>
+        <w:rPr>
+          <w:b w:val="0"/>
+        </w:rPr>
+        <w:t>Point to the step or supplied fact that decides; explain your repair if needed.</w:t>
       </w:r>
     </w:p>
     <w:p>
@@ -319,6 +441,11 @@
       </w:r>
     </w:p>
     <w:p>
+      <w:r>
+        <w:t>Write one first attempt at the reserved independent case before feedback. Repeated copies of that case refer to the same recorded attempt.</w:t>
+      </w:r>
+    </w:p>
+    <w:p>
       <w:pPr>
         <w:pStyle w:val="Heading3"/>
       </w:pPr>
@@ -327,8 +454,87 @@
       </w:r>
     </w:p>
     <w:p>
-      <w:r>
-        <w:t>Predict both returned and printed values, showing which argument supplies first and second. What is displayed if the program contains only the function definition and no calls? Why does swapping these arguments change the result?</w:t>
+      <w:pPr>
+        <w:spacing w:line="336" w:lineRule="auto" w:after="180"/>
+        <w:shd w:fill="F5F1FB"/>
+      </w:pPr>
+      <w:r>
+        <w:rPr>
+          <w:b w:val="0"/>
+        </w:rPr>
+        <w:t xml:space="preserve">Predict both returned and printed values, showing which </w:t>
+      </w:r>
+      <w:r>
+        <w:rPr>
+          <w:b/>
+        </w:rPr>
+        <w:t>argument</w:t>
+      </w:r>
+      <w:r>
+        <w:rPr>
+          <w:b w:val="0"/>
+        </w:rPr>
+        <w:t xml:space="preserve"> supplies first and second. What is displayed if the program contains only the </w:t>
+      </w:r>
+      <w:r>
+        <w:rPr>
+          <w:b/>
+        </w:rPr>
+        <w:t>function</w:t>
+      </w:r>
+      <w:r>
+        <w:rPr>
+          <w:b w:val="0"/>
+        </w:rPr>
+        <w:t xml:space="preserve"> </w:t>
+      </w:r>
+      <w:r>
+        <w:rPr>
+          <w:b/>
+        </w:rPr>
+        <w:t>definition</w:t>
+      </w:r>
+      <w:r>
+        <w:rPr>
+          <w:b w:val="0"/>
+        </w:rPr>
+        <w:t xml:space="preserve"> and no </w:t>
+      </w:r>
+      <w:r>
+        <w:rPr>
+          <w:b/>
+        </w:rPr>
+        <w:t>call</w:t>
+      </w:r>
+      <w:r>
+        <w:rPr>
+          <w:b w:val="0"/>
+        </w:rPr>
+        <w:t>s?</w:t>
+      </w:r>
+    </w:p>
+    <w:p>
+      <w:pPr>
+        <w:spacing w:line="336" w:lineRule="auto" w:after="180"/>
+        <w:shd w:fill="F5F1FB"/>
+      </w:pPr>
+      <w:r>
+        <w:rPr>
+          <w:b w:val="0"/>
+        </w:rPr>
+        <w:t xml:space="preserve">Why does swapping these </w:t>
+      </w:r>
+      <w:r>
+        <w:rPr>
+          <w:b/>
+        </w:rPr>
+        <w:t>argument</w:t>
+      </w:r>
+      <w:r>
+        <w:rPr>
+          <w:b w:val="0"/>
+        </w:rPr>
+        <w:t>s change the result?</w:t>
       </w:r>
     </w:p>
     <w:p>
@@ -391,7 +597,13 @@
       </w:r>
     </w:p>
     <w:p>
-      <w:r>
+      <w:pPr>
+        <w:spacing w:line="336" w:lineRule="auto" w:after="180"/>
+      </w:pPr>
+      <w:r>
+        <w:rPr>
+          <w:b w:val="0"/>
+        </w:rPr>
         <w:t>Attempt this case before feedback. Record any help. Earlier examples below are further practice; a case already practised with feedback cannot establish fresh transfer.</w:t>
       </w:r>
     </w:p>
@@ -405,7 +617,66 @@
     </w:p>
     <w:p>
       <w:r>
-        <w:t>In def show_remaining(capacity, used), identify the function name and parameters. In show_remaining(15, 6), identify the arguments and their matching parameters.</w:t>
+        <w:t>Label the parts. Apply the supplied Functions and arguments facts and keep your reasoning.</w:t>
+      </w:r>
+    </w:p>
+    <w:p>
+      <w:pPr>
+        <w:spacing w:line="336" w:lineRule="auto" w:after="180"/>
+      </w:pPr>
+      <w:r>
+        <w:rPr>
+          <w:b w:val="0"/>
+        </w:rPr>
+        <w:t xml:space="preserve">In def show_remaining(capacity, used), identify the </w:t>
+      </w:r>
+      <w:r>
+        <w:rPr>
+          <w:b/>
+        </w:rPr>
+        <w:t>function</w:t>
+      </w:r>
+      <w:r>
+        <w:rPr>
+          <w:b w:val="0"/>
+        </w:rPr>
+        <w:t xml:space="preserve"> name and </w:t>
+      </w:r>
+      <w:r>
+        <w:rPr>
+          <w:b/>
+        </w:rPr>
+        <w:t>parameter</w:t>
+      </w:r>
+      <w:r>
+        <w:rPr>
+          <w:b w:val="0"/>
+        </w:rPr>
+        <w:t xml:space="preserve">s. In show_remaining(15, 6), identify the </w:t>
+      </w:r>
+      <w:r>
+        <w:rPr>
+          <w:b/>
+        </w:rPr>
+        <w:t>argument</w:t>
+      </w:r>
+      <w:r>
+        <w:rPr>
+          <w:b w:val="0"/>
+        </w:rPr>
+        <w:t xml:space="preserve">s and their matching </w:t>
+      </w:r>
+      <w:r>
+        <w:rPr>
+          <w:b/>
+        </w:rPr>
+        <w:t>parameter</w:t>
+      </w:r>
+      <w:r>
+        <w:rPr>
+          <w:b w:val="0"/>
+        </w:rPr>
+        <w:t>s.</w:t>
       </w:r>
     </w:p>
     <w:p>
@@ -456,7 +727,42 @@
     </w:p>
     <w:p>
       <w:r>
-        <w:t>Using the correct definition, predict show_remaining(8, 3), show_remaining(8, 8) and show_remaining(8, 0) in that order. Explain what happens if the file contains only the definition.</w:t>
+        <w:t>Follow the execution order. Apply the supplied Functions and arguments facts and keep your reasoning.</w:t>
+      </w:r>
+    </w:p>
+    <w:p>
+      <w:pPr>
+        <w:spacing w:line="336" w:lineRule="auto" w:after="180"/>
+      </w:pPr>
+      <w:r>
+        <w:rPr>
+          <w:b w:val="0"/>
+        </w:rPr>
+        <w:t xml:space="preserve">Using the correct </w:t>
+      </w:r>
+      <w:r>
+        <w:rPr>
+          <w:b/>
+        </w:rPr>
+        <w:t>definition</w:t>
+      </w:r>
+      <w:r>
+        <w:rPr>
+          <w:b w:val="0"/>
+        </w:rPr>
+        <w:t xml:space="preserve">, predict show_remaining(8, 3), show_remaining(8, 8) and show_remaining(8, 0) in that order. Explain what happens if the file contains only the </w:t>
+      </w:r>
+      <w:r>
+        <w:rPr>
+          <w:b/>
+        </w:rPr>
+        <w:t>definition</w:t>
+      </w:r>
+      <w:r>
+        <w:rPr>
+          <w:b w:val="0"/>
+        </w:rPr>
+        <w:t>.</w:t>
       </w:r>
     </w:p>
     <w:p>
@@ -507,7 +813,66 @@
     </w:p>
     <w:p>
       <w:r>
-        <w:t>The faulty body calculates 12 - 4 regardless of the call. State the output and expected output for show_remaining(11, 2). Repair the expression and name an earlier call to rerun.</w:t>
+        <w:t>Repair ignored arguments. Apply the supplied Functions and arguments facts and keep your reasoning.</w:t>
+      </w:r>
+    </w:p>
+    <w:p>
+      <w:pPr>
+        <w:spacing w:line="336" w:lineRule="auto" w:after="180"/>
+      </w:pPr>
+      <w:r>
+        <w:rPr>
+          <w:b w:val="0"/>
+        </w:rPr>
+        <w:t xml:space="preserve">The faulty body calculates 12 - 4 regardless of the </w:t>
+      </w:r>
+      <w:r>
+        <w:rPr>
+          <w:b/>
+        </w:rPr>
+        <w:t>call</w:t>
+      </w:r>
+      <w:r>
+        <w:rPr>
+          <w:b w:val="0"/>
+        </w:rPr>
+        <w:t xml:space="preserve">. State the </w:t>
+      </w:r>
+      <w:r>
+        <w:rPr>
+          <w:b/>
+        </w:rPr>
+        <w:t>output</w:t>
+      </w:r>
+      <w:r>
+        <w:rPr>
+          <w:b w:val="0"/>
+        </w:rPr>
+        <w:t xml:space="preserve"> and expected </w:t>
+      </w:r>
+      <w:r>
+        <w:rPr>
+          <w:b/>
+        </w:rPr>
+        <w:t>output</w:t>
+      </w:r>
+      <w:r>
+        <w:rPr>
+          <w:b w:val="0"/>
+        </w:rPr>
+        <w:t xml:space="preserve"> for show_remaining(11, 2). Repair the expression and name an earlier </w:t>
+      </w:r>
+      <w:r>
+        <w:rPr>
+          <w:b/>
+        </w:rPr>
+        <w:t>call</w:t>
+      </w:r>
+      <w:r>
+        <w:rPr>
+          <w:b w:val="0"/>
+        </w:rPr>
+        <w:t xml:space="preserve"> to rerun.</w:t>
       </w:r>
     </w:p>
     <w:p>
@@ -558,7 +923,77 @@
     </w:p>
     <w:p>
       <w:r>
-        <w:t>Each sealed box contains 6 counters. Define show_stock(boxes, loose) to print the total counters using its two parameters. Assume nonnegative integer arguments. Call it with (3, 2), (0, 2) and (3, 0). Predict each output and explain why show_stock(2, 3) is a different case.</w:t>
+        <w:t>Attempt before feedback. If this repeats the selected independent case, reuse that first attempt; otherwise keep a separate record. Create a new function independently. Apply the supplied Functions and arguments facts and keep your reasoning.</w:t>
+      </w:r>
+    </w:p>
+    <w:p>
+      <w:pPr>
+        <w:spacing w:line="336" w:lineRule="auto" w:after="180"/>
+      </w:pPr>
+      <w:r>
+        <w:rPr>
+          <w:b w:val="0"/>
+        </w:rPr>
+        <w:t xml:space="preserve">Each sealed box contains 6 counters. Define show_stock(boxes, loose) to print the total counters using its two </w:t>
+      </w:r>
+      <w:r>
+        <w:rPr>
+          <w:b/>
+        </w:rPr>
+        <w:t>parameter</w:t>
+      </w:r>
+      <w:r>
+        <w:rPr>
+          <w:b w:val="0"/>
+        </w:rPr>
+        <w:t xml:space="preserve">s. Assume nonnegative integer </w:t>
+      </w:r>
+      <w:r>
+        <w:rPr>
+          <w:b/>
+        </w:rPr>
+        <w:t>argument</w:t>
+      </w:r>
+      <w:r>
+        <w:rPr>
+          <w:b w:val="0"/>
+        </w:rPr>
+        <w:t xml:space="preserve">s. </w:t>
+      </w:r>
+      <w:r>
+        <w:rPr>
+          <w:b/>
+        </w:rPr>
+        <w:t>Call</w:t>
+      </w:r>
+      <w:r>
+        <w:rPr>
+          <w:b w:val="0"/>
+        </w:rPr>
+        <w:t xml:space="preserve"> it with (3, 2), (0, 2) and (3, 0).</w:t>
+      </w:r>
+    </w:p>
+    <w:p>
+      <w:pPr>
+        <w:spacing w:line="336" w:lineRule="auto" w:after="180"/>
+      </w:pPr>
+      <w:r>
+        <w:rPr>
+          <w:b w:val="0"/>
+        </w:rPr>
+        <w:t xml:space="preserve">Predict each </w:t>
+      </w:r>
+      <w:r>
+        <w:rPr>
+          <w:b/>
+        </w:rPr>
+        <w:t>output</w:t>
+      </w:r>
+      <w:r>
+        <w:rPr>
+          <w:b w:val="0"/>
+        </w:rPr>
+        <w:t xml:space="preserve"> and explain why show_stock(2, 3) is a different case.</w:t>
       </w:r>
     </w:p>
     <w:p>
@@ -619,7 +1054,42 @@
     </w:p>
     <w:p>
       <w:r>
-        <w:t>The correct subtraction function prints -1 for show_remaining(4, 5). Does successful execution make this a valid cupboard record? Explain what the function assumes and what needs checking.</w:t>
+        <w:t>State the input assumption. Apply the supplied Functions and arguments facts and keep your reasoning.</w:t>
+      </w:r>
+    </w:p>
+    <w:p>
+      <w:pPr>
+        <w:spacing w:line="336" w:lineRule="auto" w:after="180"/>
+      </w:pPr>
+      <w:r>
+        <w:rPr>
+          <w:b w:val="0"/>
+        </w:rPr>
+        <w:t xml:space="preserve">The correct subtraction </w:t>
+      </w:r>
+      <w:r>
+        <w:rPr>
+          <w:b/>
+        </w:rPr>
+        <w:t>function</w:t>
+      </w:r>
+      <w:r>
+        <w:rPr>
+          <w:b w:val="0"/>
+        </w:rPr>
+        <w:t xml:space="preserve"> prints -1 for show_remaining(4, 5). Does successful execution make this a valid cupboard record? Explain what the </w:t>
+      </w:r>
+      <w:r>
+        <w:rPr>
+          <w:b/>
+        </w:rPr>
+        <w:t>function</w:t>
+      </w:r>
+      <w:r>
+        <w:rPr>
+          <w:b w:val="0"/>
+        </w:rPr>
+        <w:t xml:space="preserve"> assumes and what needs checking.</w:t>
       </w:r>
     </w:p>
     <w:p>
@@ -670,7 +1140,137 @@
     </w:p>
     <w:p>
       <w:r>
-        <w:t>Add a labelled functions and arguments evidence sheet to Python readiness portfolio. Show how you can distinguish a function definition from a function call. Use the supplied fictional case and keep its inputs, intermediate steps, calculation or prediction, and limitation. Connect this record to last week’s record; a matching answer without a trace is insufficient.</w:t>
+        <w:t>Connect Functions and arguments to Python readiness portfolio, identify a limit and choose the next useful test.</w:t>
+      </w:r>
+    </w:p>
+    <w:p>
+      <w:pPr>
+        <w:spacing w:line="336" w:lineRule="auto" w:after="180"/>
+      </w:pPr>
+      <w:r>
+        <w:rPr>
+          <w:b w:val="0"/>
+        </w:rPr>
+        <w:t xml:space="preserve">Add a labelled </w:t>
+      </w:r>
+      <w:r>
+        <w:rPr>
+          <w:b/>
+        </w:rPr>
+        <w:t>function</w:t>
+      </w:r>
+      <w:r>
+        <w:rPr>
+          <w:b w:val="0"/>
+        </w:rPr>
+        <w:t xml:space="preserve">s and </w:t>
+      </w:r>
+      <w:r>
+        <w:rPr>
+          <w:b/>
+        </w:rPr>
+        <w:t>argument</w:t>
+      </w:r>
+      <w:r>
+        <w:rPr>
+          <w:b w:val="0"/>
+        </w:rPr>
+        <w:t xml:space="preserve">s </w:t>
+      </w:r>
+      <w:r>
+        <w:rPr>
+          <w:b/>
+        </w:rPr>
+        <w:t>evidence</w:t>
+      </w:r>
+      <w:r>
+        <w:rPr>
+          <w:b w:val="0"/>
+        </w:rPr>
+        <w:t xml:space="preserve"> sheet to Python readiness portfolio. Show how you can distinguish a </w:t>
+      </w:r>
+      <w:r>
+        <w:rPr>
+          <w:b/>
+        </w:rPr>
+        <w:t>function</w:t>
+      </w:r>
+      <w:r>
+        <w:rPr>
+          <w:b w:val="0"/>
+        </w:rPr>
+        <w:t xml:space="preserve"> </w:t>
+      </w:r>
+      <w:r>
+        <w:rPr>
+          <w:b/>
+        </w:rPr>
+        <w:t>definition</w:t>
+      </w:r>
+      <w:r>
+        <w:rPr>
+          <w:b w:val="0"/>
+        </w:rPr>
+        <w:t xml:space="preserve"> from a </w:t>
+      </w:r>
+      <w:r>
+        <w:rPr>
+          <w:b/>
+        </w:rPr>
+        <w:t>function</w:t>
+      </w:r>
+      <w:r>
+        <w:rPr>
+          <w:b w:val="0"/>
+        </w:rPr>
+        <w:t xml:space="preserve"> </w:t>
+      </w:r>
+      <w:r>
+        <w:rPr>
+          <w:b/>
+        </w:rPr>
+        <w:t>call</w:t>
+      </w:r>
+      <w:r>
+        <w:rPr>
+          <w:b w:val="0"/>
+        </w:rPr>
+        <w:t>.</w:t>
+      </w:r>
+    </w:p>
+    <w:p>
+      <w:pPr>
+        <w:spacing w:line="336" w:lineRule="auto" w:after="180"/>
+      </w:pPr>
+      <w:r>
+        <w:rPr>
+          <w:b w:val="0"/>
+        </w:rPr>
+        <w:t xml:space="preserve">Use the supplied fictional case and keep its </w:t>
+      </w:r>
+      <w:r>
+        <w:rPr>
+          <w:b/>
+        </w:rPr>
+        <w:t>input</w:t>
+      </w:r>
+      <w:r>
+        <w:rPr>
+          <w:b w:val="0"/>
+        </w:rPr>
+        <w:t xml:space="preserve">s, intermediate steps, calculation or </w:t>
+      </w:r>
+      <w:r>
+        <w:rPr>
+          <w:b/>
+        </w:rPr>
+        <w:t>prediction</w:t>
+      </w:r>
+      <w:r>
+        <w:rPr>
+          <w:b w:val="0"/>
+        </w:rPr>
+        <w:t>, and limitation. Connect this record to last week’s record; a matching answer without a trace is insufficient.</w:t>
       </w:r>
     </w:p>
     <w:p>
@@ -717,6 +1317,11 @@
       </w:pPr>
       <w:r>
         <w:t>11. Feedback, return check and learning record</w:t>
+      </w:r>
+    </w:p>
+    <w:p>
+      <w:r>
+        <w:t>Record the first repaired step and a different case to revisit after a delay.</w:t>
       </w:r>
     </w:p>
     <w:tbl>
@@ -856,7 +1461,13 @@
       </w:tr>
     </w:tbl>
     <w:p>
-      <w:r>
+      <w:pPr>
+        <w:spacing w:line="336" w:lineRule="auto" w:after="180"/>
+      </w:pPr>
+      <w:r>
+        <w:rPr>
+          <w:b w:val="0"/>
+        </w:rPr>
         <w:t>Revisit this idea with your teacher after a delay. Familiarity is different from explaining and using it on a changed case.</w:t>
       </w:r>
     </w:p>
@@ -870,12 +1481,77 @@
     </w:p>
     <w:p>
       <w:r>
-        <w:t>Match arguments to parameters. A function prints the difference between capacity and reserved spaces.</w:t>
+        <w:t>Match arguments to parameters. A function prints the difference between capacity and reserved spaces. Explain the labelled step before checking the changed condition.</w:t>
       </w:r>
     </w:p>
     <w:p>
-      <w:r>
-        <w:t>Python 3: def show_free(capacity,reserved): print(capacity-reserved). Calls: show_free(11,3); show_free(3,11).</w:t>
+      <w:pPr>
+        <w:spacing w:line="336" w:lineRule="auto" w:after="180"/>
+      </w:pPr>
+      <w:r>
+        <w:rPr>
+          <w:b w:val="0"/>
+        </w:rPr>
+        <w:t xml:space="preserve">Match </w:t>
+      </w:r>
+      <w:r>
+        <w:rPr>
+          <w:b/>
+        </w:rPr>
+        <w:t>argument</w:t>
+      </w:r>
+      <w:r>
+        <w:rPr>
+          <w:b w:val="0"/>
+        </w:rPr>
+        <w:t xml:space="preserve">s to </w:t>
+      </w:r>
+      <w:r>
+        <w:rPr>
+          <w:b/>
+        </w:rPr>
+        <w:t>parameter</w:t>
+      </w:r>
+      <w:r>
+        <w:rPr>
+          <w:b w:val="0"/>
+        </w:rPr>
+        <w:t xml:space="preserve">s. A </w:t>
+      </w:r>
+      <w:r>
+        <w:rPr>
+          <w:b/>
+        </w:rPr>
+        <w:t>function</w:t>
+      </w:r>
+      <w:r>
+        <w:rPr>
+          <w:b w:val="0"/>
+        </w:rPr>
+        <w:t xml:space="preserve"> prints the difference between capacity and reserved spaces.</w:t>
+      </w:r>
+    </w:p>
+    <w:p>
+      <w:pPr>
+        <w:spacing w:line="336" w:lineRule="auto" w:after="180"/>
+      </w:pPr>
+      <w:r>
+        <w:rPr>
+          <w:b w:val="0"/>
+        </w:rPr>
+        <w:t xml:space="preserve">Python 3: def show_free(capacity,reserved): print(capacity-reserved). </w:t>
+      </w:r>
+      <w:r>
+        <w:rPr>
+          <w:b/>
+        </w:rPr>
+        <w:t>Call</w:t>
+      </w:r>
+      <w:r>
+        <w:rPr>
+          <w:b w:val="0"/>
+        </w:rPr>
+        <w:t>s: show_free(11,3); show_free(3,11).</w:t>
       </w:r>
     </w:p>
     <w:p>
@@ -915,8 +1591,75 @@
       </w:r>
     </w:p>
     <w:p>
-      <w:r>
-        <w:t>Match every argument to a parameter for the two calls. Why do outputs differ, and what prints when both calls are removed?</w:t>
+      <w:pPr>
+        <w:spacing w:line="336" w:lineRule="auto" w:after="180"/>
+        <w:shd w:fill="F5F1FB"/>
+      </w:pPr>
+      <w:r>
+        <w:rPr>
+          <w:b w:val="0"/>
+        </w:rPr>
+        <w:t xml:space="preserve">Match every </w:t>
+      </w:r>
+      <w:r>
+        <w:rPr>
+          <w:b/>
+        </w:rPr>
+        <w:t>argument</w:t>
+      </w:r>
+      <w:r>
+        <w:rPr>
+          <w:b w:val="0"/>
+        </w:rPr>
+        <w:t xml:space="preserve"> to a </w:t>
+      </w:r>
+      <w:r>
+        <w:rPr>
+          <w:b/>
+        </w:rPr>
+        <w:t>parameter</w:t>
+      </w:r>
+      <w:r>
+        <w:rPr>
+          <w:b w:val="0"/>
+        </w:rPr>
+        <w:t xml:space="preserve"> for the two </w:t>
+      </w:r>
+      <w:r>
+        <w:rPr>
+          <w:b/>
+        </w:rPr>
+        <w:t>call</w:t>
+      </w:r>
+      <w:r>
+        <w:rPr>
+          <w:b w:val="0"/>
+        </w:rPr>
+        <w:t xml:space="preserve">s. Why do </w:t>
+      </w:r>
+      <w:r>
+        <w:rPr>
+          <w:b/>
+        </w:rPr>
+        <w:t>output</w:t>
+      </w:r>
+      <w:r>
+        <w:rPr>
+          <w:b w:val="0"/>
+        </w:rPr>
+        <w:t xml:space="preserve">s differ, and what prints when both </w:t>
+      </w:r>
+      <w:r>
+        <w:rPr>
+          <w:b/>
+        </w:rPr>
+        <w:t>call</w:t>
+      </w:r>
+      <w:r>
+        <w:rPr>
+          <w:b w:val="0"/>
+        </w:rPr>
+        <w:t>s are removed?</w:t>
       </w:r>
     </w:p>
     <w:p>
@@ -958,13 +1701,81 @@
       </w:r>
     </w:p>
     <w:p>
-      <w:r>
-        <w:t>Support used: alone / hint / worked example. This record is practice evidence.</w:t>
+      <w:pPr>
+        <w:pStyle w:val="Heading3"/>
+      </w:pPr>
+      <w:r>
+        <w:t>Record the help used</w:t>
       </w:r>
     </w:p>
     <w:p>
-      <w:r>
-        <w:t>Project connection: For Python readiness before the Responsible Plant Classifier, retain a trace of the values, the predicted outputs and the changed-case explanation. Use actual Python 3 results to check the prediction after reasoning first.</w:t>
+      <w:pPr>
+        <w:spacing w:line="336" w:lineRule="auto" w:after="180"/>
+        <w:shd w:fill="F1F6F8"/>
+      </w:pPr>
+      <w:r>
+        <w:rPr>
+          <w:b w:val="0"/>
+        </w:rPr>
+        <w:t xml:space="preserve">Support used: alone / hint / worked example. This record is practice </w:t>
+      </w:r>
+      <w:r>
+        <w:rPr>
+          <w:b/>
+        </w:rPr>
+        <w:t>evidence</w:t>
+      </w:r>
+      <w:r>
+        <w:rPr>
+          <w:b w:val="0"/>
+        </w:rPr>
+        <w:t>.</w:t>
+      </w:r>
+    </w:p>
+    <w:p>
+      <w:pPr>
+        <w:spacing w:line="336" w:lineRule="auto" w:after="180"/>
+      </w:pPr>
+      <w:r>
+        <w:rPr>
+          <w:b w:val="0"/>
+        </w:rPr>
+        <w:t xml:space="preserve">Project connection: For Python readiness before the Responsible Plant Classifier, retain a trace of the values, the predicted </w:t>
+      </w:r>
+      <w:r>
+        <w:rPr>
+          <w:b/>
+        </w:rPr>
+        <w:t>output</w:t>
+      </w:r>
+      <w:r>
+        <w:rPr>
+          <w:b w:val="0"/>
+        </w:rPr>
+        <w:t>s and the changed-case explanation.</w:t>
+      </w:r>
+    </w:p>
+    <w:p>
+      <w:pPr>
+        <w:spacing w:line="336" w:lineRule="auto" w:after="180"/>
+      </w:pPr>
+      <w:r>
+        <w:rPr>
+          <w:b w:val="0"/>
+        </w:rPr>
+        <w:t xml:space="preserve">Use actual Python 3 results to check the </w:t>
+      </w:r>
+      <w:r>
+        <w:rPr>
+          <w:b/>
+        </w:rPr>
+        <w:t>prediction</w:t>
+      </w:r>
+      <w:r>
+        <w:rPr>
+          <w:b w:val="0"/>
+        </w:rPr>
+        <w:t xml:space="preserve"> after reasoning first.</w:t>
       </w:r>
     </w:p>
     <w:p>
@@ -977,17 +1788,112 @@
     </w:p>
     <w:p>
       <w:r>
-        <w:t>Project: Python readiness portfolio</w:t>
+        <w:t>Keep this week’s input, deciding step, result and limit together in the Python readiness portfolio record.</w:t>
       </w:r>
     </w:p>
     <w:p>
-      <w:r>
-        <w:t>Current milestone: Python readiness portfolio. Keep runnable code, predictions, actual outputs, one repaired error and an explanation of a function on changed inputs.</w:t>
+      <w:pPr>
+        <w:spacing w:line="336" w:lineRule="auto" w:after="180"/>
+      </w:pPr>
+      <w:r>
+        <w:rPr>
+          <w:b w:val="0"/>
+        </w:rPr>
+        <w:t>Project: Python readiness portfolio</w:t>
       </w:r>
     </w:p>
     <w:p>
-      <w:r>
-        <w:t>For Python readiness before the Responsible Plant Classifier, retain a trace of the values, the predicted outputs and the changed-case explanation. Use actual Python 3 results to check the prediction after reasoning first.</w:t>
+      <w:pPr>
+        <w:spacing w:line="336" w:lineRule="auto" w:after="180"/>
+      </w:pPr>
+      <w:r>
+        <w:rPr>
+          <w:b w:val="0"/>
+        </w:rPr>
+        <w:t xml:space="preserve">Current milestone: Python readiness portfolio. Keep runnable code, </w:t>
+      </w:r>
+      <w:r>
+        <w:rPr>
+          <w:b/>
+        </w:rPr>
+        <w:t>prediction</w:t>
+      </w:r>
+      <w:r>
+        <w:rPr>
+          <w:b w:val="0"/>
+        </w:rPr>
+        <w:t xml:space="preserve">s, actual </w:t>
+      </w:r>
+      <w:r>
+        <w:rPr>
+          <w:b/>
+        </w:rPr>
+        <w:t>output</w:t>
+      </w:r>
+      <w:r>
+        <w:rPr>
+          <w:b w:val="0"/>
+        </w:rPr>
+        <w:t xml:space="preserve">s, one repaired error and an explanation of a </w:t>
+      </w:r>
+      <w:r>
+        <w:rPr>
+          <w:b/>
+        </w:rPr>
+        <w:t>function</w:t>
+      </w:r>
+      <w:r>
+        <w:rPr>
+          <w:b w:val="0"/>
+        </w:rPr>
+        <w:t xml:space="preserve"> on changed </w:t>
+      </w:r>
+      <w:r>
+        <w:rPr>
+          <w:b/>
+        </w:rPr>
+        <w:t>input</w:t>
+      </w:r>
+      <w:r>
+        <w:rPr>
+          <w:b w:val="0"/>
+        </w:rPr>
+        <w:t>s.</w:t>
+      </w:r>
+    </w:p>
+    <w:p>
+      <w:pPr>
+        <w:spacing w:line="336" w:lineRule="auto" w:after="180"/>
+      </w:pPr>
+      <w:r>
+        <w:rPr>
+          <w:b w:val="0"/>
+        </w:rPr>
+        <w:t xml:space="preserve">For Python readiness before the Responsible Plant Classifier, retain a trace of the values, the predicted </w:t>
+      </w:r>
+      <w:r>
+        <w:rPr>
+          <w:b/>
+        </w:rPr>
+        <w:t>output</w:t>
+      </w:r>
+      <w:r>
+        <w:rPr>
+          <w:b w:val="0"/>
+        </w:rPr>
+        <w:t xml:space="preserve">s and the changed-case explanation. Use actual Python 3 results to check the </w:t>
+      </w:r>
+      <w:r>
+        <w:rPr>
+          <w:b/>
+        </w:rPr>
+        <w:t>prediction</w:t>
+      </w:r>
+      <w:r>
+        <w:rPr>
+          <w:b w:val="0"/>
+        </w:rPr>
+        <w:t xml:space="preserve"> after reasoning first.</w:t>
       </w:r>
     </w:p>
     <w:tbl>
@@ -1149,12 +2055,65 @@
     </w:p>
     <w:p>
       <w:r>
-        <w:t>Use this supported practice once, in the browser or on paper. Keep the reserved independent assessment for a separate first attempt before teacher feedback.</w:t>
+        <w:t>Try the supported questions before comparing with hints and feedback. Record what you repaired and the evidence you retained.</w:t>
       </w:r>
     </w:p>
     <w:p>
-      <w:r>
-        <w:t>Match arguments to parameters. A function prints the difference between capacity and reserved spaces.</w:t>
+      <w:pPr>
+        <w:spacing w:line="336" w:lineRule="auto" w:after="180"/>
+      </w:pPr>
+      <w:r>
+        <w:rPr>
+          <w:b w:val="0"/>
+        </w:rPr>
+        <w:t>Use this supported practice once, in the browser or on paper. Keep the reserved independent assessment for a separate first attempt before teacher feedback.</w:t>
+      </w:r>
+    </w:p>
+    <w:p>
+      <w:pPr>
+        <w:spacing w:line="336" w:lineRule="auto" w:after="180"/>
+      </w:pPr>
+      <w:r>
+        <w:rPr>
+          <w:b w:val="0"/>
+        </w:rPr>
+        <w:t xml:space="preserve">Match </w:t>
+      </w:r>
+      <w:r>
+        <w:rPr>
+          <w:b/>
+        </w:rPr>
+        <w:t>argument</w:t>
+      </w:r>
+      <w:r>
+        <w:rPr>
+          <w:b w:val="0"/>
+        </w:rPr>
+        <w:t xml:space="preserve">s to </w:t>
+      </w:r>
+      <w:r>
+        <w:rPr>
+          <w:b/>
+        </w:rPr>
+        <w:t>parameter</w:t>
+      </w:r>
+      <w:r>
+        <w:rPr>
+          <w:b w:val="0"/>
+        </w:rPr>
+        <w:t xml:space="preserve">s. A </w:t>
+      </w:r>
+      <w:r>
+        <w:rPr>
+          <w:b/>
+        </w:rPr>
+        <w:t>function</w:t>
+      </w:r>
+      <w:r>
+        <w:rPr>
+          <w:b w:val="0"/>
+        </w:rPr>
+        <w:t xml:space="preserve"> prints the difference between capacity and reserved spaces.</w:t>
       </w:r>
     </w:p>
     <w:p>
@@ -1166,23 +2125,80 @@
       </w:r>
     </w:p>
     <w:p>
-      <w:r>
+      <w:pPr>
+        <w:spacing w:line="336" w:lineRule="auto" w:after="180"/>
+      </w:pPr>
+      <w:r>
+        <w:rPr>
+          <w:b w:val="0"/>
+        </w:rPr>
         <w:t>Which labelled step matches this detail? capacity=3 and reserved=11 give -8 under the same arithmetic.</w:t>
       </w:r>
     </w:p>
     <w:p>
-      <w:r>
-        <w:t>1. Match first arguments</w:t>
+      <w:pPr>
+        <w:spacing w:line="336" w:lineRule="auto" w:after="180"/>
+        <w:shd w:fill="F4F9FC"/>
+      </w:pPr>
+      <w:r>
+        <w:rPr>
+          <w:b w:val="0"/>
+        </w:rPr>
+        <w:t xml:space="preserve">1. Match first </w:t>
+      </w:r>
+      <w:r>
+        <w:rPr>
+          <w:b/>
+        </w:rPr>
+        <w:t>argument</w:t>
+      </w:r>
+      <w:r>
+        <w:rPr>
+          <w:b w:val="0"/>
+        </w:rPr>
+        <w:t>s</w:t>
       </w:r>
     </w:p>
     <w:p>
-      <w:r>
-        <w:t>2. Trace reversed call</w:t>
+      <w:pPr>
+        <w:spacing w:line="336" w:lineRule="auto" w:after="180"/>
+        <w:shd w:fill="F4F9FC"/>
+      </w:pPr>
+      <w:r>
+        <w:rPr>
+          <w:b w:val="0"/>
+        </w:rPr>
+        <w:t xml:space="preserve">2. Trace reversed </w:t>
+      </w:r>
+      <w:r>
+        <w:rPr>
+          <w:b/>
+        </w:rPr>
+        <w:t>call</w:t>
       </w:r>
     </w:p>
     <w:p>
-      <w:r>
-        <w:t>3. Define without calling</w:t>
+      <w:pPr>
+        <w:spacing w:line="336" w:lineRule="auto" w:after="180"/>
+        <w:shd w:fill="F4F9FC"/>
+      </w:pPr>
+      <w:r>
+        <w:rPr>
+          <w:b w:val="0"/>
+        </w:rPr>
+        <w:t xml:space="preserve">3. Define without </w:t>
+      </w:r>
+      <w:r>
+        <w:rPr>
+          <w:b/>
+        </w:rPr>
+        <w:t>call</w:t>
+      </w:r>
+      <w:r>
+        <w:rPr>
+          <w:b w:val="0"/>
+        </w:rPr>
+        <w:t>ing</w:t>
       </w:r>
     </w:p>
     <w:p>
@@ -1219,13 +2235,23 @@
       </w:r>
     </w:p>
     <w:p>
-      <w:r>
-        <w:t>Hint if needed: Read the steps in the pictorial case. Match the supplied detail to the stage that performs or records it.</w:t>
+      <w:pPr>
+        <w:pStyle w:val="Heading3"/>
+      </w:pPr>
+      <w:r>
+        <w:t>Hint · try first</w:t>
       </w:r>
     </w:p>
     <w:p>
-      <w:r>
-        <w:t>After your attempt, compare with the supported explanation: Trace reversed call capacity=3 and reserved=11 give -8 under the same arithmetic. Positional arguments match parameter names in order. A function definition is not an execution of its body; separate calls supply separate input values.</w:t>
+      <w:pPr>
+        <w:spacing w:line="336" w:lineRule="auto" w:after="180"/>
+        <w:shd w:fill="F1F6F8"/>
+      </w:pPr>
+      <w:r>
+        <w:rPr>
+          <w:b w:val="0"/>
+        </w:rPr>
+        <w:t>Hint if needed: Read the steps in the pictorial case. Match the supplied detail to the stage that performs or records it.</w:t>
       </w:r>
     </w:p>
     <w:p>
@@ -1233,27 +2259,115 @@
         <w:pStyle w:val="Heading3"/>
       </w:pPr>
       <w:r>
-        <w:t>Practice 2: explain the deciding evidence</w:t>
+        <w:t>Feedback · compare after trying</w:t>
       </w:r>
     </w:p>
     <w:p>
-      <w:r>
-        <w:t>Changed-case practice: Remove both calls and leave the definition only. Which conclusion is supported by the supplied facts?</w:t>
+      <w:pPr>
+        <w:spacing w:line="336" w:lineRule="auto" w:after="180"/>
+        <w:shd w:fill="F1F6FC"/>
+      </w:pPr>
+      <w:r>
+        <w:rPr>
+          <w:b w:val="0"/>
+        </w:rPr>
+        <w:t xml:space="preserve">After your attempt, compare with the supported explanation: Trace reversed </w:t>
+      </w:r>
+      <w:r>
+        <w:rPr>
+          <w:b/>
+        </w:rPr>
+        <w:t>call</w:t>
+      </w:r>
+      <w:r>
+        <w:rPr>
+          <w:b w:val="0"/>
+        </w:rPr>
+        <w:t xml:space="preserve"> capacity=3 and reserved=11 give -8 under the same arithmetic. Positional </w:t>
+      </w:r>
+      <w:r>
+        <w:rPr>
+          <w:b/>
+        </w:rPr>
+        <w:t>argument</w:t>
+      </w:r>
+      <w:r>
+        <w:rPr>
+          <w:b w:val="0"/>
+        </w:rPr>
+        <w:t xml:space="preserve">s match </w:t>
+      </w:r>
+      <w:r>
+        <w:rPr>
+          <w:b/>
+        </w:rPr>
+        <w:t>parameter</w:t>
+      </w:r>
+      <w:r>
+        <w:rPr>
+          <w:b w:val="0"/>
+        </w:rPr>
+        <w:t xml:space="preserve"> names in order.</w:t>
       </w:r>
     </w:p>
     <w:p>
-      <w:r>
-        <w:t>1. This one example guarantees correct results for every future input.</w:t>
-      </w:r>
-    </w:p>
-    <w:p>
-      <w:r>
-        <w:t>2. We can decide the result without examining the changed input or the procedure.</w:t>
-      </w:r>
-    </w:p>
-    <w:p>
-      <w:r>
-        <w:t>3. No output is printed.</w:t>
+      <w:pPr>
+        <w:spacing w:line="336" w:lineRule="auto" w:after="180"/>
+        <w:shd w:fill="F1F6FC"/>
+      </w:pPr>
+      <w:r>
+        <w:rPr>
+          <w:b w:val="0"/>
+        </w:rPr>
+        <w:t xml:space="preserve">A </w:t>
+      </w:r>
+      <w:r>
+        <w:rPr>
+          <w:b/>
+        </w:rPr>
+        <w:t>function</w:t>
+      </w:r>
+      <w:r>
+        <w:rPr>
+          <w:b w:val="0"/>
+        </w:rPr>
+        <w:t xml:space="preserve"> </w:t>
+      </w:r>
+      <w:r>
+        <w:rPr>
+          <w:b/>
+        </w:rPr>
+        <w:t>definition</w:t>
+      </w:r>
+      <w:r>
+        <w:rPr>
+          <w:b w:val="0"/>
+        </w:rPr>
+        <w:t xml:space="preserve"> is not an execution of its body; separate </w:t>
+      </w:r>
+      <w:r>
+        <w:rPr>
+          <w:b/>
+        </w:rPr>
+        <w:t>call</w:t>
+      </w:r>
+      <w:r>
+        <w:rPr>
+          <w:b w:val="0"/>
+        </w:rPr>
+        <w:t xml:space="preserve">s supply separate </w:t>
+      </w:r>
+      <w:r>
+        <w:rPr>
+          <w:b/>
+        </w:rPr>
+        <w:t>input</w:t>
+      </w:r>
+      <w:r>
+        <w:rPr>
+          <w:b w:val="0"/>
+        </w:rPr>
+        <w:t xml:space="preserve"> values.</w:t>
       </w:r>
     </w:p>
     <w:p>
@@ -1261,42 +2375,7 @@
         <w:pStyle w:val="Heading3"/>
       </w:pPr>
       <w:r>
-        <w:t>My selected conclusion, deciding fact and explanation</w:t>
-      </w:r>
-    </w:p>
-    <w:p>
-      <w:r>
-        <w:t>________________________________________________________________</w:t>
-      </w:r>
-    </w:p>
-    <w:p>
-      <w:r>
-        <w:t>________________________________________________________________</w:t>
-      </w:r>
-    </w:p>
-    <w:p>
-      <w:r>
-        <w:t>________________________________________________________________</w:t>
-      </w:r>
-    </w:p>
-    <w:p>
-      <w:r>
-        <w:t>________________________________________________________________</w:t>
-      </w:r>
-    </w:p>
-    <w:p>
-      <w:r>
-        <w:t>________________________________________________________________</w:t>
-      </w:r>
-    </w:p>
-    <w:p>
-      <w:r>
-        <w:t>Hint if needed: Use the changed condition and the deciding step in the pictorial trace. The answer must say what follows from those facts.</w:t>
-      </w:r>
-    </w:p>
-    <w:p>
-      <w:r>
-        <w:t>After your attempt, compare with the supported explanation: No output is printed. The body runs only when the function is called.</w:t>
+        <w:t>Practice 2: explain the deciding evidence</w:t>
       </w:r>
     </w:p>
     <w:p>
@@ -1304,22 +2383,115 @@
         <w:pStyle w:val="Heading3"/>
       </w:pPr>
       <w:r>
-        <w:t>Repair a missing building block</w:t>
+        <w:t>Changed case · predict first</w:t>
       </w:r>
     </w:p>
     <w:p>
-      <w:r>
-        <w:t>Review Lists and indexing (python-bridge/7). Goal: Distinguish a list index from the value stored at that position. Short practice: Label the three index positions. Predict all original outputs, then name the first output and stopping point after using index 3.. Return to this week and explain what you changed.</w:t>
+      <w:pPr>
+        <w:spacing w:line="336" w:lineRule="auto" w:after="180"/>
+        <w:shd w:fill="F5F1FB"/>
+      </w:pPr>
+      <w:r>
+        <w:rPr>
+          <w:b w:val="0"/>
+        </w:rPr>
+        <w:t xml:space="preserve">Changed-case practice: Remove both </w:t>
+      </w:r>
+      <w:r>
+        <w:rPr>
+          <w:b/>
+        </w:rPr>
+        <w:t>call</w:t>
+      </w:r>
+      <w:r>
+        <w:rPr>
+          <w:b w:val="0"/>
+        </w:rPr>
+        <w:t xml:space="preserve">s and leave the </w:t>
+      </w:r>
+      <w:r>
+        <w:rPr>
+          <w:b/>
+        </w:rPr>
+        <w:t>definition</w:t>
+      </w:r>
+      <w:r>
+        <w:rPr>
+          <w:b w:val="0"/>
+        </w:rPr>
+        <w:t xml:space="preserve"> only. Which conclusion is supported by the supplied facts?</w:t>
       </w:r>
     </w:p>
     <w:p>
-      <w:r>
-        <w:t>Review Branching and boundary tests (python-bridge/5). Goal: Trace the selected branch in an if elif else chain. Short practice: Trace -2, 4 and 5 through the branches. Explain why the negative check comes first and what label -2 gets if it is removed.. Return to this week and explain what you changed.</w:t>
+      <w:pPr>
+        <w:spacing w:line="336" w:lineRule="auto" w:after="180"/>
+        <w:shd w:fill="F4F9FC"/>
+      </w:pPr>
+      <w:r>
+        <w:rPr>
+          <w:b w:val="0"/>
+        </w:rPr>
+        <w:t xml:space="preserve">1. This one example guarantees correct results for every future </w:t>
+      </w:r>
+      <w:r>
+        <w:rPr>
+          <w:b/>
+        </w:rPr>
+        <w:t>input</w:t>
+      </w:r>
+      <w:r>
+        <w:rPr>
+          <w:b w:val="0"/>
+        </w:rPr>
+        <w:t>.</w:t>
       </w:r>
     </w:p>
     <w:p>
-      <w:r>
-        <w:t>Review Values variables and types (python-bridge/2). Goal: Distinguish integer, floating-point, text and Boolean values. Short practice: Predict both print outputs and explain why they differ. Does count+tag work, and what happens to each valid output after count becomes ten?. Return to this week and explain what you changed.</w:t>
+      <w:pPr>
+        <w:spacing w:line="336" w:lineRule="auto" w:after="180"/>
+        <w:shd w:fill="F4F9FC"/>
+      </w:pPr>
+      <w:r>
+        <w:rPr>
+          <w:b w:val="0"/>
+        </w:rPr>
+        <w:t xml:space="preserve">2. We can decide the result without examining the changed </w:t>
+      </w:r>
+      <w:r>
+        <w:rPr>
+          <w:b/>
+        </w:rPr>
+        <w:t>input</w:t>
+      </w:r>
+      <w:r>
+        <w:rPr>
+          <w:b w:val="0"/>
+        </w:rPr>
+        <w:t xml:space="preserve"> or the procedure.</w:t>
+      </w:r>
+    </w:p>
+    <w:p>
+      <w:pPr>
+        <w:spacing w:line="336" w:lineRule="auto" w:after="180"/>
+        <w:shd w:fill="F4F9FC"/>
+      </w:pPr>
+      <w:r>
+        <w:rPr>
+          <w:b w:val="0"/>
+        </w:rPr>
+        <w:t xml:space="preserve">3. No </w:t>
+      </w:r>
+      <w:r>
+        <w:rPr>
+          <w:b/>
+        </w:rPr>
+        <w:t>output</w:t>
+      </w:r>
+      <w:r>
+        <w:rPr>
+          <w:b w:val="0"/>
+        </w:rPr>
+        <w:t xml:space="preserve"> is printed.</w:t>
       </w:r>
     </w:p>
     <w:p>
@@ -1327,12 +2499,32 @@
         <w:pStyle w:val="Heading3"/>
       </w:pPr>
       <w:r>
-        <w:t>Predict, run and debug</w:t>
+        <w:t>My selected conclusion, deciding fact and explanation</w:t>
       </w:r>
     </w:p>
     <w:p>
       <w:r>
-        <w:t>The browser lab lets you edit the supported Python examples already included in this lesson. Predict first, run, inspect the actual output or error, change one input, then run again. Keep code, predictions, actual results and a reasoned revision together. On paper, label your result as a trace rather than an execution.</w:t>
+        <w:t>________________________________________________________________</w:t>
+      </w:r>
+    </w:p>
+    <w:p>
+      <w:r>
+        <w:t>________________________________________________________________</w:t>
+      </w:r>
+    </w:p>
+    <w:p>
+      <w:r>
+        <w:t>________________________________________________________________</w:t>
+      </w:r>
+    </w:p>
+    <w:p>
+      <w:r>
+        <w:t>________________________________________________________________</w:t>
+      </w:r>
+    </w:p>
+    <w:p>
+      <w:r>
+        <w:t>________________________________________________________________</w:t>
       </w:r>
     </w:p>
     <w:p>
@@ -1340,12 +2532,19 @@
         <w:pStyle w:val="Heading3"/>
       </w:pPr>
       <w:r>
-        <w:t>Keep your completed work</w:t>
+        <w:t>Hint · try first</w:t>
       </w:r>
     </w:p>
     <w:p>
-      <w:r>
-        <w:t>Use Download completed work in the hosted lesson to export your answers, reflections, practice feedback and code-run evidence. Open the HTML copy to read or print it. Drafts stay in this browser when storage is available; clear drafts on a shared device.</w:t>
+      <w:pPr>
+        <w:spacing w:line="336" w:lineRule="auto" w:after="180"/>
+        <w:shd w:fill="F1F6F8"/>
+      </w:pPr>
+      <w:r>
+        <w:rPr>
+          <w:b w:val="0"/>
+        </w:rPr>
+        <w:t>Hint if needed: Use the changed condition and the deciding step in the pictorial trace. The answer must say what follows from those facts.</w:t>
       </w:r>
     </w:p>
     <w:p>
@@ -1353,12 +2552,1285 @@
         <w:pStyle w:val="Heading3"/>
       </w:pPr>
       <w:r>
-        <w:t>What I repaired, the evidence I kept and the next test</w:t>
+        <w:t>Feedback · compare after trying</w:t>
       </w:r>
     </w:p>
     <w:p>
+      <w:pPr>
+        <w:spacing w:line="336" w:lineRule="auto" w:after="180"/>
+        <w:shd w:fill="F1F6FC"/>
+      </w:pPr>
+      <w:r>
+        <w:rPr>
+          <w:b w:val="0"/>
+        </w:rPr>
+        <w:t xml:space="preserve">After your attempt, compare with the supported explanation: No </w:t>
+      </w:r>
+      <w:r>
+        <w:rPr>
+          <w:b/>
+        </w:rPr>
+        <w:t>output</w:t>
+      </w:r>
+      <w:r>
+        <w:rPr>
+          <w:b w:val="0"/>
+        </w:rPr>
+        <w:t xml:space="preserve"> is printed. The body runs only when the </w:t>
+      </w:r>
+      <w:r>
+        <w:rPr>
+          <w:b/>
+        </w:rPr>
+        <w:t>function</w:t>
+      </w:r>
+      <w:r>
+        <w:rPr>
+          <w:b w:val="0"/>
+        </w:rPr>
+        <w:t xml:space="preserve"> is </w:t>
+      </w:r>
+      <w:r>
+        <w:rPr>
+          <w:b/>
+        </w:rPr>
+        <w:t>call</w:t>
+      </w:r>
+      <w:r>
+        <w:rPr>
+          <w:b w:val="0"/>
+        </w:rPr>
+        <w:t>ed.</w:t>
+      </w:r>
+    </w:p>
+    <w:p>
+      <w:pPr>
+        <w:pStyle w:val="Heading3"/>
+      </w:pPr>
+      <w:r>
+        <w:t>Repair a missing building block</w:t>
+      </w:r>
+    </w:p>
+    <w:p>
+      <w:pPr>
+        <w:spacing w:line="336" w:lineRule="auto" w:after="180"/>
+      </w:pPr>
+      <w:r>
+        <w:rPr>
+          <w:b w:val="0"/>
+        </w:rPr>
+        <w:t>Review Lists and indexing (python-bridge/7). Goal: Distinguish a list index from the value stored at that position. Short practice: Label the three index positions.</w:t>
+      </w:r>
+    </w:p>
+    <w:p>
+      <w:pPr>
+        <w:spacing w:line="336" w:lineRule="auto" w:after="180"/>
+      </w:pPr>
+      <w:r>
+        <w:rPr>
+          <w:b w:val="0"/>
+        </w:rPr>
+        <w:t xml:space="preserve">Predict all original </w:t>
+      </w:r>
+      <w:r>
+        <w:rPr>
+          <w:b/>
+        </w:rPr>
+        <w:t>output</w:t>
+      </w:r>
+      <w:r>
+        <w:rPr>
+          <w:b w:val="0"/>
+        </w:rPr>
+        <w:t xml:space="preserve">s, then name the first </w:t>
+      </w:r>
+      <w:r>
+        <w:rPr>
+          <w:b/>
+        </w:rPr>
+        <w:t>output</w:t>
+      </w:r>
+      <w:r>
+        <w:rPr>
+          <w:b w:val="0"/>
+        </w:rPr>
+        <w:t xml:space="preserve"> and stopping point after using index 3.. Return to this week and explain what you changed.</w:t>
+      </w:r>
+    </w:p>
+    <w:p>
+      <w:pPr>
+        <w:spacing w:line="336" w:lineRule="auto" w:after="180"/>
+      </w:pPr>
+      <w:r>
+        <w:rPr>
+          <w:b w:val="0"/>
+        </w:rPr>
+        <w:t>Review Branching and boundary tests (python-bridge/5). Goal: Trace the selected branch in an if elif else chain. Short practice: Trace -2, 4 and 5 through the branches.</w:t>
+      </w:r>
+    </w:p>
+    <w:p>
+      <w:pPr>
+        <w:spacing w:line="336" w:lineRule="auto" w:after="180"/>
+      </w:pPr>
+      <w:r>
+        <w:rPr>
+          <w:b w:val="0"/>
+        </w:rPr>
+        <w:t>Explain why the negative check comes first and what label -2 gets if it is removed.. Return to this week and explain what you changed.</w:t>
+      </w:r>
+    </w:p>
+    <w:p>
+      <w:pPr>
+        <w:spacing w:line="336" w:lineRule="auto" w:after="180"/>
+      </w:pPr>
+      <w:r>
+        <w:rPr>
+          <w:b w:val="0"/>
+        </w:rPr>
+        <w:t xml:space="preserve">Review Values variables and types (python-bridge/2). Goal: Distinguish integer, floating-point, text and Boolean values. Short practice: Predict both print </w:t>
+      </w:r>
+      <w:r>
+        <w:rPr>
+          <w:b/>
+        </w:rPr>
+        <w:t>output</w:t>
+      </w:r>
+      <w:r>
+        <w:rPr>
+          <w:b w:val="0"/>
+        </w:rPr>
+        <w:t>s and explain why they differ.</w:t>
+      </w:r>
+    </w:p>
+    <w:p>
+      <w:pPr>
+        <w:spacing w:line="336" w:lineRule="auto" w:after="180"/>
+      </w:pPr>
+      <w:r>
+        <w:rPr>
+          <w:b w:val="0"/>
+        </w:rPr>
+        <w:t xml:space="preserve">Does count+tag work, and what happens to each valid </w:t>
+      </w:r>
+      <w:r>
+        <w:rPr>
+          <w:b/>
+        </w:rPr>
+        <w:t>output</w:t>
+      </w:r>
+      <w:r>
+        <w:rPr>
+          <w:b w:val="0"/>
+        </w:rPr>
+        <w:t xml:space="preserve"> after count becomes ten?. Return to this week and explain what you changed.</w:t>
+      </w:r>
+    </w:p>
+    <w:p>
+      <w:pPr>
+        <w:pStyle w:val="Heading3"/>
+      </w:pPr>
+      <w:r>
+        <w:t>Predict, run and debug</w:t>
+      </w:r>
+    </w:p>
+    <w:p>
+      <w:pPr>
+        <w:spacing w:line="336" w:lineRule="auto" w:after="180"/>
+      </w:pPr>
+      <w:r>
+        <w:rPr>
+          <w:b w:val="0"/>
+        </w:rPr>
+        <w:t xml:space="preserve">The browser lab lets you edit the supported Python examples already included in this lesson. Predict first, run, inspect the actual </w:t>
+      </w:r>
+      <w:r>
+        <w:rPr>
+          <w:b/>
+        </w:rPr>
+        <w:t>output</w:t>
+      </w:r>
+      <w:r>
+        <w:rPr>
+          <w:b w:val="0"/>
+        </w:rPr>
+        <w:t xml:space="preserve"> or error, change one </w:t>
+      </w:r>
+      <w:r>
+        <w:rPr>
+          <w:b/>
+        </w:rPr>
+        <w:t>input</w:t>
+      </w:r>
+      <w:r>
+        <w:rPr>
+          <w:b w:val="0"/>
+        </w:rPr>
+        <w:t>, then run again.</w:t>
+      </w:r>
+    </w:p>
+    <w:p>
+      <w:pPr>
+        <w:spacing w:line="336" w:lineRule="auto" w:after="180"/>
+      </w:pPr>
+      <w:r>
+        <w:rPr>
+          <w:b w:val="0"/>
+        </w:rPr>
+        <w:t xml:space="preserve">Keep code, </w:t>
+      </w:r>
+      <w:r>
+        <w:rPr>
+          <w:b/>
+        </w:rPr>
+        <w:t>prediction</w:t>
+      </w:r>
+      <w:r>
+        <w:rPr>
+          <w:b w:val="0"/>
+        </w:rPr>
+        <w:t>s, actual results and a reasoned revision together. On paper, label your result as a trace rather than an execution.</w:t>
+      </w:r>
+    </w:p>
+    <w:p>
+      <w:pPr>
+        <w:pStyle w:val="Heading3"/>
+      </w:pPr>
+      <w:r>
+        <w:t>Keep your completed work</w:t>
+      </w:r>
+    </w:p>
+    <w:p>
+      <w:pPr>
+        <w:spacing w:line="336" w:lineRule="auto" w:after="180"/>
+      </w:pPr>
+      <w:r>
+        <w:rPr>
+          <w:b w:val="0"/>
+        </w:rPr>
+        <w:t xml:space="preserve">Use Download completed work in the hosted lesson to export your answers, reflections, practice feedback and code-run </w:t>
+      </w:r>
+      <w:r>
+        <w:rPr>
+          <w:b/>
+        </w:rPr>
+        <w:t>evidence</w:t>
+      </w:r>
+      <w:r>
+        <w:rPr>
+          <w:b w:val="0"/>
+        </w:rPr>
+        <w:t>. Open the HTML copy to read or print it.</w:t>
+      </w:r>
+    </w:p>
+    <w:p>
+      <w:pPr>
+        <w:spacing w:line="336" w:lineRule="auto" w:after="180"/>
+      </w:pPr>
+      <w:r>
+        <w:rPr>
+          <w:b w:val="0"/>
+        </w:rPr>
+        <w:t>Drafts stay in this browser when storage is available; clear drafts on a shared device.</w:t>
+      </w:r>
+    </w:p>
+    <w:p>
+      <w:pPr>
+        <w:pStyle w:val="Heading3"/>
+      </w:pPr>
+      <w:r>
+        <w:t>What I repaired, the evidence I kept and the next test</w:t>
+      </w:r>
+    </w:p>
+    <w:p>
       <w:r>
         <w:t>________________________________________________________________</w:t>
+      </w:r>
+    </w:p>
+    <w:p>
+      <w:r>
+        <w:t>________________________________________________________________</w:t>
+      </w:r>
+    </w:p>
+    <w:p>
+      <w:r>
+        <w:t>________________________________________________________________</w:t>
+      </w:r>
+    </w:p>
+    <w:p>
+      <w:r>
+        <w:t>________________________________________________________________</w:t>
+      </w:r>
+    </w:p>
+    <w:p>
+      <w:r>
+        <w:t>________________________________________________________________</w:t>
+      </w:r>
+    </w:p>
+    <w:p>
+      <w:pPr>
+        <w:pStyle w:val="Heading1"/>
+      </w:pPr>
+      <w:r>
+        <w:t>15. Visual concept journey</w:t>
+      </w:r>
+    </w:p>
+    <w:p>
+      <w:r>
+        <w:t>Explain each Functions and arguments picture from its labels, then record a relevant limit.</w:t>
+      </w:r>
+    </w:p>
+    <w:p>
+      <w:pPr>
+        <w:pStyle w:val="Heading3"/>
+      </w:pPr>
+      <w:r>
+        <w:t>01. Functions and arguments: the case</w:t>
+      </w:r>
+    </w:p>
+    <w:p>
+      <w:r>
+        <w:drawing>
+          <wp:inline xmlns:a="http://schemas.openxmlformats.org/drawingml/2006/main" xmlns:pic="http://schemas.openxmlformats.org/drawingml/2006/picture">
+            <wp:extent cx="5486400" cy="2834640"/>
+            <wp:docPr id="2" name="Picture 2" descr="Match arguments to parameters. A function prints the difference between capacity and reserved spaces. Supplied facts: Python 3: def show_free(capacity,reserved): print(capacity-reserved). Calls: show_free(11,3); show_free(3,11)."/>
+            <wp:cNvGraphicFramePr>
+              <a:graphicFrameLocks noChangeAspect="1"/>
+            </wp:cNvGraphicFramePr>
+            <a:graphic>
+              <a:graphicData uri="http://schemas.openxmlformats.org/drawingml/2006/picture">
+                <pic:pic>
+                  <pic:nvPicPr>
+                    <pic:cNvPr id="0" name="academy-story-python-bridge-8-01.png"/>
+                    <pic:cNvPicPr/>
+                  </pic:nvPicPr>
+                  <pic:blipFill>
+                    <a:blip r:embed="rId10"/>
+                    <a:stretch>
+                      <a:fillRect/>
+                    </a:stretch>
+                  </pic:blipFill>
+                  <pic:spPr>
+                    <a:xfrm>
+                      <a:off x="0" y="0"/>
+                      <a:ext cx="5486400" cy="2834640"/>
+                    </a:xfrm>
+                    <a:prstGeom prst="rect"/>
+                  </pic:spPr>
+                </pic:pic>
+              </a:graphicData>
+            </a:graphic>
+          </wp:inline>
+        </w:drawing>
+      </w:r>
+    </w:p>
+    <w:p>
+      <w:pPr>
+        <w:spacing w:line="336" w:lineRule="auto" w:after="180"/>
+      </w:pPr>
+      <w:r>
+        <w:rPr>
+          <w:b w:val="0"/>
+        </w:rPr>
+        <w:t xml:space="preserve">Match </w:t>
+      </w:r>
+      <w:r>
+        <w:rPr>
+          <w:b/>
+        </w:rPr>
+        <w:t>argument</w:t>
+      </w:r>
+      <w:r>
+        <w:rPr>
+          <w:b w:val="0"/>
+        </w:rPr>
+        <w:t xml:space="preserve">s to </w:t>
+      </w:r>
+      <w:r>
+        <w:rPr>
+          <w:b/>
+        </w:rPr>
+        <w:t>parameter</w:t>
+      </w:r>
+      <w:r>
+        <w:rPr>
+          <w:b w:val="0"/>
+        </w:rPr>
+        <w:t xml:space="preserve">s. A </w:t>
+      </w:r>
+      <w:r>
+        <w:rPr>
+          <w:b/>
+        </w:rPr>
+        <w:t>function</w:t>
+      </w:r>
+      <w:r>
+        <w:rPr>
+          <w:b w:val="0"/>
+        </w:rPr>
+        <w:t xml:space="preserve"> prints the difference between capacity and reserved spaces. Supplied facts: Python 3: def show_free(capacity,reserved): print(capacity-reserved).</w:t>
+      </w:r>
+    </w:p>
+    <w:p>
+      <w:pPr>
+        <w:spacing w:line="336" w:lineRule="auto" w:after="180"/>
+      </w:pPr>
+      <w:r>
+        <w:rPr>
+          <w:b/>
+        </w:rPr>
+        <w:t>Call</w:t>
+      </w:r>
+      <w:r>
+        <w:rPr>
+          <w:b w:val="0"/>
+        </w:rPr>
+        <w:t>s: show_free(11,3); show_free(3,11).</w:t>
+      </w:r>
+    </w:p>
+    <w:p>
+      <w:pPr>
+        <w:spacing w:line="336" w:lineRule="auto" w:after="180"/>
+        <w:shd w:fill="F5F1FB"/>
+      </w:pPr>
+      <w:r>
+        <w:rPr>
+          <w:b w:val="0"/>
+        </w:rPr>
+        <w:t>Point to the given fact that matters most. Explain why it matters.</w:t>
+      </w:r>
+    </w:p>
+    <w:p>
+      <w:pPr>
+        <w:pStyle w:val="Heading3"/>
+      </w:pPr>
+      <w:r>
+        <w:t>My picture explanation, deciding evidence and one limit</w:t>
+      </w:r>
+    </w:p>
+    <w:p>
+      <w:r>
+        <w:t>________________________________________________________________</w:t>
+      </w:r>
+    </w:p>
+    <w:p>
+      <w:r>
+        <w:t>________________________________________________________________</w:t>
+      </w:r>
+    </w:p>
+    <w:p>
+      <w:r>
+        <w:t>________________________________________________________________</w:t>
+      </w:r>
+    </w:p>
+    <w:p>
+      <w:r>
+        <w:t>________________________________________________________________</w:t>
+      </w:r>
+    </w:p>
+    <w:p>
+      <w:pPr>
+        <w:pStyle w:val="Heading3"/>
+      </w:pPr>
+      <w:r>
+        <w:t>02. Follow the deciding steps</w:t>
+      </w:r>
+    </w:p>
+    <w:p>
+      <w:r>
+        <w:drawing>
+          <wp:inline xmlns:a="http://schemas.openxmlformats.org/drawingml/2006/main" xmlns:pic="http://schemas.openxmlformats.org/drawingml/2006/picture">
+            <wp:extent cx="5486400" cy="3182112"/>
+            <wp:docPr id="3" name="Picture 3" descr="Define without calling: The definition creates the function but prints nothing yet. → Match first arguments: capacity=11 and reserved=3 give a printed 8. → Trace reversed call: capacity=3 and reserved=11 give -8 under the same arithmetic."/>
+            <wp:cNvGraphicFramePr>
+              <a:graphicFrameLocks noChangeAspect="1"/>
+            </wp:cNvGraphicFramePr>
+            <a:graphic>
+              <a:graphicData uri="http://schemas.openxmlformats.org/drawingml/2006/picture">
+                <pic:pic>
+                  <pic:nvPicPr>
+                    <pic:cNvPr id="0" name="academy-story-python-bridge-8-02.png"/>
+                    <pic:cNvPicPr/>
+                  </pic:nvPicPr>
+                  <pic:blipFill>
+                    <a:blip r:embed="rId11"/>
+                    <a:stretch>
+                      <a:fillRect/>
+                    </a:stretch>
+                  </pic:blipFill>
+                  <pic:spPr>
+                    <a:xfrm>
+                      <a:off x="0" y="0"/>
+                      <a:ext cx="5486400" cy="3182112"/>
+                    </a:xfrm>
+                    <a:prstGeom prst="rect"/>
+                  </pic:spPr>
+                </pic:pic>
+              </a:graphicData>
+            </a:graphic>
+          </wp:inline>
+        </w:drawing>
+      </w:r>
+    </w:p>
+    <w:p>
+      <w:pPr>
+        <w:spacing w:line="336" w:lineRule="auto" w:after="180"/>
+      </w:pPr>
+      <w:r>
+        <w:rPr>
+          <w:b w:val="0"/>
+        </w:rPr>
+        <w:t xml:space="preserve">Define without </w:t>
+      </w:r>
+      <w:r>
+        <w:rPr>
+          <w:b/>
+        </w:rPr>
+        <w:t>call</w:t>
+      </w:r>
+      <w:r>
+        <w:rPr>
+          <w:b w:val="0"/>
+        </w:rPr>
+        <w:t xml:space="preserve">ing: The </w:t>
+      </w:r>
+      <w:r>
+        <w:rPr>
+          <w:b/>
+        </w:rPr>
+        <w:t>definition</w:t>
+      </w:r>
+      <w:r>
+        <w:rPr>
+          <w:b w:val="0"/>
+        </w:rPr>
+        <w:t xml:space="preserve"> creates the </w:t>
+      </w:r>
+      <w:r>
+        <w:rPr>
+          <w:b/>
+        </w:rPr>
+        <w:t>function</w:t>
+      </w:r>
+      <w:r>
+        <w:rPr>
+          <w:b w:val="0"/>
+        </w:rPr>
+        <w:t xml:space="preserve"> but prints nothing yet. → Match first </w:t>
+      </w:r>
+      <w:r>
+        <w:rPr>
+          <w:b/>
+        </w:rPr>
+        <w:t>argument</w:t>
+      </w:r>
+      <w:r>
+        <w:rPr>
+          <w:b w:val="0"/>
+        </w:rPr>
+        <w:t xml:space="preserve">s: capacity=11 and reserved=3 give a printed 8. → Trace reversed </w:t>
+      </w:r>
+      <w:r>
+        <w:rPr>
+          <w:b/>
+        </w:rPr>
+        <w:t>call</w:t>
+      </w:r>
+      <w:r>
+        <w:rPr>
+          <w:b w:val="0"/>
+        </w:rPr>
+        <w:t>: capacity=3 and reserved=11 give -8 under the same arithmetic.</w:t>
+      </w:r>
+    </w:p>
+    <w:p>
+      <w:pPr>
+        <w:spacing w:line="336" w:lineRule="auto" w:after="180"/>
+        <w:shd w:fill="F5F1FB"/>
+      </w:pPr>
+      <w:r>
+        <w:rPr>
+          <w:b w:val="0"/>
+        </w:rPr>
+        <w:t xml:space="preserve">Point to each numbered stage and explain which recorded </w:t>
+      </w:r>
+      <w:r>
+        <w:rPr>
+          <w:b/>
+        </w:rPr>
+        <w:t>input</w:t>
+      </w:r>
+      <w:r>
+        <w:rPr>
+          <w:b w:val="0"/>
+        </w:rPr>
+        <w:t xml:space="preserve"> it uses.</w:t>
+      </w:r>
+    </w:p>
+    <w:p>
+      <w:pPr>
+        <w:pStyle w:val="Heading3"/>
+      </w:pPr>
+      <w:r>
+        <w:t>My picture explanation, deciding evidence and one limit</w:t>
+      </w:r>
+    </w:p>
+    <w:p>
+      <w:r>
+        <w:t>________________________________________________________________</w:t>
+      </w:r>
+    </w:p>
+    <w:p>
+      <w:r>
+        <w:t>________________________________________________________________</w:t>
+      </w:r>
+    </w:p>
+    <w:p>
+      <w:r>
+        <w:t>________________________________________________________________</w:t>
+      </w:r>
+    </w:p>
+    <w:p>
+      <w:r>
+        <w:t>________________________________________________________________</w:t>
+      </w:r>
+    </w:p>
+    <w:p>
+      <w:pPr>
+        <w:pStyle w:val="Heading3"/>
+      </w:pPr>
+      <w:r>
+        <w:t>03. Arguments matched in order</w:t>
+      </w:r>
+    </w:p>
+    <w:p>
+      <w:r>
+        <w:drawing>
+          <wp:inline xmlns:a="http://schemas.openxmlformats.org/drawingml/2006/main" xmlns:pic="http://schemas.openxmlformats.org/drawingml/2006/picture">
+            <wp:extent cx="5486400" cy="2834640"/>
+            <wp:docPr id="4" name="Picture 4" descr="Arguments matched in order. show_remaining(12, 4) | capacity 12; used 4 | 8. show_remaining(10, 7) | capacity 10; used 7 | 3"/>
+            <wp:cNvGraphicFramePr>
+              <a:graphicFrameLocks noChangeAspect="1"/>
+            </wp:cNvGraphicFramePr>
+            <a:graphic>
+              <a:graphicData uri="http://schemas.openxmlformats.org/drawingml/2006/picture">
+                <pic:pic>
+                  <pic:nvPicPr>
+                    <pic:cNvPr id="0" name="academy-story-python-bridge-8-03.png"/>
+                    <pic:cNvPicPr/>
+                  </pic:nvPicPr>
+                  <pic:blipFill>
+                    <a:blip r:embed="rId12"/>
+                    <a:stretch>
+                      <a:fillRect/>
+                    </a:stretch>
+                  </pic:blipFill>
+                  <pic:spPr>
+                    <a:xfrm>
+                      <a:off x="0" y="0"/>
+                      <a:ext cx="5486400" cy="2834640"/>
+                    </a:xfrm>
+                    <a:prstGeom prst="rect"/>
+                  </pic:spPr>
+                </pic:pic>
+              </a:graphicData>
+            </a:graphic>
+          </wp:inline>
+        </w:drawing>
+      </w:r>
+    </w:p>
+    <w:p>
+      <w:pPr>
+        <w:spacing w:line="336" w:lineRule="auto" w:after="180"/>
+      </w:pPr>
+      <w:r>
+        <w:rPr>
+          <w:b/>
+        </w:rPr>
+        <w:t>Argument</w:t>
+      </w:r>
+      <w:r>
+        <w:rPr>
+          <w:b w:val="0"/>
+        </w:rPr>
+        <w:t>s matched in order. show_remaining(12, 4) | capacity 12; used 4 | 8. show_remaining(10, 7) | capacity 10; used 7 | 3</w:t>
+      </w:r>
+    </w:p>
+    <w:p>
+      <w:pPr>
+        <w:spacing w:line="336" w:lineRule="auto" w:after="180"/>
+        <w:shd w:fill="F5F1FB"/>
+      </w:pPr>
+      <w:r>
+        <w:rPr>
+          <w:b w:val="0"/>
+        </w:rPr>
+        <w:t>Read the labels and values. Explain the relationship the model shows.</w:t>
+      </w:r>
+    </w:p>
+    <w:p>
+      <w:pPr>
+        <w:pStyle w:val="Heading3"/>
+      </w:pPr>
+      <w:r>
+        <w:t>My picture explanation, deciding evidence and one limit</w:t>
+      </w:r>
+    </w:p>
+    <w:p>
+      <w:r>
+        <w:t>________________________________________________________________</w:t>
+      </w:r>
+    </w:p>
+    <w:p>
+      <w:r>
+        <w:t>________________________________________________________________</w:t>
+      </w:r>
+    </w:p>
+    <w:p>
+      <w:r>
+        <w:t>________________________________________________________________</w:t>
+      </w:r>
+    </w:p>
+    <w:p>
+      <w:r>
+        <w:t>________________________________________________________________</w:t>
+      </w:r>
+    </w:p>
+    <w:p>
+      <w:pPr>
+        <w:pStyle w:val="Heading3"/>
+      </w:pPr>
+      <w:r>
+        <w:t>04. Change one thing. Trace what follows.</w:t>
+      </w:r>
+    </w:p>
+    <w:p>
+      <w:r>
+        <w:drawing>
+          <wp:inline xmlns:a="http://schemas.openxmlformats.org/drawingml/2006/main" xmlns:pic="http://schemas.openxmlformats.org/drawingml/2006/picture">
+            <wp:extent cx="5486400" cy="3026664"/>
+            <wp:docPr id="5" name="Picture 5" descr="Original case: capacity=3 and reserved=11 give -8 under the same arithmetic. Changed condition: Remove both calls and leave the definition only. Expected result: No output is printed. Reason: The body runs only when the function is called."/>
+            <wp:cNvGraphicFramePr>
+              <a:graphicFrameLocks noChangeAspect="1"/>
+            </wp:cNvGraphicFramePr>
+            <a:graphic>
+              <a:graphicData uri="http://schemas.openxmlformats.org/drawingml/2006/picture">
+                <pic:pic>
+                  <pic:nvPicPr>
+                    <pic:cNvPr id="0" name="academy-story-python-bridge-8-04.png"/>
+                    <pic:cNvPicPr/>
+                  </pic:nvPicPr>
+                  <pic:blipFill>
+                    <a:blip r:embed="rId13"/>
+                    <a:stretch>
+                      <a:fillRect/>
+                    </a:stretch>
+                  </pic:blipFill>
+                  <pic:spPr>
+                    <a:xfrm>
+                      <a:off x="0" y="0"/>
+                      <a:ext cx="5486400" cy="3026664"/>
+                    </a:xfrm>
+                    <a:prstGeom prst="rect"/>
+                  </pic:spPr>
+                </pic:pic>
+              </a:graphicData>
+            </a:graphic>
+          </wp:inline>
+        </w:drawing>
+      </w:r>
+    </w:p>
+    <w:p>
+      <w:pPr>
+        <w:spacing w:line="336" w:lineRule="auto" w:after="180"/>
+      </w:pPr>
+      <w:r>
+        <w:rPr>
+          <w:b w:val="0"/>
+        </w:rPr>
+        <w:t xml:space="preserve">Original case: capacity=3 and reserved=11 give -8 under the same arithmetic. Changed condition: Remove both </w:t>
+      </w:r>
+      <w:r>
+        <w:rPr>
+          <w:b/>
+        </w:rPr>
+        <w:t>call</w:t>
+      </w:r>
+      <w:r>
+        <w:rPr>
+          <w:b w:val="0"/>
+        </w:rPr>
+        <w:t xml:space="preserve">s and leave the </w:t>
+      </w:r>
+      <w:r>
+        <w:rPr>
+          <w:b/>
+        </w:rPr>
+        <w:t>definition</w:t>
+      </w:r>
+      <w:r>
+        <w:rPr>
+          <w:b w:val="0"/>
+        </w:rPr>
+        <w:t xml:space="preserve"> only. Expected result: No </w:t>
+      </w:r>
+      <w:r>
+        <w:rPr>
+          <w:b/>
+        </w:rPr>
+        <w:t>output</w:t>
+      </w:r>
+      <w:r>
+        <w:rPr>
+          <w:b w:val="0"/>
+        </w:rPr>
+        <w:t xml:space="preserve"> is printed.</w:t>
+      </w:r>
+    </w:p>
+    <w:p>
+      <w:pPr>
+        <w:spacing w:line="336" w:lineRule="auto" w:after="180"/>
+      </w:pPr>
+      <w:r>
+        <w:rPr>
+          <w:b w:val="0"/>
+        </w:rPr>
+        <w:t xml:space="preserve">Reason: The body runs only when the </w:t>
+      </w:r>
+      <w:r>
+        <w:rPr>
+          <w:b/>
+        </w:rPr>
+        <w:t>function</w:t>
+      </w:r>
+      <w:r>
+        <w:rPr>
+          <w:b w:val="0"/>
+        </w:rPr>
+        <w:t xml:space="preserve"> is </w:t>
+      </w:r>
+      <w:r>
+        <w:rPr>
+          <w:b/>
+        </w:rPr>
+        <w:t>call</w:t>
+      </w:r>
+      <w:r>
+        <w:rPr>
+          <w:b w:val="0"/>
+        </w:rPr>
+        <w:t>ed.</w:t>
+      </w:r>
+    </w:p>
+    <w:p>
+      <w:pPr>
+        <w:spacing w:line="336" w:lineRule="auto" w:after="180"/>
+        <w:shd w:fill="F5F1FB"/>
+      </w:pPr>
+      <w:r>
+        <w:rPr>
+          <w:b w:val="0"/>
+        </w:rPr>
+        <w:t>Predict before checking the worked changed-case result. Name what changed and what the supplied facts allow you to conclude.</w:t>
+      </w:r>
+    </w:p>
+    <w:p>
+      <w:pPr>
+        <w:pStyle w:val="Heading3"/>
+      </w:pPr>
+      <w:r>
+        <w:t>My picture explanation, deciding evidence and one limit</w:t>
+      </w:r>
+    </w:p>
+    <w:p>
+      <w:r>
+        <w:t>________________________________________________________________</w:t>
+      </w:r>
+    </w:p>
+    <w:p>
+      <w:r>
+        <w:t>________________________________________________________________</w:t>
+      </w:r>
+    </w:p>
+    <w:p>
+      <w:r>
+        <w:t>________________________________________________________________</w:t>
+      </w:r>
+    </w:p>
+    <w:p>
+      <w:r>
+        <w:t>________________________________________________________________</w:t>
+      </w:r>
+    </w:p>
+    <w:p>
+      <w:pPr>
+        <w:pStyle w:val="Heading3"/>
+      </w:pPr>
+      <w:r>
+        <w:t>05. Connect the explanation to its limit</w:t>
+      </w:r>
+    </w:p>
+    <w:p>
+      <w:r>
+        <w:drawing>
+          <wp:inline xmlns:a="http://schemas.openxmlformats.org/drawingml/2006/main" xmlns:pic="http://schemas.openxmlformats.org/drawingml/2006/picture">
+            <wp:extent cx="5486400" cy="2834640"/>
+            <wp:docPr id="6" name="Picture 6" descr="Positional arguments match parameter names in order. A function definition is not an execution of its body; separate calls supply separate input values. Limit: The arithmetic permits negative results; a real capacity contract may reject reserved&gt;capacity instead of treating it as free space."/>
+            <wp:cNvGraphicFramePr>
+              <a:graphicFrameLocks noChangeAspect="1"/>
+            </wp:cNvGraphicFramePr>
+            <a:graphic>
+              <a:graphicData uri="http://schemas.openxmlformats.org/drawingml/2006/picture">
+                <pic:pic>
+                  <pic:nvPicPr>
+                    <pic:cNvPr id="0" name="academy-story-python-bridge-8-05.png"/>
+                    <pic:cNvPicPr/>
+                  </pic:nvPicPr>
+                  <pic:blipFill>
+                    <a:blip r:embed="rId14"/>
+                    <a:stretch>
+                      <a:fillRect/>
+                    </a:stretch>
+                  </pic:blipFill>
+                  <pic:spPr>
+                    <a:xfrm>
+                      <a:off x="0" y="0"/>
+                      <a:ext cx="5486400" cy="2834640"/>
+                    </a:xfrm>
+                    <a:prstGeom prst="rect"/>
+                  </pic:spPr>
+                </pic:pic>
+              </a:graphicData>
+            </a:graphic>
+          </wp:inline>
+        </w:drawing>
+      </w:r>
+    </w:p>
+    <w:p>
+      <w:pPr>
+        <w:spacing w:line="336" w:lineRule="auto" w:after="180"/>
+      </w:pPr>
+      <w:r>
+        <w:rPr>
+          <w:b w:val="0"/>
+        </w:rPr>
+        <w:t xml:space="preserve">Positional </w:t>
+      </w:r>
+      <w:r>
+        <w:rPr>
+          <w:b/>
+        </w:rPr>
+        <w:t>argument</w:t>
+      </w:r>
+      <w:r>
+        <w:rPr>
+          <w:b w:val="0"/>
+        </w:rPr>
+        <w:t xml:space="preserve">s match </w:t>
+      </w:r>
+      <w:r>
+        <w:rPr>
+          <w:b/>
+        </w:rPr>
+        <w:t>parameter</w:t>
+      </w:r>
+      <w:r>
+        <w:rPr>
+          <w:b w:val="0"/>
+        </w:rPr>
+        <w:t xml:space="preserve"> names in order. A </w:t>
+      </w:r>
+      <w:r>
+        <w:rPr>
+          <w:b/>
+        </w:rPr>
+        <w:t>function</w:t>
+      </w:r>
+      <w:r>
+        <w:rPr>
+          <w:b w:val="0"/>
+        </w:rPr>
+        <w:t xml:space="preserve"> </w:t>
+      </w:r>
+      <w:r>
+        <w:rPr>
+          <w:b/>
+        </w:rPr>
+        <w:t>definition</w:t>
+      </w:r>
+      <w:r>
+        <w:rPr>
+          <w:b w:val="0"/>
+        </w:rPr>
+        <w:t xml:space="preserve"> is not an execution of its body; separate </w:t>
+      </w:r>
+      <w:r>
+        <w:rPr>
+          <w:b/>
+        </w:rPr>
+        <w:t>call</w:t>
+      </w:r>
+      <w:r>
+        <w:rPr>
+          <w:b w:val="0"/>
+        </w:rPr>
+        <w:t xml:space="preserve">s supply separate </w:t>
+      </w:r>
+      <w:r>
+        <w:rPr>
+          <w:b/>
+        </w:rPr>
+        <w:t>input</w:t>
+      </w:r>
+      <w:r>
+        <w:rPr>
+          <w:b w:val="0"/>
+        </w:rPr>
+        <w:t xml:space="preserve"> values.</w:t>
+      </w:r>
+    </w:p>
+    <w:p>
+      <w:pPr>
+        <w:spacing w:line="336" w:lineRule="auto" w:after="180"/>
+      </w:pPr>
+      <w:r>
+        <w:rPr>
+          <w:b w:val="0"/>
+        </w:rPr>
+        <w:t>Limit: The arithmetic permits negative results; a real capacity contract may reject reserved&gt;capacity instead of treating it as free space.</w:t>
+      </w:r>
+    </w:p>
+    <w:p>
+      <w:pPr>
+        <w:spacing w:line="336" w:lineRule="auto" w:after="180"/>
+        <w:shd w:fill="F5F1FB"/>
+      </w:pPr>
+      <w:r>
+        <w:rPr>
+          <w:b w:val="0"/>
+        </w:rPr>
+        <w:t>Explain the case, then point to a limit on the claim.</w:t>
+      </w:r>
+    </w:p>
+    <w:p>
+      <w:pPr>
+        <w:pStyle w:val="Heading3"/>
+      </w:pPr>
+      <w:r>
+        <w:t>My picture explanation, deciding evidence and one limit</w:t>
+      </w:r>
+    </w:p>
+    <w:p>
+      <w:r>
+        <w:t>________________________________________________________________</w:t>
+      </w:r>
+    </w:p>
+    <w:p>
+      <w:r>
+        <w:t>________________________________________________________________</w:t>
+      </w:r>
+    </w:p>
+    <w:p>
+      <w:r>
+        <w:t>________________________________________________________________</w:t>
+      </w:r>
+    </w:p>
+    <w:p>
+      <w:r>
+        <w:t>________________________________________________________________</w:t>
+      </w:r>
+    </w:p>
+    <w:p>
+      <w:pPr>
+        <w:pStyle w:val="Heading3"/>
+      </w:pPr>
+      <w:r>
+        <w:t>06. Make the idea visible in your project</w:t>
+      </w:r>
+    </w:p>
+    <w:p>
+      <w:r>
+        <w:drawing>
+          <wp:inline xmlns:a="http://schemas.openxmlformats.org/drawingml/2006/main" xmlns:pic="http://schemas.openxmlformats.org/drawingml/2006/picture">
+            <wp:extent cx="5486400" cy="3681984"/>
+            <wp:docPr id="7" name="Picture 7" descr="For Python readiness before the Responsible Plant Classifier, retain a trace of the values, the predicted outputs and the changed-case explanation. Use actual Python 3 results to check the prediction after reasoning first. Draw your input, deciding step, result and limit. Supported question: Match every argument to a parameter for the two calls. Why do outputs differ, and what prints when both calls are removed?"/>
+            <wp:cNvGraphicFramePr>
+              <a:graphicFrameLocks noChangeAspect="1"/>
+            </wp:cNvGraphicFramePr>
+            <a:graphic>
+              <a:graphicData uri="http://schemas.openxmlformats.org/drawingml/2006/picture">
+                <pic:pic>
+                  <pic:nvPicPr>
+                    <pic:cNvPr id="0" name="academy-story-python-bridge-8-06.png"/>
+                    <pic:cNvPicPr/>
+                  </pic:nvPicPr>
+                  <pic:blipFill>
+                    <a:blip r:embed="rId15"/>
+                    <a:stretch>
+                      <a:fillRect/>
+                    </a:stretch>
+                  </pic:blipFill>
+                  <pic:spPr>
+                    <a:xfrm>
+                      <a:off x="0" y="0"/>
+                      <a:ext cx="5486400" cy="3681984"/>
+                    </a:xfrm>
+                    <a:prstGeom prst="rect"/>
+                  </pic:spPr>
+                </pic:pic>
+              </a:graphicData>
+            </a:graphic>
+          </wp:inline>
+        </w:drawing>
+      </w:r>
+    </w:p>
+    <w:p>
+      <w:pPr>
+        <w:spacing w:line="336" w:lineRule="auto" w:after="180"/>
+      </w:pPr>
+      <w:r>
+        <w:rPr>
+          <w:b w:val="0"/>
+        </w:rPr>
+        <w:t xml:space="preserve">For Python readiness before the Responsible Plant Classifier, retain a trace of the values, the predicted </w:t>
+      </w:r>
+      <w:r>
+        <w:rPr>
+          <w:b/>
+        </w:rPr>
+        <w:t>output</w:t>
+      </w:r>
+      <w:r>
+        <w:rPr>
+          <w:b w:val="0"/>
+        </w:rPr>
+        <w:t xml:space="preserve">s and the changed-case explanation. Use actual Python 3 results to check the </w:t>
+      </w:r>
+      <w:r>
+        <w:rPr>
+          <w:b/>
+        </w:rPr>
+        <w:t>prediction</w:t>
+      </w:r>
+      <w:r>
+        <w:rPr>
+          <w:b w:val="0"/>
+        </w:rPr>
+        <w:t xml:space="preserve"> after reasoning first.</w:t>
+      </w:r>
+    </w:p>
+    <w:p>
+      <w:pPr>
+        <w:spacing w:line="336" w:lineRule="auto" w:after="180"/>
+      </w:pPr>
+      <w:r>
+        <w:rPr>
+          <w:b w:val="0"/>
+        </w:rPr>
+        <w:t xml:space="preserve">Draw your </w:t>
+      </w:r>
+      <w:r>
+        <w:rPr>
+          <w:b/>
+        </w:rPr>
+        <w:t>input</w:t>
+      </w:r>
+      <w:r>
+        <w:rPr>
+          <w:b w:val="0"/>
+        </w:rPr>
+        <w:t xml:space="preserve">, deciding step, result and limit. Supported question: Match every </w:t>
+      </w:r>
+      <w:r>
+        <w:rPr>
+          <w:b/>
+        </w:rPr>
+        <w:t>argument</w:t>
+      </w:r>
+      <w:r>
+        <w:rPr>
+          <w:b w:val="0"/>
+        </w:rPr>
+        <w:t xml:space="preserve"> to a </w:t>
+      </w:r>
+      <w:r>
+        <w:rPr>
+          <w:b/>
+        </w:rPr>
+        <w:t>parameter</w:t>
+      </w:r>
+      <w:r>
+        <w:rPr>
+          <w:b w:val="0"/>
+        </w:rPr>
+        <w:t xml:space="preserve"> for the two </w:t>
+      </w:r>
+      <w:r>
+        <w:rPr>
+          <w:b/>
+        </w:rPr>
+        <w:t>call</w:t>
+      </w:r>
+      <w:r>
+        <w:rPr>
+          <w:b w:val="0"/>
+        </w:rPr>
+        <w:t xml:space="preserve">s. Why do </w:t>
+      </w:r>
+      <w:r>
+        <w:rPr>
+          <w:b/>
+        </w:rPr>
+        <w:t>output</w:t>
+      </w:r>
+      <w:r>
+        <w:rPr>
+          <w:b w:val="0"/>
+        </w:rPr>
+        <w:t xml:space="preserve">s differ, and what prints when both </w:t>
+      </w:r>
+      <w:r>
+        <w:rPr>
+          <w:b/>
+        </w:rPr>
+        <w:t>call</w:t>
+      </w:r>
+      <w:r>
+        <w:rPr>
+          <w:b w:val="0"/>
+        </w:rPr>
+        <w:t>s are removed?</w:t>
+      </w:r>
+    </w:p>
+    <w:p>
+      <w:pPr>
+        <w:spacing w:line="336" w:lineRule="auto" w:after="180"/>
+        <w:shd w:fill="F5F1FB"/>
+      </w:pPr>
+      <w:r>
+        <w:rPr>
+          <w:b w:val="0"/>
+        </w:rPr>
+        <w:t xml:space="preserve">Draw your project trace and justify the deciding step using </w:t>
+      </w:r>
+      <w:r>
+        <w:rPr>
+          <w:b/>
+        </w:rPr>
+        <w:t>evidence</w:t>
+      </w:r>
+      <w:r>
+        <w:rPr>
+          <w:b w:val="0"/>
+        </w:rPr>
+        <w:t>.</w:t>
+      </w:r>
+    </w:p>
+    <w:p>
+      <w:pPr>
+        <w:pStyle w:val="Heading3"/>
+      </w:pPr>
+      <w:r>
+        <w:t>My picture explanation, deciding evidence and one limit</w:t>
       </w:r>
     </w:p>
     <w:p>

--- a/downloads/workbook/bridge-week-08.docx
+++ b/downloads/workbook/bridge-week-08.docx
@@ -732,55 +732,65 @@
     </w:p>
     <w:p>
       <w:pPr>
-        <w:spacing w:line="336" w:lineRule="auto" w:after="180"/>
-      </w:pPr>
-      <w:r>
-        <w:rPr>
-          <w:b w:val="0"/>
-        </w:rPr>
-        <w:t xml:space="preserve">Using the correct </w:t>
-      </w:r>
-      <w:r>
-        <w:rPr>
-          <w:b/>
-        </w:rPr>
-        <w:t>definition</w:t>
-      </w:r>
-      <w:r>
-        <w:rPr>
-          <w:b w:val="0"/>
-        </w:rPr>
-        <w:t xml:space="preserve">, predict show_remaining(8, 3), show_remaining(8, 8) and show_remaining(8, 0) in that order. Explain what happens if the file contains only the </w:t>
-      </w:r>
-      <w:r>
-        <w:rPr>
-          <w:b/>
-        </w:rPr>
-        <w:t>definition</w:t>
-      </w:r>
-      <w:r>
-        <w:rPr>
-          <w:b w:val="0"/>
-        </w:rPr>
-        <w:t>.</w:t>
+        <w:pStyle w:val="Heading3"/>
+      </w:pPr>
+      <w:r>
+        <w:t>Where to find the supplied example</w:t>
       </w:r>
     </w:p>
     <w:p>
       <w:pPr>
-        <w:pStyle w:val="Heading3"/>
-      </w:pPr>
-      <w:r>
-        <w:t>My reasoning and evidence</w:t>
+        <w:spacing w:line="336" w:lineRule="auto" w:after="180"/>
+        <w:shd w:fill="F1F6F8"/>
+      </w:pPr>
+      <w:r>
+        <w:rPr>
+          <w:b w:val="0"/>
+        </w:rPr>
+        <w:t>Reference for this exercise: open this week’s student lesson, “Functions and arguments”, at “See how it works” and “Follow a worked example”. Use the original worked values or code named in the question; the later pictorial case is a separate example. Keep this reference beside your workbook while practising.</w:t>
       </w:r>
     </w:p>
     <w:p>
-      <w:r>
-        <w:t>________________________________________________________________</w:t>
+      <w:pPr>
+        <w:spacing w:line="336" w:lineRule="auto" w:after="180"/>
+      </w:pPr>
+      <w:r>
+        <w:rPr>
+          <w:b w:val="0"/>
+        </w:rPr>
+        <w:t xml:space="preserve">Using the correct </w:t>
+      </w:r>
+      <w:r>
+        <w:rPr>
+          <w:b/>
+        </w:rPr>
+        <w:t>definition</w:t>
+      </w:r>
+      <w:r>
+        <w:rPr>
+          <w:b w:val="0"/>
+        </w:rPr>
+        <w:t xml:space="preserve">, predict show_remaining(8, 3), show_remaining(8, 8) and show_remaining(8, 0) in that order. Explain what happens if the file contains only the </w:t>
+      </w:r>
+      <w:r>
+        <w:rPr>
+          <w:b/>
+        </w:rPr>
+        <w:t>definition</w:t>
+      </w:r>
+      <w:r>
+        <w:rPr>
+          <w:b w:val="0"/>
+        </w:rPr>
+        <w:t>.</w:t>
       </w:r>
     </w:p>
     <w:p>
-      <w:r>
-        <w:t>________________________________________________________________</w:t>
+      <w:pPr>
+        <w:pStyle w:val="Heading3"/>
+      </w:pPr>
+      <w:r>
+        <w:t>My reasoning and evidence</w:t>
       </w:r>
     </w:p>
     <w:p>
@@ -804,16 +814,46 @@
       </w:r>
     </w:p>
     <w:p>
-      <w:pPr>
-        <w:pStyle w:val="Heading1"/>
-      </w:pPr>
-      <w:r>
-        <w:t>07. W3 Repair ignored arguments</w:t>
+      <w:r>
+        <w:t>________________________________________________________________</w:t>
       </w:r>
     </w:p>
     <w:p>
       <w:r>
+        <w:t>________________________________________________________________</w:t>
+      </w:r>
+    </w:p>
+    <w:p>
+      <w:pPr>
+        <w:pStyle w:val="Heading1"/>
+      </w:pPr>
+      <w:r>
+        <w:t>07. W3 Repair ignored arguments</w:t>
+      </w:r>
+    </w:p>
+    <w:p>
+      <w:r>
         <w:t>Repair ignored arguments. Apply the supplied Functions and arguments facts and keep your reasoning.</w:t>
+      </w:r>
+    </w:p>
+    <w:p>
+      <w:pPr>
+        <w:pStyle w:val="Heading3"/>
+      </w:pPr>
+      <w:r>
+        <w:t>Where to find the supplied example</w:t>
+      </w:r>
+    </w:p>
+    <w:p>
+      <w:pPr>
+        <w:spacing w:line="336" w:lineRule="auto" w:after="180"/>
+        <w:shd w:fill="F1F6F8"/>
+      </w:pPr>
+      <w:r>
+        <w:rPr>
+          <w:b w:val="0"/>
+        </w:rPr>
+        <w:t>Reference for this exercise: open this week’s student lesson, “Functions and arguments”, at “Find and repair a mistake”. Use the original worked values or code named in the question; the later pictorial case is a separate example. Keep this reference beside your workbook while practising.</w:t>
       </w:r>
     </w:p>
     <w:p>

--- a/downloads/workbook/bridge-week-08.docx
+++ b/downloads/workbook/bridge-week-08.docx
@@ -25,35 +25,46 @@
         <w:pStyle w:val="Heading1"/>
       </w:pPr>
       <w:r>
-        <w:t>01. Recall and choose your starting point</w:t>
-      </w:r>
-    </w:p>
-    <w:p>
-      <w:r>
-        <w:t>Record your starting explanation for Functions and arguments before opening notes. Show any later correction separately.</w:t>
-      </w:r>
-    </w:p>
-    <w:p>
-      <w:pPr>
-        <w:spacing w:line="336" w:lineRule="auto" w:after="180"/>
-      </w:pPr>
-      <w:r>
-        <w:rPr>
-          <w:b w:val="0"/>
-        </w:rPr>
-        <w:t>Try the re</w:t>
-      </w:r>
-      <w:r>
-        <w:rPr>
-          <w:b/>
-        </w:rPr>
-        <w:t>call</w:t>
-      </w:r>
-      <w:r>
-        <w:rPr>
-          <w:b w:val="0"/>
-        </w:rPr>
-        <w:t xml:space="preserve"> before opening notes. Then use a different colour or a labelled second line to correct your explanation.</w:t>
+        <w:t>One connected function-and-argument record.</w:t>
+      </w:r>
+    </w:p>
+    <w:p>
+      <w:r>
+        <w:t>Explain the definition, trace calls, repair fixed constants and state the input assumptions.</w:t>
+      </w:r>
+    </w:p>
+    <w:p>
+      <w:r>
+        <w:t>Keep contract, parameter mapping, call order, returned/printed distinction and observed evidence together.</w:t>
+      </w:r>
+    </w:p>
+    <w:p>
+      <w:pPr>
+        <w:pStyle w:val="Heading1"/>
+      </w:pPr>
+      <w:r>
+        <w:t>01. Recall · Retrieve before notes</w:t>
+      </w:r>
+    </w:p>
+    <w:p>
+      <w:r>
+        <w:t>Keep the stated task, its own code/values and support record together.</w:t>
+      </w:r>
+    </w:p>
+    <w:p>
+      <w:pPr>
+        <w:pStyle w:val="Heading2"/>
+      </w:pPr>
+      <w:r>
+        <w:t>Task and evidence record</w:t>
+      </w:r>
+    </w:p>
+    <w:p>
+      <w:pPr>
+        <w:pStyle w:val="ListBullet"/>
+      </w:pPr>
+      <w:r>
+        <w:t>Try the recall before opening notes. Then use a different colour or a labelled second line to correct your explanation.</w:t>
       </w:r>
     </w:p>
     <w:p>
@@ -66,12 +77,9 @@
     </w:p>
     <w:p>
       <w:pPr>
-        <w:spacing w:line="336" w:lineRule="auto" w:after="180"/>
-      </w:pPr>
-      <w:r>
-        <w:rPr>
-          <w:b w:val="0"/>
-        </w:rPr>
+        <w:pStyle w:val="ListBullet"/>
+      </w:pPr>
+      <w:r>
         <w:t>Without opening the old lesson, explain one key idea from Lists and indexing. Give an example and a mistake that the idea helps you avoid.</w:t>
       </w:r>
     </w:p>
@@ -108,12 +116,9 @@
     </w:p>
     <w:p>
       <w:pPr>
-        <w:spacing w:line="336" w:lineRule="auto" w:after="180"/>
-      </w:pPr>
-      <w:r>
-        <w:rPr>
-          <w:b w:val="0"/>
-        </w:rPr>
+        <w:pStyle w:val="ListBullet"/>
+      </w:pPr>
+      <w:r>
         <w:t>Without opening the old lesson, explain one key idea from Branching and boundary tests. Give an example and a mistake that the idea helps you avoid.</w:t>
       </w:r>
     </w:p>
@@ -150,12 +155,9 @@
     </w:p>
     <w:p>
       <w:pPr>
-        <w:spacing w:line="336" w:lineRule="auto" w:after="180"/>
-      </w:pPr>
-      <w:r>
-        <w:rPr>
-          <w:b w:val="0"/>
-        </w:rPr>
+        <w:pStyle w:val="ListBullet"/>
+      </w:pPr>
+      <w:r>
         <w:t>Without opening the old lesson, explain one key idea from Values variables and types. Give an example and a mistake that the idea helps you avoid.</w:t>
       </w:r>
     </w:p>
@@ -187,147 +189,44 @@
         <w:pStyle w:val="Heading1"/>
       </w:pPr>
       <w:r>
-        <w:t>02. Practise with fading help</w:t>
-      </w:r>
-    </w:p>
-    <w:p>
-      <w:r>
-        <w:t>Complete the supported Functions and arguments trace and record the first step you can explain without help.</w:t>
-      </w:r>
-    </w:p>
-    <w:p>
-      <w:pPr>
-        <w:spacing w:line="336" w:lineRule="auto" w:after="180"/>
-      </w:pPr>
-      <w:r>
-        <w:rPr>
-          <w:b w:val="0"/>
-        </w:rPr>
-        <w:t xml:space="preserve">Use W2: Follow the execution order for </w:t>
-      </w:r>
-      <w:r>
-        <w:rPr>
-          <w:b/>
-        </w:rPr>
-        <w:t>Function</w:t>
-      </w:r>
-      <w:r>
-        <w:rPr>
-          <w:b w:val="0"/>
-        </w:rPr>
-        <w:t xml:space="preserve">s and </w:t>
-      </w:r>
-      <w:r>
-        <w:rPr>
-          <w:b/>
-        </w:rPr>
-        <w:t>argument</w:t>
-      </w:r>
-      <w:r>
-        <w:rPr>
-          <w:b w:val="0"/>
-        </w:rPr>
-        <w:t>s. Record the answer once; the lesson and workbook refer to the same attempt.</w:t>
-      </w:r>
-    </w:p>
-    <w:tbl>
-      <w:tblPr>
-        <w:tblStyle w:val="LightShading-Accent1"/>
-        <w:tblW w:type="auto" w:w="0"/>
-        <w:tblLook w:firstColumn="1" w:firstRow="1" w:lastColumn="0" w:lastRow="0" w:noHBand="0" w:noVBand="1" w:val="04A0"/>
-      </w:tblPr>
-      <w:tblGrid>
-        <w:gridCol w:w="2556"/>
-        <w:gridCol w:w="2556"/>
-        <w:gridCol w:w="2556"/>
-        <w:gridCol w:w="2556"/>
-      </w:tblGrid>
-      <w:tr>
-        <w:trPr>
-          <w:tblHeader/>
-        </w:trPr>
-        <w:tc>
-          <w:tcPr>
-            <w:tcW w:type="dxa" w:w="2556"/>
-          </w:tcPr>
-          <w:p>
-            <w:r>
-              <w:t>Given inputs</w:t>
-            </w:r>
-          </w:p>
-        </w:tc>
-        <w:tc>
-          <w:tcPr>
-            <w:tcW w:type="dxa" w:w="2556"/>
-          </w:tcPr>
-          <w:p>
-            <w:r>
-              <w:t>Procedure I chose</w:t>
-            </w:r>
-          </w:p>
-        </w:tc>
-        <w:tc>
-          <w:tcPr>
-            <w:tcW w:type="dxa" w:w="2556"/>
-          </w:tcPr>
-          <w:p>
-            <w:r>
-              <w:t>Middle steps</w:t>
-            </w:r>
-          </w:p>
-        </w:tc>
-        <w:tc>
-          <w:tcPr>
-            <w:tcW w:type="dxa" w:w="2556"/>
-          </w:tcPr>
-          <w:p>
-            <w:r>
-              <w:t>Result and check</w:t>
-            </w:r>
-          </w:p>
-        </w:tc>
-      </w:tr>
-      <w:tr>
-        <w:tc>
-          <w:tcPr>
-            <w:tcW w:type="dxa" w:w="2556"/>
-          </w:tcPr>
-          <w:p>
-            <w:r/>
-          </w:p>
-        </w:tc>
-        <w:tc>
-          <w:tcPr>
-            <w:tcW w:type="dxa" w:w="2556"/>
-          </w:tcPr>
-          <w:p>
-            <w:r/>
-          </w:p>
-        </w:tc>
-        <w:tc>
-          <w:tcPr>
-            <w:tcW w:type="dxa" w:w="2556"/>
-          </w:tcPr>
-          <w:p>
-            <w:r/>
-          </w:p>
-        </w:tc>
-        <w:tc>
-          <w:tcPr>
-            <w:tcW w:type="dxa" w:w="2556"/>
-          </w:tcPr>
-          <w:p>
-            <w:r/>
-          </w:p>
-        </w:tc>
-      </w:tr>
-    </w:tbl>
+        <w:t>05. W1 · Explain the procedure</w:t>
+      </w:r>
+    </w:p>
+    <w:p>
+      <w:r>
+        <w:t>Keep the stated task, its own code/values and support record together.</w:t>
+      </w:r>
+    </w:p>
+    <w:p>
+      <w:pPr>
+        <w:pStyle w:val="Heading2"/>
+      </w:pPr>
+      <w:r>
+        <w:t>Task and evidence record</w:t>
+      </w:r>
+    </w:p>
+    <w:p>
+      <w:pPr>
+        <w:pStyle w:val="ListBullet"/>
+      </w:pPr>
+      <w:r>
+        <w:t>Main printing function show_remaining(capacity,used) assumes nonnegative integers with used&lt;=capacity. W2 calls(8,3),(8,8),(8,0)print5,0,8. Definition alone no output; missing required argument raises TypeError. Faulty body 12-4 ignores inputs. Separate picture show_free(11,3)/(3,11)prints 8/-8 to show arithmetic order, not valid negative free-space. Return preview hands numeric value to caller; outer print displays it.</w:t>
+      </w:r>
+    </w:p>
+    <w:p>
+      <w:pPr>
+        <w:pStyle w:val="ListBullet"/>
+      </w:pPr>
+      <w:r>
+        <w:t>In def show_remaining(capacity, used), identify the function name and parameters. In show_remaining(15, 6), identify the arguments and their matching parameters.</w:t>
+      </w:r>
+    </w:p>
     <w:p>
       <w:pPr>
         <w:pStyle w:val="Heading3"/>
       </w:pPr>
       <w:r>
-        <w:t>The step I completed without help, and the hint I needed</w:t>
+        <w:t>My reasoning and evidence</w:t>
       </w:r>
     </w:p>
     <w:p>
@@ -346,62 +245,63 @@
       </w:r>
     </w:p>
     <w:p>
+      <w:r>
+        <w:t>________________________________________________________________</w:t>
+      </w:r>
+    </w:p>
+    <w:p>
+      <w:r>
+        <w:t>________________________________________________________________</w:t>
+      </w:r>
+    </w:p>
+    <w:p>
+      <w:r>
+        <w:t>________________________________________________________________</w:t>
+      </w:r>
+    </w:p>
+    <w:p>
       <w:pPr>
         <w:pStyle w:val="Heading1"/>
       </w:pPr>
       <w:r>
-        <w:t>03. Individual reasoning check</w:t>
-      </w:r>
-    </w:p>
-    <w:p>
-      <w:r>
-        <w:t>Check the proposed Functions and arguments explanation against the supplied facts before discussing it.</w:t>
-      </w:r>
-    </w:p>
-    <w:p>
-      <w:pPr>
-        <w:spacing w:line="336" w:lineRule="auto" w:after="180"/>
-      </w:pPr>
-      <w:r>
-        <w:rPr>
-          <w:b w:val="0"/>
-        </w:rPr>
-        <w:t xml:space="preserve">Use the worked case for </w:t>
-      </w:r>
-      <w:r>
-        <w:rPr>
-          <w:b/>
-        </w:rPr>
-        <w:t>Function</w:t>
-      </w:r>
-      <w:r>
-        <w:rPr>
-          <w:b w:val="0"/>
-        </w:rPr>
-        <w:t xml:space="preserve">s and </w:t>
-      </w:r>
-      <w:r>
-        <w:rPr>
-          <w:b/>
-        </w:rPr>
-        <w:t>argument</w:t>
-      </w:r>
-      <w:r>
-        <w:rPr>
-          <w:b w:val="0"/>
-        </w:rPr>
-        <w:t>s. Proposed explanation: “Writing def runs the body immediately”. Decide whether this explanation is supported.</w:t>
-      </w:r>
-    </w:p>
-    <w:p>
-      <w:pPr>
-        <w:spacing w:line="336" w:lineRule="auto" w:after="180"/>
-      </w:pPr>
-      <w:r>
-        <w:rPr>
-          <w:b w:val="0"/>
-        </w:rPr>
-        <w:t>Point to the step or supplied fact that decides; explain your repair if needed.</w:t>
+        <w:t>06. W2 · Predict, trace and observe</w:t>
+      </w:r>
+    </w:p>
+    <w:p>
+      <w:r>
+        <w:t>Keep the stated task, its own code/values and support record together.</w:t>
+      </w:r>
+    </w:p>
+    <w:p>
+      <w:pPr>
+        <w:pStyle w:val="Heading2"/>
+      </w:pPr>
+      <w:r>
+        <w:t>Task and evidence record</w:t>
+      </w:r>
+    </w:p>
+    <w:p>
+      <w:pPr>
+        <w:pStyle w:val="ListBullet"/>
+      </w:pPr>
+      <w:r>
+        <w:t>Main printing function show_remaining(capacity,used) assumes nonnegative integers with used&lt;=capacity. W2 calls(8,3),(8,8),(8,0)print5,0,8. Definition alone no output; missing required argument raises TypeError. Faulty body 12-4 ignores inputs. Separate picture show_free(11,3)/(3,11)prints 8/-8 to show arithmetic order, not valid negative free-space. Return preview hands numeric value to caller; outer print displays it.</w:t>
+      </w:r>
+    </w:p>
+    <w:p>
+      <w:pPr>
+        <w:pStyle w:val="ListBullet"/>
+      </w:pPr>
+      <w:r>
+        <w:t>Reference for this exercise: open this week’s student lesson, “Functions and arguments”, at “See how it works” and “Follow a worked example”. Use the original worked values or code named in the question; the later pictorial case is a separate example. Keep this reference beside your workbook while practising.</w:t>
+      </w:r>
+    </w:p>
+    <w:p>
+      <w:pPr>
+        <w:pStyle w:val="ListBullet"/>
+      </w:pPr>
+      <w:r>
+        <w:t>Using the correct definition, predict show_remaining(8, 3), show_remaining(8, 8) and show_remaining(8, 0) in that order. Explain what happens if the file contains only the definition.</w:t>
       </w:r>
     </w:p>
     <w:p>
@@ -409,7 +309,7 @@
         <w:pStyle w:val="Heading3"/>
       </w:pPr>
       <w:r>
-        <w:t>My explanation before partner discussion</w:t>
+        <w:t>My reasoning and evidence</w:t>
       </w:r>
     </w:p>
     <w:p>
@@ -433,16 +333,58 @@
       </w:r>
     </w:p>
     <w:p>
+      <w:r>
+        <w:t>________________________________________________________________</w:t>
+      </w:r>
+    </w:p>
+    <w:p>
+      <w:r>
+        <w:t>________________________________________________________________</w:t>
+      </w:r>
+    </w:p>
+    <w:p>
       <w:pPr>
         <w:pStyle w:val="Heading1"/>
       </w:pPr>
       <w:r>
-        <w:t>04. Independent transfer case</w:t>
-      </w:r>
-    </w:p>
-    <w:p>
-      <w:r>
-        <w:t>Write one first attempt at the reserved independent case before feedback. Repeated copies of that case refer to the same recorded attempt.</w:t>
+        <w:t>07. W3 · Find the first error</w:t>
+      </w:r>
+    </w:p>
+    <w:p>
+      <w:r>
+        <w:t>Keep the stated task, its own code/values and support record together.</w:t>
+      </w:r>
+    </w:p>
+    <w:p>
+      <w:pPr>
+        <w:pStyle w:val="Heading2"/>
+      </w:pPr>
+      <w:r>
+        <w:t>Task and evidence record</w:t>
+      </w:r>
+    </w:p>
+    <w:p>
+      <w:pPr>
+        <w:pStyle w:val="ListBullet"/>
+      </w:pPr>
+      <w:r>
+        <w:t>Main printing function show_remaining(capacity,used) assumes nonnegative integers with used&lt;=capacity. W2 calls(8,3),(8,8),(8,0)print5,0,8. Definition alone no output; missing required argument raises TypeError. Faulty body 12-4 ignores inputs. Separate picture show_free(11,3)/(3,11)prints 8/-8 to show arithmetic order, not valid negative free-space. Return preview hands numeric value to caller; outer print displays it.</w:t>
+      </w:r>
+    </w:p>
+    <w:p>
+      <w:pPr>
+        <w:pStyle w:val="ListBullet"/>
+      </w:pPr>
+      <w:r>
+        <w:t>Reference for this exercise: open this week’s student lesson, “Functions and arguments”, at “Find and repair a mistake”. Use the original worked values or code named in the question; the later pictorial case is a separate example. Keep this reference beside your workbook while practising.</w:t>
+      </w:r>
+    </w:p>
+    <w:p>
+      <w:pPr>
+        <w:pStyle w:val="ListBullet"/>
+      </w:pPr>
+      <w:r>
+        <w:t>The faulty body calculates 12 - 4 regardless of the call. State the output and expected output for show_remaining(11, 2). Repair the expression and name an earlier call to rerun.</w:t>
       </w:r>
     </w:p>
     <w:p>
@@ -450,91 +392,149 @@
         <w:pStyle w:val="Heading3"/>
       </w:pPr>
       <w:r>
+        <w:t>My reasoning and evidence</w:t>
+      </w:r>
+    </w:p>
+    <w:p>
+      <w:r>
+        <w:t>________________________________________________________________</w:t>
+      </w:r>
+    </w:p>
+    <w:p>
+      <w:r>
+        <w:t>________________________________________________________________</w:t>
+      </w:r>
+    </w:p>
+    <w:p>
+      <w:r>
+        <w:t>________________________________________________________________</w:t>
+      </w:r>
+    </w:p>
+    <w:p>
+      <w:r>
+        <w:t>________________________________________________________________</w:t>
+      </w:r>
+    </w:p>
+    <w:p>
+      <w:r>
+        <w:t>________________________________________________________________</w:t>
+      </w:r>
+    </w:p>
+    <w:p>
+      <w:r>
+        <w:t>________________________________________________________________</w:t>
+      </w:r>
+    </w:p>
+    <w:p>
+      <w:pPr>
+        <w:pStyle w:val="Heading1"/>
+      </w:pPr>
+      <w:r>
+        <w:t>09. W5 · State an honest limit</w:t>
+      </w:r>
+    </w:p>
+    <w:p>
+      <w:r>
+        <w:t>Keep the stated task, its own code/values and support record together.</w:t>
+      </w:r>
+    </w:p>
+    <w:p>
+      <w:pPr>
+        <w:pStyle w:val="Heading2"/>
+      </w:pPr>
+      <w:r>
+        <w:t>Task and evidence record</w:t>
+      </w:r>
+    </w:p>
+    <w:p>
+      <w:pPr>
+        <w:pStyle w:val="ListBullet"/>
+      </w:pPr>
+      <w:r>
+        <w:t>Main printing function show_remaining(capacity,used) assumes nonnegative integers with used&lt;=capacity. W2 calls(8,3),(8,8),(8,0)print5,0,8. Definition alone no output; missing required argument raises TypeError. Faulty body 12-4 ignores inputs. Separate picture show_free(11,3)/(3,11)prints 8/-8 to show arithmetic order, not valid negative free-space. Return preview hands numeric value to caller; outer print displays it.</w:t>
+      </w:r>
+    </w:p>
+    <w:p>
+      <w:pPr>
+        <w:pStyle w:val="ListBullet"/>
+      </w:pPr>
+      <w:r>
+        <w:t>The correct subtraction function prints -1 for show_remaining(4, 5). Does successful execution make this a valid cupboard record? Explain what the function assumes and what needs checking.</w:t>
+      </w:r>
+    </w:p>
+    <w:p>
+      <w:pPr>
+        <w:pStyle w:val="Heading3"/>
+      </w:pPr>
+      <w:r>
+        <w:t>My reasoning and evidence</w:t>
+      </w:r>
+    </w:p>
+    <w:p>
+      <w:r>
+        <w:t>________________________________________________________________</w:t>
+      </w:r>
+    </w:p>
+    <w:p>
+      <w:r>
+        <w:t>________________________________________________________________</w:t>
+      </w:r>
+    </w:p>
+    <w:p>
+      <w:r>
+        <w:t>________________________________________________________________</w:t>
+      </w:r>
+    </w:p>
+    <w:p>
+      <w:r>
+        <w:t>________________________________________________________________</w:t>
+      </w:r>
+    </w:p>
+    <w:p>
+      <w:r>
+        <w:t>________________________________________________________________</w:t>
+      </w:r>
+    </w:p>
+    <w:p>
+      <w:r>
+        <w:t>________________________________________________________________</w:t>
+      </w:r>
+    </w:p>
+    <w:p>
+      <w:pPr>
+        <w:pStyle w:val="Heading1"/>
+      </w:pPr>
+      <w:r>
+        <w:t>04. Try alone · Selected independent task</w:t>
+      </w:r>
+    </w:p>
+    <w:p>
+      <w:r>
+        <w:t>Keep the stated task, its own code/values and support record together.</w:t>
+      </w:r>
+    </w:p>
+    <w:p>
+      <w:pPr>
+        <w:pStyle w:val="Heading2"/>
+      </w:pPr>
+      <w:r>
+        <w:t>Task and evidence record</w:t>
+      </w:r>
+    </w:p>
+    <w:p>
+      <w:pPr>
+        <w:pStyle w:val="Heading3"/>
+      </w:pPr>
+      <w:r>
         <w:t>Independent case: Match positional arguments to parameters</w:t>
       </w:r>
     </w:p>
     <w:p>
       <w:pPr>
-        <w:spacing w:line="336" w:lineRule="auto" w:after="180"/>
-        <w:shd w:fill="F5F1FB"/>
-      </w:pPr>
-      <w:r>
-        <w:rPr>
-          <w:b w:val="0"/>
-        </w:rPr>
-        <w:t xml:space="preserve">Predict both returned and printed values, showing which </w:t>
-      </w:r>
-      <w:r>
-        <w:rPr>
-          <w:b/>
-        </w:rPr>
-        <w:t>argument</w:t>
-      </w:r>
-      <w:r>
-        <w:rPr>
-          <w:b w:val="0"/>
-        </w:rPr>
-        <w:t xml:space="preserve"> supplies first and second. What is displayed if the program contains only the </w:t>
-      </w:r>
-      <w:r>
-        <w:rPr>
-          <w:b/>
-        </w:rPr>
-        <w:t>function</w:t>
-      </w:r>
-      <w:r>
-        <w:rPr>
-          <w:b w:val="0"/>
-        </w:rPr>
-        <w:t xml:space="preserve"> </w:t>
-      </w:r>
-      <w:r>
-        <w:rPr>
-          <w:b/>
-        </w:rPr>
-        <w:t>definition</w:t>
-      </w:r>
-      <w:r>
-        <w:rPr>
-          <w:b w:val="0"/>
-        </w:rPr>
-        <w:t xml:space="preserve"> and no </w:t>
-      </w:r>
-      <w:r>
-        <w:rPr>
-          <w:b/>
-        </w:rPr>
-        <w:t>call</w:t>
-      </w:r>
-      <w:r>
-        <w:rPr>
-          <w:b w:val="0"/>
-        </w:rPr>
-        <w:t>s?</w:t>
-      </w:r>
-    </w:p>
-    <w:p>
-      <w:pPr>
-        <w:spacing w:line="336" w:lineRule="auto" w:after="180"/>
-        <w:shd w:fill="F5F1FB"/>
-      </w:pPr>
-      <w:r>
-        <w:rPr>
-          <w:b w:val="0"/>
-        </w:rPr>
-        <w:t xml:space="preserve">Why does swapping these </w:t>
-      </w:r>
-      <w:r>
-        <w:rPr>
-          <w:b/>
-        </w:rPr>
-        <w:t>argument</w:t>
-      </w:r>
-      <w:r>
-        <w:rPr>
-          <w:b w:val="0"/>
-        </w:rPr>
-        <w:t>s change the result?</w:t>
+        <w:pStyle w:val="ListBullet"/>
+      </w:pPr>
+      <w:r>
+        <w:t>Predict both returned and printed values, showing which argument supplies first and second. What is displayed if the program contains only the function definition and no calls? Why does swapping these arguments change the result?</w:t>
       </w:r>
     </w:p>
     <w:p>
@@ -598,12 +598,9 @@
     </w:p>
     <w:p>
       <w:pPr>
-        <w:spacing w:line="336" w:lineRule="auto" w:after="180"/>
-      </w:pPr>
-      <w:r>
-        <w:rPr>
-          <w:b w:val="0"/>
-        </w:rPr>
+        <w:pStyle w:val="ListBullet"/>
+      </w:pPr>
+      <w:r>
         <w:t>Attempt this case before feedback. Record any help. Earlier examples below are further practice; a case already practised with feedback cannot establish fresh transfer.</w:t>
       </w:r>
     </w:p>
@@ -612,71 +609,28 @@
         <w:pStyle w:val="Heading1"/>
       </w:pPr>
       <w:r>
-        <w:t>05. W1 Label the parts</w:t>
-      </w:r>
-    </w:p>
-    <w:p>
-      <w:r>
-        <w:t>Label the parts. Apply the supplied Functions and arguments facts and keep your reasoning.</w:t>
-      </w:r>
-    </w:p>
-    <w:p>
-      <w:pPr>
-        <w:spacing w:line="336" w:lineRule="auto" w:after="180"/>
-      </w:pPr>
-      <w:r>
-        <w:rPr>
-          <w:b w:val="0"/>
-        </w:rPr>
-        <w:t xml:space="preserve">In def show_remaining(capacity, used), identify the </w:t>
-      </w:r>
-      <w:r>
-        <w:rPr>
-          <w:b/>
-        </w:rPr>
-        <w:t>function</w:t>
-      </w:r>
-      <w:r>
-        <w:rPr>
-          <w:b w:val="0"/>
-        </w:rPr>
-        <w:t xml:space="preserve"> name and </w:t>
-      </w:r>
-      <w:r>
-        <w:rPr>
-          <w:b/>
-        </w:rPr>
-        <w:t>parameter</w:t>
-      </w:r>
-      <w:r>
-        <w:rPr>
-          <w:b w:val="0"/>
-        </w:rPr>
-        <w:t xml:space="preserve">s. In show_remaining(15, 6), identify the </w:t>
-      </w:r>
-      <w:r>
-        <w:rPr>
-          <w:b/>
-        </w:rPr>
-        <w:t>argument</w:t>
-      </w:r>
-      <w:r>
-        <w:rPr>
-          <w:b w:val="0"/>
-        </w:rPr>
-        <w:t xml:space="preserve">s and their matching </w:t>
-      </w:r>
-      <w:r>
-        <w:rPr>
-          <w:b/>
-        </w:rPr>
-        <w:t>parameter</w:t>
-      </w:r>
-      <w:r>
-        <w:rPr>
-          <w:b w:val="0"/>
-        </w:rPr>
-        <w:t>s.</w:t>
+        <w:t>10. Project · Keep code and evidence</w:t>
+      </w:r>
+    </w:p>
+    <w:p>
+      <w:r>
+        <w:t>Keep the stated task, its own code/values and support record together.</w:t>
+      </w:r>
+    </w:p>
+    <w:p>
+      <w:pPr>
+        <w:pStyle w:val="Heading2"/>
+      </w:pPr>
+      <w:r>
+        <w:t>Task and evidence record</w:t>
+      </w:r>
+    </w:p>
+    <w:p>
+      <w:pPr>
+        <w:pStyle w:val="ListBullet"/>
+      </w:pPr>
+      <w:r>
+        <w:t>Add a labelled functions and arguments evidence sheet to Python readiness portfolio. Show how you can distinguish a function definition from a function call. Use the supplied fictional case and keep its inputs, intermediate steps, calculation or prediction, and limitation. Connect this record to last week’s record; a matching answer without a trace is insufficient.</w:t>
       </w:r>
     </w:p>
     <w:p>
@@ -684,7 +638,7 @@
         <w:pStyle w:val="Heading3"/>
       </w:pPr>
       <w:r>
-        <w:t>My reasoning and evidence</w:t>
+        <w:t>My project change, supporting evidence and remaining limit</w:t>
       </w:r>
     </w:p>
     <w:p>
@@ -722,646 +676,20 @@
         <w:pStyle w:val="Heading1"/>
       </w:pPr>
       <w:r>
-        <w:t>06. W2 Follow the execution order</w:t>
-      </w:r>
-    </w:p>
-    <w:p>
-      <w:r>
-        <w:t>Follow the execution order. Apply the supplied Functions and arguments facts and keep your reasoning.</w:t>
-      </w:r>
-    </w:p>
-    <w:p>
-      <w:pPr>
-        <w:pStyle w:val="Heading3"/>
-      </w:pPr>
-      <w:r>
-        <w:t>Where to find the supplied example</w:t>
-      </w:r>
-    </w:p>
-    <w:p>
-      <w:pPr>
-        <w:spacing w:line="336" w:lineRule="auto" w:after="180"/>
-        <w:shd w:fill="F1F6F8"/>
-      </w:pPr>
-      <w:r>
-        <w:rPr>
-          <w:b w:val="0"/>
-        </w:rPr>
-        <w:t>Reference for this exercise: open this week’s student lesson, “Functions and arguments”, at “See how it works” and “Follow a worked example”. Use the original worked values or code named in the question; the later pictorial case is a separate example. Keep this reference beside your workbook while practising.</w:t>
-      </w:r>
-    </w:p>
-    <w:p>
-      <w:pPr>
-        <w:spacing w:line="336" w:lineRule="auto" w:after="180"/>
-      </w:pPr>
-      <w:r>
-        <w:rPr>
-          <w:b w:val="0"/>
-        </w:rPr>
-        <w:t xml:space="preserve">Using the correct </w:t>
-      </w:r>
-      <w:r>
-        <w:rPr>
-          <w:b/>
-        </w:rPr>
-        <w:t>definition</w:t>
-      </w:r>
-      <w:r>
-        <w:rPr>
-          <w:b w:val="0"/>
-        </w:rPr>
-        <w:t xml:space="preserve">, predict show_remaining(8, 3), show_remaining(8, 8) and show_remaining(8, 0) in that order. Explain what happens if the file contains only the </w:t>
-      </w:r>
-      <w:r>
-        <w:rPr>
-          <w:b/>
-        </w:rPr>
-        <w:t>definition</w:t>
-      </w:r>
-      <w:r>
-        <w:rPr>
-          <w:b w:val="0"/>
-        </w:rPr>
-        <w:t>.</w:t>
-      </w:r>
-    </w:p>
-    <w:p>
-      <w:pPr>
-        <w:pStyle w:val="Heading3"/>
-      </w:pPr>
-      <w:r>
-        <w:t>My reasoning and evidence</w:t>
-      </w:r>
-    </w:p>
-    <w:p>
-      <w:r>
-        <w:t>________________________________________________________________</w:t>
-      </w:r>
-    </w:p>
-    <w:p>
-      <w:r>
-        <w:t>________________________________________________________________</w:t>
-      </w:r>
-    </w:p>
-    <w:p>
-      <w:r>
-        <w:t>________________________________________________________________</w:t>
-      </w:r>
-    </w:p>
-    <w:p>
-      <w:r>
-        <w:t>________________________________________________________________</w:t>
-      </w:r>
-    </w:p>
-    <w:p>
-      <w:r>
-        <w:t>________________________________________________________________</w:t>
-      </w:r>
-    </w:p>
-    <w:p>
-      <w:r>
-        <w:t>________________________________________________________________</w:t>
-      </w:r>
-    </w:p>
-    <w:p>
-      <w:pPr>
-        <w:pStyle w:val="Heading1"/>
-      </w:pPr>
-      <w:r>
-        <w:t>07. W3 Repair ignored arguments</w:t>
-      </w:r>
-    </w:p>
-    <w:p>
-      <w:r>
-        <w:t>Repair ignored arguments. Apply the supplied Functions and arguments facts and keep your reasoning.</w:t>
-      </w:r>
-    </w:p>
-    <w:p>
-      <w:pPr>
-        <w:pStyle w:val="Heading3"/>
-      </w:pPr>
-      <w:r>
-        <w:t>Where to find the supplied example</w:t>
-      </w:r>
-    </w:p>
-    <w:p>
-      <w:pPr>
-        <w:spacing w:line="336" w:lineRule="auto" w:after="180"/>
-        <w:shd w:fill="F1F6F8"/>
-      </w:pPr>
-      <w:r>
-        <w:rPr>
-          <w:b w:val="0"/>
-        </w:rPr>
-        <w:t>Reference for this exercise: open this week’s student lesson, “Functions and arguments”, at “Find and repair a mistake”. Use the original worked values or code named in the question; the later pictorial case is a separate example. Keep this reference beside your workbook while practising.</w:t>
-      </w:r>
-    </w:p>
-    <w:p>
-      <w:pPr>
-        <w:spacing w:line="336" w:lineRule="auto" w:after="180"/>
-      </w:pPr>
-      <w:r>
-        <w:rPr>
-          <w:b w:val="0"/>
-        </w:rPr>
-        <w:t xml:space="preserve">The faulty body calculates 12 - 4 regardless of the </w:t>
-      </w:r>
-      <w:r>
-        <w:rPr>
-          <w:b/>
-        </w:rPr>
-        <w:t>call</w:t>
-      </w:r>
-      <w:r>
-        <w:rPr>
-          <w:b w:val="0"/>
-        </w:rPr>
-        <w:t xml:space="preserve">. State the </w:t>
-      </w:r>
-      <w:r>
-        <w:rPr>
-          <w:b/>
-        </w:rPr>
-        <w:t>output</w:t>
-      </w:r>
-      <w:r>
-        <w:rPr>
-          <w:b w:val="0"/>
-        </w:rPr>
-        <w:t xml:space="preserve"> and expected </w:t>
-      </w:r>
-      <w:r>
-        <w:rPr>
-          <w:b/>
-        </w:rPr>
-        <w:t>output</w:t>
-      </w:r>
-      <w:r>
-        <w:rPr>
-          <w:b w:val="0"/>
-        </w:rPr>
-        <w:t xml:space="preserve"> for show_remaining(11, 2). Repair the expression and name an earlier </w:t>
-      </w:r>
-      <w:r>
-        <w:rPr>
-          <w:b/>
-        </w:rPr>
-        <w:t>call</w:t>
-      </w:r>
-      <w:r>
-        <w:rPr>
-          <w:b w:val="0"/>
-        </w:rPr>
-        <w:t xml:space="preserve"> to rerun.</w:t>
-      </w:r>
-    </w:p>
-    <w:p>
-      <w:pPr>
-        <w:pStyle w:val="Heading3"/>
-      </w:pPr>
-      <w:r>
-        <w:t>My reasoning and evidence</w:t>
-      </w:r>
-    </w:p>
-    <w:p>
-      <w:r>
-        <w:t>________________________________________________________________</w:t>
-      </w:r>
-    </w:p>
-    <w:p>
-      <w:r>
-        <w:t>________________________________________________________________</w:t>
-      </w:r>
-    </w:p>
-    <w:p>
-      <w:r>
-        <w:t>________________________________________________________________</w:t>
-      </w:r>
-    </w:p>
-    <w:p>
-      <w:r>
-        <w:t>________________________________________________________________</w:t>
-      </w:r>
-    </w:p>
-    <w:p>
-      <w:r>
-        <w:t>________________________________________________________________</w:t>
-      </w:r>
-    </w:p>
-    <w:p>
-      <w:r>
-        <w:t>________________________________________________________________</w:t>
-      </w:r>
-    </w:p>
-    <w:p>
-      <w:pPr>
-        <w:pStyle w:val="Heading1"/>
-      </w:pPr>
-      <w:r>
-        <w:t>08. W4 Create a new function independently</w:t>
-      </w:r>
-    </w:p>
-    <w:p>
-      <w:r>
-        <w:t>Attempt before feedback. If this repeats the selected independent case, reuse that first attempt; otherwise keep a separate record. Create a new function independently. Apply the supplied Functions and arguments facts and keep your reasoning.</w:t>
-      </w:r>
-    </w:p>
-    <w:p>
-      <w:pPr>
-        <w:spacing w:line="336" w:lineRule="auto" w:after="180"/>
-      </w:pPr>
-      <w:r>
-        <w:rPr>
-          <w:b w:val="0"/>
-        </w:rPr>
-        <w:t xml:space="preserve">Each sealed box contains 6 counters. Define show_stock(boxes, loose) to print the total counters using its two </w:t>
-      </w:r>
-      <w:r>
-        <w:rPr>
-          <w:b/>
-        </w:rPr>
-        <w:t>parameter</w:t>
-      </w:r>
-      <w:r>
-        <w:rPr>
-          <w:b w:val="0"/>
-        </w:rPr>
-        <w:t xml:space="preserve">s. Assume nonnegative integer </w:t>
-      </w:r>
-      <w:r>
-        <w:rPr>
-          <w:b/>
-        </w:rPr>
-        <w:t>argument</w:t>
-      </w:r>
-      <w:r>
-        <w:rPr>
-          <w:b w:val="0"/>
-        </w:rPr>
-        <w:t xml:space="preserve">s. </w:t>
-      </w:r>
-      <w:r>
-        <w:rPr>
-          <w:b/>
-        </w:rPr>
-        <w:t>Call</w:t>
-      </w:r>
-      <w:r>
-        <w:rPr>
-          <w:b w:val="0"/>
-        </w:rPr>
-        <w:t xml:space="preserve"> it with (3, 2), (0, 2) and (3, 0).</w:t>
-      </w:r>
-    </w:p>
-    <w:p>
-      <w:pPr>
-        <w:spacing w:line="336" w:lineRule="auto" w:after="180"/>
-      </w:pPr>
-      <w:r>
-        <w:rPr>
-          <w:b w:val="0"/>
-        </w:rPr>
-        <w:t xml:space="preserve">Predict each </w:t>
-      </w:r>
-      <w:r>
-        <w:rPr>
-          <w:b/>
-        </w:rPr>
-        <w:t>output</w:t>
-      </w:r>
-      <w:r>
-        <w:rPr>
-          <w:b w:val="0"/>
-        </w:rPr>
-        <w:t xml:space="preserve"> and explain why show_stock(2, 3) is a different case.</w:t>
-      </w:r>
-    </w:p>
-    <w:p>
-      <w:pPr>
-        <w:pStyle w:val="Heading3"/>
-      </w:pPr>
-      <w:r>
-        <w:t>My reasoning and evidence</w:t>
-      </w:r>
-    </w:p>
-    <w:p>
-      <w:r>
-        <w:t>________________________________________________________________</w:t>
-      </w:r>
-    </w:p>
-    <w:p>
-      <w:r>
-        <w:t>________________________________________________________________</w:t>
-      </w:r>
-    </w:p>
-    <w:p>
-      <w:r>
-        <w:t>________________________________________________________________</w:t>
-      </w:r>
-    </w:p>
-    <w:p>
-      <w:r>
-        <w:t>________________________________________________________________</w:t>
-      </w:r>
-    </w:p>
-    <w:p>
-      <w:r>
-        <w:t>________________________________________________________________</w:t>
-      </w:r>
-    </w:p>
-    <w:p>
-      <w:r>
-        <w:t>________________________________________________________________</w:t>
-      </w:r>
-    </w:p>
-    <w:p>
-      <w:r>
-        <w:t>________________________________________________________________</w:t>
-      </w:r>
-    </w:p>
-    <w:p>
-      <w:r>
-        <w:t>________________________________________________________________</w:t>
-      </w:r>
-    </w:p>
-    <w:p>
-      <w:pPr>
-        <w:pStyle w:val="Heading1"/>
-      </w:pPr>
-      <w:r>
-        <w:t>09. W5 State the input assumption</w:t>
-      </w:r>
-    </w:p>
-    <w:p>
-      <w:r>
-        <w:t>State the input assumption. Apply the supplied Functions and arguments facts and keep your reasoning.</w:t>
-      </w:r>
-    </w:p>
-    <w:p>
-      <w:pPr>
-        <w:spacing w:line="336" w:lineRule="auto" w:after="180"/>
-      </w:pPr>
-      <w:r>
-        <w:rPr>
-          <w:b w:val="0"/>
-        </w:rPr>
-        <w:t xml:space="preserve">The correct subtraction </w:t>
-      </w:r>
-      <w:r>
-        <w:rPr>
-          <w:b/>
-        </w:rPr>
-        <w:t>function</w:t>
-      </w:r>
-      <w:r>
-        <w:rPr>
-          <w:b w:val="0"/>
-        </w:rPr>
-        <w:t xml:space="preserve"> prints -1 for show_remaining(4, 5). Does successful execution make this a valid cupboard record? Explain what the </w:t>
-      </w:r>
-      <w:r>
-        <w:rPr>
-          <w:b/>
-        </w:rPr>
-        <w:t>function</w:t>
-      </w:r>
-      <w:r>
-        <w:rPr>
-          <w:b w:val="0"/>
-        </w:rPr>
-        <w:t xml:space="preserve"> assumes and what needs checking.</w:t>
-      </w:r>
-    </w:p>
-    <w:p>
-      <w:pPr>
-        <w:pStyle w:val="Heading3"/>
-      </w:pPr>
-      <w:r>
-        <w:t>My reasoning and evidence</w:t>
-      </w:r>
-    </w:p>
-    <w:p>
-      <w:r>
-        <w:t>________________________________________________________________</w:t>
-      </w:r>
-    </w:p>
-    <w:p>
-      <w:r>
-        <w:t>________________________________________________________________</w:t>
-      </w:r>
-    </w:p>
-    <w:p>
-      <w:r>
-        <w:t>________________________________________________________________</w:t>
-      </w:r>
-    </w:p>
-    <w:p>
-      <w:r>
-        <w:t>________________________________________________________________</w:t>
-      </w:r>
-    </w:p>
-    <w:p>
-      <w:r>
-        <w:t>________________________________________________________________</w:t>
-      </w:r>
-    </w:p>
-    <w:p>
-      <w:r>
-        <w:t>________________________________________________________________</w:t>
-      </w:r>
-    </w:p>
-    <w:p>
-      <w:pPr>
-        <w:pStyle w:val="Heading1"/>
-      </w:pPr>
-      <w:r>
-        <w:t>10. Project checkpoint and reflection</w:t>
-      </w:r>
-    </w:p>
-    <w:p>
-      <w:r>
-        <w:t>Connect Functions and arguments to Python readiness portfolio, identify a limit and choose the next useful test.</w:t>
-      </w:r>
-    </w:p>
-    <w:p>
-      <w:pPr>
-        <w:spacing w:line="336" w:lineRule="auto" w:after="180"/>
-      </w:pPr>
-      <w:r>
-        <w:rPr>
-          <w:b w:val="0"/>
-        </w:rPr>
-        <w:t xml:space="preserve">Add a labelled </w:t>
-      </w:r>
-      <w:r>
-        <w:rPr>
-          <w:b/>
-        </w:rPr>
-        <w:t>function</w:t>
-      </w:r>
-      <w:r>
-        <w:rPr>
-          <w:b w:val="0"/>
-        </w:rPr>
-        <w:t xml:space="preserve">s and </w:t>
-      </w:r>
-      <w:r>
-        <w:rPr>
-          <w:b/>
-        </w:rPr>
-        <w:t>argument</w:t>
-      </w:r>
-      <w:r>
-        <w:rPr>
-          <w:b w:val="0"/>
-        </w:rPr>
-        <w:t xml:space="preserve">s </w:t>
-      </w:r>
-      <w:r>
-        <w:rPr>
-          <w:b/>
-        </w:rPr>
-        <w:t>evidence</w:t>
-      </w:r>
-      <w:r>
-        <w:rPr>
-          <w:b w:val="0"/>
-        </w:rPr>
-        <w:t xml:space="preserve"> sheet to Python readiness portfolio. Show how you can distinguish a </w:t>
-      </w:r>
-      <w:r>
-        <w:rPr>
-          <w:b/>
-        </w:rPr>
-        <w:t>function</w:t>
-      </w:r>
-      <w:r>
-        <w:rPr>
-          <w:b w:val="0"/>
-        </w:rPr>
-        <w:t xml:space="preserve"> </w:t>
-      </w:r>
-      <w:r>
-        <w:rPr>
-          <w:b/>
-        </w:rPr>
-        <w:t>definition</w:t>
-      </w:r>
-      <w:r>
-        <w:rPr>
-          <w:b w:val="0"/>
-        </w:rPr>
-        <w:t xml:space="preserve"> from a </w:t>
-      </w:r>
-      <w:r>
-        <w:rPr>
-          <w:b/>
-        </w:rPr>
-        <w:t>function</w:t>
-      </w:r>
-      <w:r>
-        <w:rPr>
-          <w:b w:val="0"/>
-        </w:rPr>
-        <w:t xml:space="preserve"> </w:t>
-      </w:r>
-      <w:r>
-        <w:rPr>
-          <w:b/>
-        </w:rPr>
-        <w:t>call</w:t>
-      </w:r>
-      <w:r>
-        <w:rPr>
-          <w:b w:val="0"/>
-        </w:rPr>
-        <w:t>.</w:t>
-      </w:r>
-    </w:p>
-    <w:p>
-      <w:pPr>
-        <w:spacing w:line="336" w:lineRule="auto" w:after="180"/>
-      </w:pPr>
-      <w:r>
-        <w:rPr>
-          <w:b w:val="0"/>
-        </w:rPr>
-        <w:t xml:space="preserve">Use the supplied fictional case and keep its </w:t>
-      </w:r>
-      <w:r>
-        <w:rPr>
-          <w:b/>
-        </w:rPr>
-        <w:t>input</w:t>
-      </w:r>
-      <w:r>
-        <w:rPr>
-          <w:b w:val="0"/>
-        </w:rPr>
-        <w:t xml:space="preserve">s, intermediate steps, calculation or </w:t>
-      </w:r>
-      <w:r>
-        <w:rPr>
-          <w:b/>
-        </w:rPr>
-        <w:t>prediction</w:t>
-      </w:r>
-      <w:r>
-        <w:rPr>
-          <w:b w:val="0"/>
-        </w:rPr>
-        <w:t>, and limitation. Connect this record to last week’s record; a matching answer without a trace is insufficient.</w:t>
-      </w:r>
-    </w:p>
-    <w:p>
-      <w:pPr>
-        <w:pStyle w:val="Heading3"/>
-      </w:pPr>
-      <w:r>
-        <w:t>My project change, supporting evidence and remaining limit</w:t>
-      </w:r>
-    </w:p>
-    <w:p>
-      <w:r>
-        <w:t>________________________________________________________________</w:t>
-      </w:r>
-    </w:p>
-    <w:p>
-      <w:r>
-        <w:t>________________________________________________________________</w:t>
-      </w:r>
-    </w:p>
-    <w:p>
-      <w:r>
-        <w:t>________________________________________________________________</w:t>
-      </w:r>
-    </w:p>
-    <w:p>
-      <w:r>
-        <w:t>________________________________________________________________</w:t>
-      </w:r>
-    </w:p>
-    <w:p>
-      <w:r>
-        <w:t>________________________________________________________________</w:t>
-      </w:r>
-    </w:p>
-    <w:p>
-      <w:r>
-        <w:t>________________________________________________________________</w:t>
-      </w:r>
-    </w:p>
-    <w:p>
-      <w:pPr>
-        <w:pStyle w:val="Heading1"/>
-      </w:pPr>
-      <w:r>
-        <w:t>11. Feedback, return check and learning record</w:t>
-      </w:r>
-    </w:p>
-    <w:p>
-      <w:r>
-        <w:t>Record the first repaired step and a different case to revisit after a delay.</w:t>
+        <w:t>11. Feedback · Repair and return</w:t>
+      </w:r>
+    </w:p>
+    <w:p>
+      <w:r>
+        <w:t>Keep the stated task, its own code/values and support record together.</w:t>
+      </w:r>
+    </w:p>
+    <w:p>
+      <w:pPr>
+        <w:pStyle w:val="Heading2"/>
+      </w:pPr>
+      <w:r>
+        <w:t>Task and evidence record</w:t>
       </w:r>
     </w:p>
     <w:tbl>
@@ -1502,12 +830,9 @@
     </w:tbl>
     <w:p>
       <w:pPr>
-        <w:spacing w:line="336" w:lineRule="auto" w:after="180"/>
-      </w:pPr>
-      <w:r>
-        <w:rPr>
-          <w:b w:val="0"/>
-        </w:rPr>
+        <w:pStyle w:val="ListBullet"/>
+      </w:pPr>
+      <w:r>
         <w:t>Revisit this idea with your teacher after a delay. Familiarity is different from explaining and using it on a changed case.</w:t>
       </w:r>
     </w:p>
@@ -1516,82 +841,322 @@
         <w:pStyle w:val="Heading1"/>
       </w:pPr>
       <w:r>
-        <w:t>12. Pictorial case practice: Functions and arguments</w:t>
-      </w:r>
-    </w:p>
-    <w:p>
-      <w:r>
-        <w:t>Match arguments to parameters. A function prints the difference between capacity and reserved spaces. Explain the labelled step before checking the changed condition.</w:t>
-      </w:r>
-    </w:p>
-    <w:p>
-      <w:pPr>
-        <w:spacing w:line="336" w:lineRule="auto" w:after="180"/>
-      </w:pPr>
-      <w:r>
-        <w:rPr>
-          <w:b w:val="0"/>
-        </w:rPr>
-        <w:t xml:space="preserve">Match </w:t>
-      </w:r>
-      <w:r>
-        <w:rPr>
-          <w:b/>
-        </w:rPr>
-        <w:t>argument</w:t>
-      </w:r>
-      <w:r>
-        <w:rPr>
-          <w:b w:val="0"/>
-        </w:rPr>
-        <w:t xml:space="preserve">s to </w:t>
-      </w:r>
-      <w:r>
-        <w:rPr>
-          <w:b/>
-        </w:rPr>
-        <w:t>parameter</w:t>
-      </w:r>
-      <w:r>
-        <w:rPr>
-          <w:b w:val="0"/>
-        </w:rPr>
-        <w:t xml:space="preserve">s. A </w:t>
-      </w:r>
-      <w:r>
-        <w:rPr>
-          <w:b/>
-        </w:rPr>
-        <w:t>function</w:t>
-      </w:r>
-      <w:r>
-        <w:rPr>
-          <w:b w:val="0"/>
-        </w:rPr>
-        <w:t xml:space="preserve"> prints the difference between capacity and reserved spaces.</w:t>
-      </w:r>
-    </w:p>
-    <w:p>
-      <w:pPr>
-        <w:spacing w:line="336" w:lineRule="auto" w:after="180"/>
-      </w:pPr>
-      <w:r>
-        <w:rPr>
-          <w:b w:val="0"/>
-        </w:rPr>
-        <w:t xml:space="preserve">Python 3: def show_free(capacity,reserved): print(capacity-reserved). </w:t>
-      </w:r>
-      <w:r>
-        <w:rPr>
-          <w:b/>
-        </w:rPr>
-        <w:t>Call</w:t>
-      </w:r>
-      <w:r>
-        <w:rPr>
-          <w:b w:val="0"/>
-        </w:rPr>
-        <w:t>s: show_free(11,3); show_free(3,11).</w:t>
+        <w:t>Reference bank and extra practice</w:t>
+      </w:r>
+    </w:p>
+    <w:p>
+      <w:pPr>
+        <w:pStyle w:val="Heading1"/>
+      </w:pPr>
+      <w:r>
+        <w:t>02. Reference · Supported W2 record</w:t>
+      </w:r>
+    </w:p>
+    <w:p>
+      <w:r>
+        <w:t>Keep the stated task, its own code/values and support record together.</w:t>
+      </w:r>
+    </w:p>
+    <w:p>
+      <w:pPr>
+        <w:pStyle w:val="Heading2"/>
+      </w:pPr>
+      <w:r>
+        <w:t>Task and evidence record</w:t>
+      </w:r>
+    </w:p>
+    <w:p>
+      <w:pPr>
+        <w:pStyle w:val="ListBullet"/>
+      </w:pPr>
+      <w:r>
+        <w:t>Use W2: Follow the execution order for Functions and arguments. Record the answer once; the lesson and workbook refer to the same attempt.</w:t>
+      </w:r>
+    </w:p>
+    <w:tbl>
+      <w:tblPr>
+        <w:tblStyle w:val="LightShading-Accent1"/>
+        <w:tblW w:type="auto" w:w="0"/>
+        <w:tblLook w:firstColumn="1" w:firstRow="1" w:lastColumn="0" w:lastRow="0" w:noHBand="0" w:noVBand="1" w:val="04A0"/>
+      </w:tblPr>
+      <w:tblGrid>
+        <w:gridCol w:w="2556"/>
+        <w:gridCol w:w="2556"/>
+        <w:gridCol w:w="2556"/>
+        <w:gridCol w:w="2556"/>
+      </w:tblGrid>
+      <w:tr>
+        <w:trPr>
+          <w:tblHeader/>
+        </w:trPr>
+        <w:tc>
+          <w:tcPr>
+            <w:tcW w:type="dxa" w:w="2556"/>
+          </w:tcPr>
+          <w:p>
+            <w:r>
+              <w:t>Given inputs</w:t>
+            </w:r>
+          </w:p>
+        </w:tc>
+        <w:tc>
+          <w:tcPr>
+            <w:tcW w:type="dxa" w:w="2556"/>
+          </w:tcPr>
+          <w:p>
+            <w:r>
+              <w:t>Procedure I chose</w:t>
+            </w:r>
+          </w:p>
+        </w:tc>
+        <w:tc>
+          <w:tcPr>
+            <w:tcW w:type="dxa" w:w="2556"/>
+          </w:tcPr>
+          <w:p>
+            <w:r>
+              <w:t>Middle steps</w:t>
+            </w:r>
+          </w:p>
+        </w:tc>
+        <w:tc>
+          <w:tcPr>
+            <w:tcW w:type="dxa" w:w="2556"/>
+          </w:tcPr>
+          <w:p>
+            <w:r>
+              <w:t>Result and check</w:t>
+            </w:r>
+          </w:p>
+        </w:tc>
+      </w:tr>
+      <w:tr>
+        <w:tc>
+          <w:tcPr>
+            <w:tcW w:type="dxa" w:w="2556"/>
+          </w:tcPr>
+          <w:p>
+            <w:r/>
+          </w:p>
+        </w:tc>
+        <w:tc>
+          <w:tcPr>
+            <w:tcW w:type="dxa" w:w="2556"/>
+          </w:tcPr>
+          <w:p>
+            <w:r/>
+          </w:p>
+        </w:tc>
+        <w:tc>
+          <w:tcPr>
+            <w:tcW w:type="dxa" w:w="2556"/>
+          </w:tcPr>
+          <w:p>
+            <w:r/>
+          </w:p>
+        </w:tc>
+        <w:tc>
+          <w:tcPr>
+            <w:tcW w:type="dxa" w:w="2556"/>
+          </w:tcPr>
+          <w:p>
+            <w:r/>
+          </w:p>
+        </w:tc>
+      </w:tr>
+    </w:tbl>
+    <w:p>
+      <w:pPr>
+        <w:pStyle w:val="Heading3"/>
+      </w:pPr>
+      <w:r>
+        <w:t>The step I completed without help, and the hint I needed</w:t>
+      </w:r>
+    </w:p>
+    <w:p>
+      <w:r>
+        <w:t>________________________________________________________________</w:t>
+      </w:r>
+    </w:p>
+    <w:p>
+      <w:r>
+        <w:t>________________________________________________________________</w:t>
+      </w:r>
+    </w:p>
+    <w:p>
+      <w:r>
+        <w:t>________________________________________________________________</w:t>
+      </w:r>
+    </w:p>
+    <w:p>
+      <w:pPr>
+        <w:pStyle w:val="Heading1"/>
+      </w:pPr>
+      <w:r>
+        <w:t>03. Extra practice · Individual reasoning check</w:t>
+      </w:r>
+    </w:p>
+    <w:p>
+      <w:r>
+        <w:t>Keep the stated task, its own code/values and support record together.</w:t>
+      </w:r>
+    </w:p>
+    <w:p>
+      <w:pPr>
+        <w:pStyle w:val="Heading2"/>
+      </w:pPr>
+      <w:r>
+        <w:t>Task and evidence record</w:t>
+      </w:r>
+    </w:p>
+    <w:p>
+      <w:pPr>
+        <w:pStyle w:val="ListBullet"/>
+      </w:pPr>
+      <w:r>
+        <w:t>Use the worked case for Functions and arguments. Proposed explanation: “Writing def runs the body immediately”. Decide whether this explanation is supported. Point to the step or supplied fact that decides; explain your repair if needed.</w:t>
+      </w:r>
+    </w:p>
+    <w:p>
+      <w:pPr>
+        <w:pStyle w:val="Heading3"/>
+      </w:pPr>
+      <w:r>
+        <w:t>My explanation before partner discussion</w:t>
+      </w:r>
+    </w:p>
+    <w:p>
+      <w:r>
+        <w:t>________________________________________________________________</w:t>
+      </w:r>
+    </w:p>
+    <w:p>
+      <w:r>
+        <w:t>________________________________________________________________</w:t>
+      </w:r>
+    </w:p>
+    <w:p>
+      <w:r>
+        <w:t>________________________________________________________________</w:t>
+      </w:r>
+    </w:p>
+    <w:p>
+      <w:r>
+        <w:t>________________________________________________________________</w:t>
+      </w:r>
+    </w:p>
+    <w:p>
+      <w:pPr>
+        <w:pStyle w:val="Heading1"/>
+      </w:pPr>
+      <w:r>
+        <w:t>08. Additional practice · Earlier W4 transfer</w:t>
+      </w:r>
+    </w:p>
+    <w:p>
+      <w:r>
+        <w:t>Keep the stated task, its own code/values and support record together.</w:t>
+      </w:r>
+    </w:p>
+    <w:p>
+      <w:pPr>
+        <w:pStyle w:val="Heading2"/>
+      </w:pPr>
+      <w:r>
+        <w:t>Task and evidence record</w:t>
+      </w:r>
+    </w:p>
+    <w:p>
+      <w:pPr>
+        <w:pStyle w:val="ListBullet"/>
+      </w:pPr>
+      <w:r>
+        <w:t>Each sealed box contains 6 counters. Define show_stock(boxes, loose) to print the total counters using its two parameters. Assume nonnegative integer arguments. Call it with (3, 2), (0, 2) and (3, 0). Predict each output and explain why show_stock(2, 3) is a different case.</w:t>
+      </w:r>
+    </w:p>
+    <w:p>
+      <w:pPr>
+        <w:pStyle w:val="Heading3"/>
+      </w:pPr>
+      <w:r>
+        <w:t>My reasoning and evidence</w:t>
+      </w:r>
+    </w:p>
+    <w:p>
+      <w:r>
+        <w:t>________________________________________________________________</w:t>
+      </w:r>
+    </w:p>
+    <w:p>
+      <w:r>
+        <w:t>________________________________________________________________</w:t>
+      </w:r>
+    </w:p>
+    <w:p>
+      <w:r>
+        <w:t>________________________________________________________________</w:t>
+      </w:r>
+    </w:p>
+    <w:p>
+      <w:r>
+        <w:t>________________________________________________________________</w:t>
+      </w:r>
+    </w:p>
+    <w:p>
+      <w:r>
+        <w:t>________________________________________________________________</w:t>
+      </w:r>
+    </w:p>
+    <w:p>
+      <w:r>
+        <w:t>________________________________________________________________</w:t>
+      </w:r>
+    </w:p>
+    <w:p>
+      <w:r>
+        <w:t>________________________________________________________________</w:t>
+      </w:r>
+    </w:p>
+    <w:p>
+      <w:r>
+        <w:t>________________________________________________________________</w:t>
+      </w:r>
+    </w:p>
+    <w:p>
+      <w:pPr>
+        <w:pStyle w:val="Heading1"/>
+      </w:pPr>
+      <w:r>
+        <w:t>12. Extra practice · Pictured case</w:t>
+      </w:r>
+    </w:p>
+    <w:p>
+      <w:r>
+        <w:t>Keep the stated task, its own code/values and support record together.</w:t>
+      </w:r>
+    </w:p>
+    <w:p>
+      <w:pPr>
+        <w:pStyle w:val="Heading2"/>
+      </w:pPr>
+      <w:r>
+        <w:t>Task and evidence record</w:t>
+      </w:r>
+    </w:p>
+    <w:p>
+      <w:pPr>
+        <w:pStyle w:val="ListBullet"/>
+      </w:pPr>
+      <w:r>
+        <w:t>Match arguments to parameters. A function prints the difference between capacity and reserved spaces.</w:t>
+      </w:r>
+    </w:p>
+    <w:p>
+      <w:pPr>
+        <w:pStyle w:val="ListBullet"/>
+      </w:pPr>
+      <w:r>
+        <w:t>Python 3: def show_free(capacity,reserved): print(capacity-reserved). Calls: show_free(11,3); show_free(3,11).</w:t>
       </w:r>
     </w:p>
     <w:p>
@@ -1632,74 +1197,10 @@
     </w:p>
     <w:p>
       <w:pPr>
-        <w:spacing w:line="336" w:lineRule="auto" w:after="180"/>
-        <w:shd w:fill="F5F1FB"/>
-      </w:pPr>
-      <w:r>
-        <w:rPr>
-          <w:b w:val="0"/>
-        </w:rPr>
-        <w:t xml:space="preserve">Match every </w:t>
-      </w:r>
-      <w:r>
-        <w:rPr>
-          <w:b/>
-        </w:rPr>
-        <w:t>argument</w:t>
-      </w:r>
-      <w:r>
-        <w:rPr>
-          <w:b w:val="0"/>
-        </w:rPr>
-        <w:t xml:space="preserve"> to a </w:t>
-      </w:r>
-      <w:r>
-        <w:rPr>
-          <w:b/>
-        </w:rPr>
-        <w:t>parameter</w:t>
-      </w:r>
-      <w:r>
-        <w:rPr>
-          <w:b w:val="0"/>
-        </w:rPr>
-        <w:t xml:space="preserve"> for the two </w:t>
-      </w:r>
-      <w:r>
-        <w:rPr>
-          <w:b/>
-        </w:rPr>
-        <w:t>call</w:t>
-      </w:r>
-      <w:r>
-        <w:rPr>
-          <w:b w:val="0"/>
-        </w:rPr>
-        <w:t xml:space="preserve">s. Why do </w:t>
-      </w:r>
-      <w:r>
-        <w:rPr>
-          <w:b/>
-        </w:rPr>
-        <w:t>output</w:t>
-      </w:r>
-      <w:r>
-        <w:rPr>
-          <w:b w:val="0"/>
-        </w:rPr>
-        <w:t xml:space="preserve">s differ, and what prints when both </w:t>
-      </w:r>
-      <w:r>
-        <w:rPr>
-          <w:b/>
-        </w:rPr>
-        <w:t>call</w:t>
-      </w:r>
-      <w:r>
-        <w:rPr>
-          <w:b w:val="0"/>
-        </w:rPr>
-        <w:t>s are removed?</w:t>
+        <w:pStyle w:val="ListBullet"/>
+      </w:pPr>
+      <w:r>
+        <w:t>Match every argument to a parameter for the two calls. Why do outputs differ, and what prints when both calls are removed?</w:t>
       </w:r>
     </w:p>
     <w:p>
@@ -1742,80 +1243,18 @@
     </w:p>
     <w:p>
       <w:pPr>
-        <w:pStyle w:val="Heading3"/>
-      </w:pPr>
-      <w:r>
-        <w:t>Record the help used</w:t>
-      </w:r>
-    </w:p>
-    <w:p>
-      <w:pPr>
-        <w:spacing w:line="336" w:lineRule="auto" w:after="180"/>
-        <w:shd w:fill="F1F6F8"/>
-      </w:pPr>
-      <w:r>
-        <w:rPr>
-          <w:b w:val="0"/>
-        </w:rPr>
-        <w:t xml:space="preserve">Support used: alone / hint / worked example. This record is practice </w:t>
-      </w:r>
-      <w:r>
-        <w:rPr>
-          <w:b/>
-        </w:rPr>
-        <w:t>evidence</w:t>
-      </w:r>
-      <w:r>
-        <w:rPr>
-          <w:b w:val="0"/>
-        </w:rPr>
-        <w:t>.</w:t>
-      </w:r>
-    </w:p>
-    <w:p>
-      <w:pPr>
-        <w:spacing w:line="336" w:lineRule="auto" w:after="180"/>
-      </w:pPr>
-      <w:r>
-        <w:rPr>
-          <w:b w:val="0"/>
-        </w:rPr>
-        <w:t xml:space="preserve">Project connection: For Python readiness before the Responsible Plant Classifier, retain a trace of the values, the predicted </w:t>
-      </w:r>
-      <w:r>
-        <w:rPr>
-          <w:b/>
-        </w:rPr>
-        <w:t>output</w:t>
-      </w:r>
-      <w:r>
-        <w:rPr>
-          <w:b w:val="0"/>
-        </w:rPr>
-        <w:t>s and the changed-case explanation.</w:t>
-      </w:r>
-    </w:p>
-    <w:p>
-      <w:pPr>
-        <w:spacing w:line="336" w:lineRule="auto" w:after="180"/>
-      </w:pPr>
-      <w:r>
-        <w:rPr>
-          <w:b w:val="0"/>
-        </w:rPr>
-        <w:t xml:space="preserve">Use actual Python 3 results to check the </w:t>
-      </w:r>
-      <w:r>
-        <w:rPr>
-          <w:b/>
-        </w:rPr>
-        <w:t>prediction</w:t>
-      </w:r>
-      <w:r>
-        <w:rPr>
-          <w:b w:val="0"/>
-        </w:rPr>
-        <w:t xml:space="preserve"> after reasoning first.</w:t>
+        <w:pStyle w:val="ListBullet"/>
+      </w:pPr>
+      <w:r>
+        <w:t>Support used: alone / hint / worked example. This record is practice evidence.</w:t>
+      </w:r>
+    </w:p>
+    <w:p>
+      <w:pPr>
+        <w:pStyle w:val="ListBullet"/>
+      </w:pPr>
+      <w:r>
+        <w:t>Project connection: For Python readiness before the Responsible Plant Classifier, retain a trace of the values, the predicted outputs and the changed-case explanation. Use actual Python 3 results to check the prediction after reasoning first.</w:t>
       </w:r>
     </w:p>
     <w:p>
@@ -1823,117 +1262,44 @@
         <w:pStyle w:val="Heading1"/>
       </w:pPr>
       <w:r>
-        <w:t>13. Project portfolio milestone</w:t>
-      </w:r>
-    </w:p>
-    <w:p>
-      <w:r>
-        <w:t>Keep this week’s input, deciding step, result and limit together in the Python readiness portfolio record.</w:t>
-      </w:r>
-    </w:p>
-    <w:p>
-      <w:pPr>
-        <w:spacing w:line="336" w:lineRule="auto" w:after="180"/>
-      </w:pPr>
-      <w:r>
-        <w:rPr>
-          <w:b w:val="0"/>
-        </w:rPr>
+        <w:t>13. Reference · Project portfolio milestone</w:t>
+      </w:r>
+    </w:p>
+    <w:p>
+      <w:r>
+        <w:t>Keep the stated task, its own code/values and support record together.</w:t>
+      </w:r>
+    </w:p>
+    <w:p>
+      <w:pPr>
+        <w:pStyle w:val="Heading2"/>
+      </w:pPr>
+      <w:r>
+        <w:t>Task and evidence record</w:t>
+      </w:r>
+    </w:p>
+    <w:p>
+      <w:pPr>
+        <w:pStyle w:val="ListBullet"/>
+      </w:pPr>
+      <w:r>
         <w:t>Project: Python readiness portfolio</w:t>
       </w:r>
     </w:p>
     <w:p>
       <w:pPr>
-        <w:spacing w:line="336" w:lineRule="auto" w:after="180"/>
-      </w:pPr>
-      <w:r>
-        <w:rPr>
-          <w:b w:val="0"/>
-        </w:rPr>
-        <w:t xml:space="preserve">Current milestone: Python readiness portfolio. Keep runnable code, </w:t>
-      </w:r>
-      <w:r>
-        <w:rPr>
-          <w:b/>
-        </w:rPr>
-        <w:t>prediction</w:t>
-      </w:r>
-      <w:r>
-        <w:rPr>
-          <w:b w:val="0"/>
-        </w:rPr>
-        <w:t xml:space="preserve">s, actual </w:t>
-      </w:r>
-      <w:r>
-        <w:rPr>
-          <w:b/>
-        </w:rPr>
-        <w:t>output</w:t>
-      </w:r>
-      <w:r>
-        <w:rPr>
-          <w:b w:val="0"/>
-        </w:rPr>
-        <w:t xml:space="preserve">s, one repaired error and an explanation of a </w:t>
-      </w:r>
-      <w:r>
-        <w:rPr>
-          <w:b/>
-        </w:rPr>
-        <w:t>function</w:t>
-      </w:r>
-      <w:r>
-        <w:rPr>
-          <w:b w:val="0"/>
-        </w:rPr>
-        <w:t xml:space="preserve"> on changed </w:t>
-      </w:r>
-      <w:r>
-        <w:rPr>
-          <w:b/>
-        </w:rPr>
-        <w:t>input</w:t>
-      </w:r>
-      <w:r>
-        <w:rPr>
-          <w:b w:val="0"/>
-        </w:rPr>
-        <w:t>s.</w:t>
-      </w:r>
-    </w:p>
-    <w:p>
-      <w:pPr>
-        <w:spacing w:line="336" w:lineRule="auto" w:after="180"/>
-      </w:pPr>
-      <w:r>
-        <w:rPr>
-          <w:b w:val="0"/>
-        </w:rPr>
-        <w:t xml:space="preserve">For Python readiness before the Responsible Plant Classifier, retain a trace of the values, the predicted </w:t>
-      </w:r>
-      <w:r>
-        <w:rPr>
-          <w:b/>
-        </w:rPr>
-        <w:t>output</w:t>
-      </w:r>
-      <w:r>
-        <w:rPr>
-          <w:b w:val="0"/>
-        </w:rPr>
-        <w:t xml:space="preserve">s and the changed-case explanation. Use actual Python 3 results to check the </w:t>
-      </w:r>
-      <w:r>
-        <w:rPr>
-          <w:b/>
-        </w:rPr>
-        <w:t>prediction</w:t>
-      </w:r>
-      <w:r>
-        <w:rPr>
-          <w:b w:val="0"/>
-        </w:rPr>
-        <w:t xml:space="preserve"> after reasoning first.</w:t>
+        <w:pStyle w:val="ListBullet"/>
+      </w:pPr>
+      <w:r>
+        <w:t>Current milestone: Python readiness portfolio. Keep runnable code, predictions, actual outputs, one repaired error and an explanation of a function on changed inputs.</w:t>
+      </w:r>
+    </w:p>
+    <w:p>
+      <w:pPr>
+        <w:pStyle w:val="ListBullet"/>
+      </w:pPr>
+      <w:r>
+        <w:t>For Python readiness before the Responsible Plant Classifier, retain a trace of the values, the predicted outputs and the changed-case explanation. Use actual Python 3 results to check the prediction after reasoning first.</w:t>
       </w:r>
     </w:p>
     <w:tbl>
@@ -2090,12 +1456,622 @@
         <w:pStyle w:val="Heading1"/>
       </w:pPr>
       <w:r>
-        <w:t>14. Supported practice and learning evidence</w:t>
-      </w:r>
-    </w:p>
-    <w:p>
-      <w:r>
-        <w:t>Try the supported questions before comparing with hints and feedback. Record what you repaired and the evidence you retained.</w:t>
+        <w:t>14. Extra practice · Predict, check and repair</w:t>
+      </w:r>
+    </w:p>
+    <w:p>
+      <w:r>
+        <w:t>Use only after an attempt; keep the reserved assessment separate.</w:t>
+      </w:r>
+    </w:p>
+    <w:p>
+      <w:pPr>
+        <w:pStyle w:val="Heading2"/>
+      </w:pPr>
+      <w:r>
+        <w:t>First question and hint</w:t>
+      </w:r>
+    </w:p>
+    <w:p>
+      <w:pPr>
+        <w:pStyle w:val="ListBullet"/>
+      </w:pPr>
+      <w:r>
+        <w:t>Match arguments to parameters. A function prints the difference between capacity and reserved spaces.</w:t>
+      </w:r>
+    </w:p>
+    <w:p>
+      <w:pPr>
+        <w:pStyle w:val="Heading3"/>
+      </w:pPr>
+      <w:r>
+        <w:t>Practice 1: explain the deciding evidence</w:t>
+      </w:r>
+    </w:p>
+    <w:p>
+      <w:pPr>
+        <w:pStyle w:val="ListBullet"/>
+      </w:pPr>
+      <w:r>
+        <w:t>Which labelled step matches this detail? capacity=3 and reserved=11 give -8 under the same arithmetic.</w:t>
+      </w:r>
+    </w:p>
+    <w:p>
+      <w:pPr>
+        <w:pStyle w:val="ListBullet"/>
+      </w:pPr>
+      <w:r>
+        <w:t>1. Match first arguments</w:t>
+      </w:r>
+    </w:p>
+    <w:p>
+      <w:pPr>
+        <w:pStyle w:val="ListBullet"/>
+      </w:pPr>
+      <w:r>
+        <w:t>2. Trace reversed call</w:t>
+      </w:r>
+    </w:p>
+    <w:p>
+      <w:pPr>
+        <w:pStyle w:val="ListBullet"/>
+      </w:pPr>
+      <w:r>
+        <w:t>3. Define without calling</w:t>
+      </w:r>
+    </w:p>
+    <w:p>
+      <w:pPr>
+        <w:pStyle w:val="Heading3"/>
+      </w:pPr>
+      <w:r>
+        <w:t>My selected conclusion, deciding fact and explanation</w:t>
+      </w:r>
+    </w:p>
+    <w:p>
+      <w:r>
+        <w:t>________________________________________________________________</w:t>
+      </w:r>
+    </w:p>
+    <w:p>
+      <w:r>
+        <w:t>________________________________________________________________</w:t>
+      </w:r>
+    </w:p>
+    <w:p>
+      <w:r>
+        <w:t>________________________________________________________________</w:t>
+      </w:r>
+    </w:p>
+    <w:p>
+      <w:r>
+        <w:t>________________________________________________________________</w:t>
+      </w:r>
+    </w:p>
+    <w:p>
+      <w:r>
+        <w:t>________________________________________________________________</w:t>
+      </w:r>
+    </w:p>
+    <w:p>
+      <w:pPr>
+        <w:pStyle w:val="ListBullet"/>
+      </w:pPr>
+      <w:r>
+        <w:t>Hint if needed: Read the steps in the pictorial case. Match the supplied detail to the stage that performs or records it.</w:t>
+      </w:r>
+    </w:p>
+    <w:p>
+      <w:pPr>
+        <w:pStyle w:val="Heading2"/>
+      </w:pPr>
+      <w:r>
+        <w:t>Check the first explanation · reference / check after trying</w:t>
+      </w:r>
+    </w:p>
+    <w:p>
+      <w:pPr>
+        <w:spacing w:line="336" w:lineRule="auto" w:after="180"/>
+      </w:pPr>
+      <w:r>
+        <w:rPr>
+          <w:b w:val="0"/>
+        </w:rPr>
+        <w:t xml:space="preserve">After your attempt, compare with the supported explanation: Trace reversed </w:t>
+      </w:r>
+      <w:r>
+        <w:rPr>
+          <w:b/>
+        </w:rPr>
+        <w:t>call</w:t>
+      </w:r>
+      <w:r>
+        <w:rPr>
+          <w:b w:val="0"/>
+        </w:rPr>
+        <w:t xml:space="preserve"> capacity=3 and reserved=11 give -8 under the same arithmetic. Positional </w:t>
+      </w:r>
+      <w:r>
+        <w:rPr>
+          <w:b/>
+        </w:rPr>
+        <w:t>argument</w:t>
+      </w:r>
+      <w:r>
+        <w:rPr>
+          <w:b w:val="0"/>
+        </w:rPr>
+        <w:t xml:space="preserve">s match </w:t>
+      </w:r>
+      <w:r>
+        <w:rPr>
+          <w:b/>
+        </w:rPr>
+        <w:t>parameter</w:t>
+      </w:r>
+      <w:r>
+        <w:rPr>
+          <w:b w:val="0"/>
+        </w:rPr>
+        <w:t xml:space="preserve"> names in order.</w:t>
+      </w:r>
+    </w:p>
+    <w:p>
+      <w:pPr>
+        <w:spacing w:line="336" w:lineRule="auto" w:after="180"/>
+      </w:pPr>
+      <w:r>
+        <w:rPr>
+          <w:b w:val="0"/>
+        </w:rPr>
+        <w:t xml:space="preserve">A </w:t>
+      </w:r>
+      <w:r>
+        <w:rPr>
+          <w:b/>
+        </w:rPr>
+        <w:t>function</w:t>
+      </w:r>
+      <w:r>
+        <w:rPr>
+          <w:b w:val="0"/>
+        </w:rPr>
+        <w:t xml:space="preserve"> </w:t>
+      </w:r>
+      <w:r>
+        <w:rPr>
+          <w:b/>
+        </w:rPr>
+        <w:t>definition</w:t>
+      </w:r>
+      <w:r>
+        <w:rPr>
+          <w:b w:val="0"/>
+        </w:rPr>
+        <w:t xml:space="preserve"> is not an execution of its body; separate </w:t>
+      </w:r>
+      <w:r>
+        <w:rPr>
+          <w:b/>
+        </w:rPr>
+        <w:t>call</w:t>
+      </w:r>
+      <w:r>
+        <w:rPr>
+          <w:b w:val="0"/>
+        </w:rPr>
+        <w:t xml:space="preserve">s supply separate </w:t>
+      </w:r>
+      <w:r>
+        <w:rPr>
+          <w:b/>
+        </w:rPr>
+        <w:t>input</w:t>
+      </w:r>
+      <w:r>
+        <w:rPr>
+          <w:b w:val="0"/>
+        </w:rPr>
+        <w:t xml:space="preserve"> values.</w:t>
+      </w:r>
+    </w:p>
+    <w:p>
+      <w:pPr>
+        <w:pStyle w:val="Heading2"/>
+      </w:pPr>
+      <w:r>
+        <w:t>Changed-case question and hint</w:t>
+      </w:r>
+    </w:p>
+    <w:p>
+      <w:pPr>
+        <w:pStyle w:val="Heading3"/>
+      </w:pPr>
+      <w:r>
+        <w:t>Practice 2: explain the deciding evidence</w:t>
+      </w:r>
+    </w:p>
+    <w:p>
+      <w:pPr>
+        <w:pStyle w:val="ListBullet"/>
+      </w:pPr>
+      <w:r>
+        <w:t>Changed-case practice: Remove both calls and leave the definition only. Which conclusion is supported by the supplied facts?</w:t>
+      </w:r>
+    </w:p>
+    <w:p>
+      <w:pPr>
+        <w:pStyle w:val="ListBullet"/>
+      </w:pPr>
+      <w:r>
+        <w:t>1. This one example guarantees correct results for every future input.</w:t>
+      </w:r>
+    </w:p>
+    <w:p>
+      <w:pPr>
+        <w:pStyle w:val="ListBullet"/>
+      </w:pPr>
+      <w:r>
+        <w:t>2. We can decide the result without examining the changed input or the procedure.</w:t>
+      </w:r>
+    </w:p>
+    <w:p>
+      <w:pPr>
+        <w:pStyle w:val="ListBullet"/>
+      </w:pPr>
+      <w:r>
+        <w:t>3. No output is printed.</w:t>
+      </w:r>
+    </w:p>
+    <w:p>
+      <w:pPr>
+        <w:pStyle w:val="Heading3"/>
+      </w:pPr>
+      <w:r>
+        <w:t>My selected conclusion, deciding fact and explanation</w:t>
+      </w:r>
+    </w:p>
+    <w:p>
+      <w:r>
+        <w:t>________________________________________________________________</w:t>
+      </w:r>
+    </w:p>
+    <w:p>
+      <w:r>
+        <w:t>________________________________________________________________</w:t>
+      </w:r>
+    </w:p>
+    <w:p>
+      <w:r>
+        <w:t>________________________________________________________________</w:t>
+      </w:r>
+    </w:p>
+    <w:p>
+      <w:r>
+        <w:t>________________________________________________________________</w:t>
+      </w:r>
+    </w:p>
+    <w:p>
+      <w:r>
+        <w:t>________________________________________________________________</w:t>
+      </w:r>
+    </w:p>
+    <w:p>
+      <w:pPr>
+        <w:pStyle w:val="ListBullet"/>
+      </w:pPr>
+      <w:r>
+        <w:t>Hint if needed: Use the changed condition and the deciding step in the pictorial trace. The answer must say what follows from those facts.</w:t>
+      </w:r>
+    </w:p>
+    <w:p>
+      <w:pPr>
+        <w:pStyle w:val="Heading2"/>
+      </w:pPr>
+      <w:r>
+        <w:t>Check the changed explanation · reference / check after trying</w:t>
+      </w:r>
+    </w:p>
+    <w:p>
+      <w:pPr>
+        <w:spacing w:line="336" w:lineRule="auto" w:after="180"/>
+      </w:pPr>
+      <w:r>
+        <w:rPr>
+          <w:b w:val="0"/>
+        </w:rPr>
+        <w:t xml:space="preserve">After your attempt, compare with the supported explanation: No </w:t>
+      </w:r>
+      <w:r>
+        <w:rPr>
+          <w:b/>
+        </w:rPr>
+        <w:t>output</w:t>
+      </w:r>
+      <w:r>
+        <w:rPr>
+          <w:b w:val="0"/>
+        </w:rPr>
+        <w:t xml:space="preserve"> is printed. The body runs only when the </w:t>
+      </w:r>
+      <w:r>
+        <w:rPr>
+          <w:b/>
+        </w:rPr>
+        <w:t>function</w:t>
+      </w:r>
+      <w:r>
+        <w:rPr>
+          <w:b w:val="0"/>
+        </w:rPr>
+        <w:t xml:space="preserve"> is </w:t>
+      </w:r>
+      <w:r>
+        <w:rPr>
+          <w:b/>
+        </w:rPr>
+        <w:t>call</w:t>
+      </w:r>
+      <w:r>
+        <w:rPr>
+          <w:b w:val="0"/>
+        </w:rPr>
+        <w:t>ed.</w:t>
+      </w:r>
+    </w:p>
+    <w:p>
+      <w:pPr>
+        <w:pStyle w:val="Heading2"/>
+      </w:pPr>
+      <w:r>
+        <w:t>Repair and keep the record</w:t>
+      </w:r>
+    </w:p>
+    <w:p>
+      <w:pPr>
+        <w:spacing w:line="336" w:lineRule="auto" w:after="180"/>
+      </w:pPr>
+      <w:r>
+        <w:rPr>
+          <w:b w:val="0"/>
+        </w:rPr>
+        <w:t>Review Lists and indexing (python-bridge/7). Goal: Distinguish a list index from the value stored at that position. Short practice: Label the three index positions.</w:t>
+      </w:r>
+    </w:p>
+    <w:p>
+      <w:pPr>
+        <w:spacing w:line="336" w:lineRule="auto" w:after="180"/>
+      </w:pPr>
+      <w:r>
+        <w:rPr>
+          <w:b w:val="0"/>
+        </w:rPr>
+        <w:t xml:space="preserve">Predict all original </w:t>
+      </w:r>
+      <w:r>
+        <w:rPr>
+          <w:b/>
+        </w:rPr>
+        <w:t>output</w:t>
+      </w:r>
+      <w:r>
+        <w:rPr>
+          <w:b w:val="0"/>
+        </w:rPr>
+        <w:t xml:space="preserve">s, then name the first </w:t>
+      </w:r>
+      <w:r>
+        <w:rPr>
+          <w:b/>
+        </w:rPr>
+        <w:t>output</w:t>
+      </w:r>
+      <w:r>
+        <w:rPr>
+          <w:b w:val="0"/>
+        </w:rPr>
+        <w:t xml:space="preserve"> and stopping point after using index 3.. Return to this week and explain what you changed.</w:t>
+      </w:r>
+    </w:p>
+    <w:p>
+      <w:pPr>
+        <w:spacing w:line="336" w:lineRule="auto" w:after="180"/>
+      </w:pPr>
+      <w:r>
+        <w:rPr>
+          <w:b w:val="0"/>
+        </w:rPr>
+        <w:t>Review Branching and boundary tests (python-bridge/5). Goal: Trace the selected branch in an if elif else chain. Short practice: Trace -2, 4 and 5 through the branches.</w:t>
+      </w:r>
+    </w:p>
+    <w:p>
+      <w:pPr>
+        <w:spacing w:line="336" w:lineRule="auto" w:after="180"/>
+      </w:pPr>
+      <w:r>
+        <w:rPr>
+          <w:b w:val="0"/>
+        </w:rPr>
+        <w:t>Explain why the negative check comes first and what label -2 gets if it is removed.. Return to this week and explain what you changed.</w:t>
+      </w:r>
+    </w:p>
+    <w:p>
+      <w:pPr>
+        <w:spacing w:line="336" w:lineRule="auto" w:after="180"/>
+      </w:pPr>
+      <w:r>
+        <w:rPr>
+          <w:b w:val="0"/>
+        </w:rPr>
+        <w:t xml:space="preserve">Review Values variables and types (python-bridge/2). Goal: Distinguish integer, floating-point, text and Boolean values. Short practice: Predict both print </w:t>
+      </w:r>
+      <w:r>
+        <w:rPr>
+          <w:b/>
+        </w:rPr>
+        <w:t>output</w:t>
+      </w:r>
+      <w:r>
+        <w:rPr>
+          <w:b w:val="0"/>
+        </w:rPr>
+        <w:t>s and explain why they differ.</w:t>
+      </w:r>
+    </w:p>
+    <w:p>
+      <w:pPr>
+        <w:spacing w:line="336" w:lineRule="auto" w:after="180"/>
+      </w:pPr>
+      <w:r>
+        <w:rPr>
+          <w:b w:val="0"/>
+        </w:rPr>
+        <w:t xml:space="preserve">Does count+tag work, and what happens to each valid </w:t>
+      </w:r>
+      <w:r>
+        <w:rPr>
+          <w:b/>
+        </w:rPr>
+        <w:t>output</w:t>
+      </w:r>
+      <w:r>
+        <w:rPr>
+          <w:b w:val="0"/>
+        </w:rPr>
+        <w:t xml:space="preserve"> after count becomes ten?. Return to this week and explain what you changed.</w:t>
+      </w:r>
+    </w:p>
+    <w:p>
+      <w:pPr>
+        <w:spacing w:line="336" w:lineRule="auto" w:after="180"/>
+      </w:pPr>
+      <w:r>
+        <w:rPr>
+          <w:b w:val="0"/>
+        </w:rPr>
+        <w:t xml:space="preserve">The browser lab lets you edit the supported Python examples already included in this lesson. Predict first, run, inspect the actual </w:t>
+      </w:r>
+      <w:r>
+        <w:rPr>
+          <w:b/>
+        </w:rPr>
+        <w:t>output</w:t>
+      </w:r>
+      <w:r>
+        <w:rPr>
+          <w:b w:val="0"/>
+        </w:rPr>
+        <w:t xml:space="preserve"> or error, change one </w:t>
+      </w:r>
+      <w:r>
+        <w:rPr>
+          <w:b/>
+        </w:rPr>
+        <w:t>input</w:t>
+      </w:r>
+      <w:r>
+        <w:rPr>
+          <w:b w:val="0"/>
+        </w:rPr>
+        <w:t>, then run again.</w:t>
+      </w:r>
+    </w:p>
+    <w:p>
+      <w:pPr>
+        <w:spacing w:line="336" w:lineRule="auto" w:after="180"/>
+      </w:pPr>
+      <w:r>
+        <w:rPr>
+          <w:b w:val="0"/>
+        </w:rPr>
+        <w:t xml:space="preserve">Keep code, </w:t>
+      </w:r>
+      <w:r>
+        <w:rPr>
+          <w:b/>
+        </w:rPr>
+        <w:t>prediction</w:t>
+      </w:r>
+      <w:r>
+        <w:rPr>
+          <w:b w:val="0"/>
+        </w:rPr>
+        <w:t>s, actual results and a reasoned revision together. On paper, label your result as a trace rather than an execution.</w:t>
+      </w:r>
+    </w:p>
+    <w:p>
+      <w:pPr>
+        <w:spacing w:line="336" w:lineRule="auto" w:after="180"/>
+      </w:pPr>
+      <w:r>
+        <w:rPr>
+          <w:b w:val="0"/>
+        </w:rPr>
+        <w:t xml:space="preserve">Use Download completed work in the hosted lesson to export your answers, reflections, practice feedback and code-run </w:t>
+      </w:r>
+      <w:r>
+        <w:rPr>
+          <w:b/>
+        </w:rPr>
+        <w:t>evidence</w:t>
+      </w:r>
+      <w:r>
+        <w:rPr>
+          <w:b w:val="0"/>
+        </w:rPr>
+        <w:t>. Open the HTML copy to read or print it.</w:t>
+      </w:r>
+    </w:p>
+    <w:p>
+      <w:pPr>
+        <w:spacing w:line="336" w:lineRule="auto" w:after="180"/>
+      </w:pPr>
+      <w:r>
+        <w:rPr>
+          <w:b w:val="0"/>
+        </w:rPr>
+        <w:t>Drafts stay in this browser when storage is available; clear drafts on a shared device.</w:t>
+      </w:r>
+    </w:p>
+    <w:p>
+      <w:pPr>
+        <w:pStyle w:val="Heading3"/>
+      </w:pPr>
+      <w:r>
+        <w:t>What I repaired, the evidence I kept and the next test</w:t>
+      </w:r>
+    </w:p>
+    <w:p>
+      <w:r>
+        <w:t>________________________________________________________________</w:t>
+      </w:r>
+    </w:p>
+    <w:p>
+      <w:r>
+        <w:t>________________________________________________________________</w:t>
+      </w:r>
+    </w:p>
+    <w:p>
+      <w:r>
+        <w:t>________________________________________________________________</w:t>
+      </w:r>
+    </w:p>
+    <w:p>
+      <w:r>
+        <w:t>________________________________________________________________</w:t>
+      </w:r>
+    </w:p>
+    <w:p>
+      <w:r>
+        <w:t>________________________________________________________________</w:t>
+      </w:r>
+    </w:p>
+    <w:p>
+      <w:pPr>
+        <w:pStyle w:val="Heading2"/>
+      </w:pPr>
+      <w:r>
+        <w:t>Earlier wording, alternatives and picture transcripts · reference / check after trying</w:t>
       </w:r>
     </w:p>
     <w:p>
@@ -2111,134 +2087,10 @@
     </w:p>
     <w:p>
       <w:pPr>
-        <w:spacing w:line="336" w:lineRule="auto" w:after="180"/>
-      </w:pPr>
-      <w:r>
-        <w:rPr>
-          <w:b w:val="0"/>
-        </w:rPr>
-        <w:t xml:space="preserve">Match </w:t>
-      </w:r>
-      <w:r>
-        <w:rPr>
-          <w:b/>
-        </w:rPr>
-        <w:t>argument</w:t>
-      </w:r>
-      <w:r>
-        <w:rPr>
-          <w:b w:val="0"/>
-        </w:rPr>
-        <w:t xml:space="preserve">s to </w:t>
-      </w:r>
-      <w:r>
-        <w:rPr>
-          <w:b/>
-        </w:rPr>
-        <w:t>parameter</w:t>
-      </w:r>
-      <w:r>
-        <w:rPr>
-          <w:b w:val="0"/>
-        </w:rPr>
-        <w:t xml:space="preserve">s. A </w:t>
-      </w:r>
-      <w:r>
-        <w:rPr>
-          <w:b/>
-        </w:rPr>
-        <w:t>function</w:t>
-      </w:r>
-      <w:r>
-        <w:rPr>
-          <w:b w:val="0"/>
-        </w:rPr>
-        <w:t xml:space="preserve"> prints the difference between capacity and reserved spaces.</w:t>
-      </w:r>
-    </w:p>
-    <w:p>
-      <w:pPr>
         <w:pStyle w:val="Heading3"/>
       </w:pPr>
       <w:r>
-        <w:t>Practice 1: explain the deciding evidence</w:t>
-      </w:r>
-    </w:p>
-    <w:p>
-      <w:pPr>
-        <w:spacing w:line="336" w:lineRule="auto" w:after="180"/>
-      </w:pPr>
-      <w:r>
-        <w:rPr>
-          <w:b w:val="0"/>
-        </w:rPr>
-        <w:t>Which labelled step matches this detail? capacity=3 and reserved=11 give -8 under the same arithmetic.</w:t>
-      </w:r>
-    </w:p>
-    <w:p>
-      <w:pPr>
-        <w:spacing w:line="336" w:lineRule="auto" w:after="180"/>
-        <w:shd w:fill="F4F9FC"/>
-      </w:pPr>
-      <w:r>
-        <w:rPr>
-          <w:b w:val="0"/>
-        </w:rPr>
-        <w:t xml:space="preserve">1. Match first </w:t>
-      </w:r>
-      <w:r>
-        <w:rPr>
-          <w:b/>
-        </w:rPr>
-        <w:t>argument</w:t>
-      </w:r>
-      <w:r>
-        <w:rPr>
-          <w:b w:val="0"/>
-        </w:rPr>
-        <w:t>s</w:t>
-      </w:r>
-    </w:p>
-    <w:p>
-      <w:pPr>
-        <w:spacing w:line="336" w:lineRule="auto" w:after="180"/>
-        <w:shd w:fill="F4F9FC"/>
-      </w:pPr>
-      <w:r>
-        <w:rPr>
-          <w:b w:val="0"/>
-        </w:rPr>
-        <w:t xml:space="preserve">2. Trace reversed </w:t>
-      </w:r>
-      <w:r>
-        <w:rPr>
-          <w:b/>
-        </w:rPr>
-        <w:t>call</w:t>
-      </w:r>
-    </w:p>
-    <w:p>
-      <w:pPr>
-        <w:spacing w:line="336" w:lineRule="auto" w:after="180"/>
-        <w:shd w:fill="F4F9FC"/>
-      </w:pPr>
-      <w:r>
-        <w:rPr>
-          <w:b w:val="0"/>
-        </w:rPr>
-        <w:t xml:space="preserve">3. Define without </w:t>
-      </w:r>
-      <w:r>
-        <w:rPr>
-          <w:b/>
-        </w:rPr>
-        <w:t>call</w:t>
-      </w:r>
-      <w:r>
-        <w:rPr>
-          <w:b w:val="0"/>
-        </w:rPr>
-        <w:t>ing</w:t>
+        <w:t>Repair a missing building block</w:t>
       </w:r>
     </w:p>
     <w:p>
@@ -2246,32 +2098,7 @@
         <w:pStyle w:val="Heading3"/>
       </w:pPr>
       <w:r>
-        <w:t>My selected conclusion, deciding fact and explanation</w:t>
-      </w:r>
-    </w:p>
-    <w:p>
-      <w:r>
-        <w:t>________________________________________________________________</w:t>
-      </w:r>
-    </w:p>
-    <w:p>
-      <w:r>
-        <w:t>________________________________________________________________</w:t>
-      </w:r>
-    </w:p>
-    <w:p>
-      <w:r>
-        <w:t>________________________________________________________________</w:t>
-      </w:r>
-    </w:p>
-    <w:p>
-      <w:r>
-        <w:t>________________________________________________________________</w:t>
-      </w:r>
-    </w:p>
-    <w:p>
-      <w:r>
-        <w:t>________________________________________________________________</w:t>
+        <w:t>Predict, run and debug</w:t>
       </w:r>
     </w:p>
     <w:p>
@@ -2279,649 +2106,25 @@
         <w:pStyle w:val="Heading3"/>
       </w:pPr>
       <w:r>
-        <w:t>Hint · try first</w:t>
-      </w:r>
-    </w:p>
-    <w:p>
-      <w:pPr>
-        <w:spacing w:line="336" w:lineRule="auto" w:after="180"/>
-        <w:shd w:fill="F1F6F8"/>
-      </w:pPr>
-      <w:r>
-        <w:rPr>
-          <w:b w:val="0"/>
-        </w:rPr>
-        <w:t>Hint if needed: Read the steps in the pictorial case. Match the supplied detail to the stage that performs or records it.</w:t>
-      </w:r>
-    </w:p>
-    <w:p>
-      <w:pPr>
-        <w:pStyle w:val="Heading3"/>
-      </w:pPr>
-      <w:r>
-        <w:t>Feedback · compare after trying</w:t>
-      </w:r>
-    </w:p>
-    <w:p>
-      <w:pPr>
-        <w:spacing w:line="336" w:lineRule="auto" w:after="180"/>
-        <w:shd w:fill="F1F6FC"/>
-      </w:pPr>
-      <w:r>
-        <w:rPr>
-          <w:b w:val="0"/>
-        </w:rPr>
-        <w:t xml:space="preserve">After your attempt, compare with the supported explanation: Trace reversed </w:t>
-      </w:r>
-      <w:r>
-        <w:rPr>
-          <w:b/>
-        </w:rPr>
-        <w:t>call</w:t>
-      </w:r>
-      <w:r>
-        <w:rPr>
-          <w:b w:val="0"/>
-        </w:rPr>
-        <w:t xml:space="preserve"> capacity=3 and reserved=11 give -8 under the same arithmetic. Positional </w:t>
-      </w:r>
-      <w:r>
-        <w:rPr>
-          <w:b/>
-        </w:rPr>
-        <w:t>argument</w:t>
-      </w:r>
-      <w:r>
-        <w:rPr>
-          <w:b w:val="0"/>
-        </w:rPr>
-        <w:t xml:space="preserve">s match </w:t>
-      </w:r>
-      <w:r>
-        <w:rPr>
-          <w:b/>
-        </w:rPr>
-        <w:t>parameter</w:t>
-      </w:r>
-      <w:r>
-        <w:rPr>
-          <w:b w:val="0"/>
-        </w:rPr>
-        <w:t xml:space="preserve"> names in order.</w:t>
-      </w:r>
-    </w:p>
-    <w:p>
-      <w:pPr>
-        <w:spacing w:line="336" w:lineRule="auto" w:after="180"/>
-        <w:shd w:fill="F1F6FC"/>
-      </w:pPr>
-      <w:r>
-        <w:rPr>
-          <w:b w:val="0"/>
-        </w:rPr>
-        <w:t xml:space="preserve">A </w:t>
-      </w:r>
-      <w:r>
-        <w:rPr>
-          <w:b/>
-        </w:rPr>
-        <w:t>function</w:t>
-      </w:r>
-      <w:r>
-        <w:rPr>
-          <w:b w:val="0"/>
-        </w:rPr>
-        <w:t xml:space="preserve"> </w:t>
-      </w:r>
-      <w:r>
-        <w:rPr>
-          <w:b/>
-        </w:rPr>
-        <w:t>definition</w:t>
-      </w:r>
-      <w:r>
-        <w:rPr>
-          <w:b w:val="0"/>
-        </w:rPr>
-        <w:t xml:space="preserve"> is not an execution of its body; separate </w:t>
-      </w:r>
-      <w:r>
-        <w:rPr>
-          <w:b/>
-        </w:rPr>
-        <w:t>call</w:t>
-      </w:r>
-      <w:r>
-        <w:rPr>
-          <w:b w:val="0"/>
-        </w:rPr>
-        <w:t xml:space="preserve">s supply separate </w:t>
-      </w:r>
-      <w:r>
-        <w:rPr>
-          <w:b/>
-        </w:rPr>
-        <w:t>input</w:t>
-      </w:r>
-      <w:r>
-        <w:rPr>
-          <w:b w:val="0"/>
-        </w:rPr>
-        <w:t xml:space="preserve"> values.</w:t>
-      </w:r>
-    </w:p>
-    <w:p>
-      <w:pPr>
-        <w:pStyle w:val="Heading3"/>
-      </w:pPr>
-      <w:r>
-        <w:t>Practice 2: explain the deciding evidence</w:t>
-      </w:r>
-    </w:p>
-    <w:p>
-      <w:pPr>
-        <w:pStyle w:val="Heading3"/>
-      </w:pPr>
-      <w:r>
-        <w:t>Changed case · predict first</w:t>
-      </w:r>
-    </w:p>
-    <w:p>
-      <w:pPr>
-        <w:spacing w:line="336" w:lineRule="auto" w:after="180"/>
-        <w:shd w:fill="F5F1FB"/>
-      </w:pPr>
-      <w:r>
-        <w:rPr>
-          <w:b w:val="0"/>
-        </w:rPr>
-        <w:t xml:space="preserve">Changed-case practice: Remove both </w:t>
-      </w:r>
-      <w:r>
-        <w:rPr>
-          <w:b/>
-        </w:rPr>
-        <w:t>call</w:t>
-      </w:r>
-      <w:r>
-        <w:rPr>
-          <w:b w:val="0"/>
-        </w:rPr>
-        <w:t xml:space="preserve">s and leave the </w:t>
-      </w:r>
-      <w:r>
-        <w:rPr>
-          <w:b/>
-        </w:rPr>
-        <w:t>definition</w:t>
-      </w:r>
-      <w:r>
-        <w:rPr>
-          <w:b w:val="0"/>
-        </w:rPr>
-        <w:t xml:space="preserve"> only. Which conclusion is supported by the supplied facts?</w:t>
-      </w:r>
-    </w:p>
-    <w:p>
-      <w:pPr>
-        <w:spacing w:line="336" w:lineRule="auto" w:after="180"/>
-        <w:shd w:fill="F4F9FC"/>
-      </w:pPr>
-      <w:r>
-        <w:rPr>
-          <w:b w:val="0"/>
-        </w:rPr>
-        <w:t xml:space="preserve">1. This one example guarantees correct results for every future </w:t>
-      </w:r>
-      <w:r>
-        <w:rPr>
-          <w:b/>
-        </w:rPr>
-        <w:t>input</w:t>
-      </w:r>
-      <w:r>
-        <w:rPr>
-          <w:b w:val="0"/>
-        </w:rPr>
-        <w:t>.</w:t>
-      </w:r>
-    </w:p>
-    <w:p>
-      <w:pPr>
-        <w:spacing w:line="336" w:lineRule="auto" w:after="180"/>
-        <w:shd w:fill="F4F9FC"/>
-      </w:pPr>
-      <w:r>
-        <w:rPr>
-          <w:b w:val="0"/>
-        </w:rPr>
-        <w:t xml:space="preserve">2. We can decide the result without examining the changed </w:t>
-      </w:r>
-      <w:r>
-        <w:rPr>
-          <w:b/>
-        </w:rPr>
-        <w:t>input</w:t>
-      </w:r>
-      <w:r>
-        <w:rPr>
-          <w:b w:val="0"/>
-        </w:rPr>
-        <w:t xml:space="preserve"> or the procedure.</w:t>
-      </w:r>
-    </w:p>
-    <w:p>
-      <w:pPr>
-        <w:spacing w:line="336" w:lineRule="auto" w:after="180"/>
-        <w:shd w:fill="F4F9FC"/>
-      </w:pPr>
-      <w:r>
-        <w:rPr>
-          <w:b w:val="0"/>
-        </w:rPr>
-        <w:t xml:space="preserve">3. No </w:t>
-      </w:r>
-      <w:r>
-        <w:rPr>
-          <w:b/>
-        </w:rPr>
-        <w:t>output</w:t>
-      </w:r>
-      <w:r>
-        <w:rPr>
-          <w:b w:val="0"/>
-        </w:rPr>
-        <w:t xml:space="preserve"> is printed.</w:t>
-      </w:r>
-    </w:p>
-    <w:p>
-      <w:pPr>
-        <w:pStyle w:val="Heading3"/>
-      </w:pPr>
-      <w:r>
-        <w:t>My selected conclusion, deciding fact and explanation</w:t>
-      </w:r>
-    </w:p>
-    <w:p>
-      <w:r>
-        <w:t>________________________________________________________________</w:t>
-      </w:r>
-    </w:p>
-    <w:p>
-      <w:r>
-        <w:t>________________________________________________________________</w:t>
-      </w:r>
-    </w:p>
-    <w:p>
-      <w:r>
-        <w:t>________________________________________________________________</w:t>
-      </w:r>
-    </w:p>
-    <w:p>
-      <w:r>
-        <w:t>________________________________________________________________</w:t>
-      </w:r>
-    </w:p>
-    <w:p>
-      <w:r>
-        <w:t>________________________________________________________________</w:t>
-      </w:r>
-    </w:p>
-    <w:p>
-      <w:pPr>
-        <w:pStyle w:val="Heading3"/>
-      </w:pPr>
-      <w:r>
-        <w:t>Hint · try first</w:t>
-      </w:r>
-    </w:p>
-    <w:p>
-      <w:pPr>
-        <w:spacing w:line="336" w:lineRule="auto" w:after="180"/>
-        <w:shd w:fill="F1F6F8"/>
-      </w:pPr>
-      <w:r>
-        <w:rPr>
-          <w:b w:val="0"/>
-        </w:rPr>
-        <w:t>Hint if needed: Use the changed condition and the deciding step in the pictorial trace. The answer must say what follows from those facts.</w:t>
-      </w:r>
-    </w:p>
-    <w:p>
-      <w:pPr>
-        <w:pStyle w:val="Heading3"/>
-      </w:pPr>
-      <w:r>
-        <w:t>Feedback · compare after trying</w:t>
-      </w:r>
-    </w:p>
-    <w:p>
-      <w:pPr>
-        <w:spacing w:line="336" w:lineRule="auto" w:after="180"/>
-        <w:shd w:fill="F1F6FC"/>
-      </w:pPr>
-      <w:r>
-        <w:rPr>
-          <w:b w:val="0"/>
-        </w:rPr>
-        <w:t xml:space="preserve">After your attempt, compare with the supported explanation: No </w:t>
-      </w:r>
-      <w:r>
-        <w:rPr>
-          <w:b/>
-        </w:rPr>
-        <w:t>output</w:t>
-      </w:r>
-      <w:r>
-        <w:rPr>
-          <w:b w:val="0"/>
-        </w:rPr>
-        <w:t xml:space="preserve"> is printed. The body runs only when the </w:t>
-      </w:r>
-      <w:r>
-        <w:rPr>
-          <w:b/>
-        </w:rPr>
-        <w:t>function</w:t>
-      </w:r>
-      <w:r>
-        <w:rPr>
-          <w:b w:val="0"/>
-        </w:rPr>
-        <w:t xml:space="preserve"> is </w:t>
-      </w:r>
-      <w:r>
-        <w:rPr>
-          <w:b/>
-        </w:rPr>
-        <w:t>call</w:t>
-      </w:r>
-      <w:r>
-        <w:rPr>
-          <w:b w:val="0"/>
-        </w:rPr>
-        <w:t>ed.</w:t>
-      </w:r>
-    </w:p>
-    <w:p>
-      <w:pPr>
-        <w:pStyle w:val="Heading3"/>
-      </w:pPr>
-      <w:r>
-        <w:t>Repair a missing building block</w:t>
-      </w:r>
-    </w:p>
-    <w:p>
-      <w:pPr>
-        <w:spacing w:line="336" w:lineRule="auto" w:after="180"/>
-      </w:pPr>
-      <w:r>
-        <w:rPr>
-          <w:b w:val="0"/>
-        </w:rPr>
-        <w:t>Review Lists and indexing (python-bridge/7). Goal: Distinguish a list index from the value stored at that position. Short practice: Label the three index positions.</w:t>
-      </w:r>
-    </w:p>
-    <w:p>
-      <w:pPr>
-        <w:spacing w:line="336" w:lineRule="auto" w:after="180"/>
-      </w:pPr>
-      <w:r>
-        <w:rPr>
-          <w:b w:val="0"/>
-        </w:rPr>
-        <w:t xml:space="preserve">Predict all original </w:t>
-      </w:r>
-      <w:r>
-        <w:rPr>
-          <w:b/>
-        </w:rPr>
-        <w:t>output</w:t>
-      </w:r>
-      <w:r>
-        <w:rPr>
-          <w:b w:val="0"/>
-        </w:rPr>
-        <w:t xml:space="preserve">s, then name the first </w:t>
-      </w:r>
-      <w:r>
-        <w:rPr>
-          <w:b/>
-        </w:rPr>
-        <w:t>output</w:t>
-      </w:r>
-      <w:r>
-        <w:rPr>
-          <w:b w:val="0"/>
-        </w:rPr>
-        <w:t xml:space="preserve"> and stopping point after using index 3.. Return to this week and explain what you changed.</w:t>
-      </w:r>
-    </w:p>
-    <w:p>
-      <w:pPr>
-        <w:spacing w:line="336" w:lineRule="auto" w:after="180"/>
-      </w:pPr>
-      <w:r>
-        <w:rPr>
-          <w:b w:val="0"/>
-        </w:rPr>
-        <w:t>Review Branching and boundary tests (python-bridge/5). Goal: Trace the selected branch in an if elif else chain. Short practice: Trace -2, 4 and 5 through the branches.</w:t>
-      </w:r>
-    </w:p>
-    <w:p>
-      <w:pPr>
-        <w:spacing w:line="336" w:lineRule="auto" w:after="180"/>
-      </w:pPr>
-      <w:r>
-        <w:rPr>
-          <w:b w:val="0"/>
-        </w:rPr>
-        <w:t>Explain why the negative check comes first and what label -2 gets if it is removed.. Return to this week and explain what you changed.</w:t>
-      </w:r>
-    </w:p>
-    <w:p>
-      <w:pPr>
-        <w:spacing w:line="336" w:lineRule="auto" w:after="180"/>
-      </w:pPr>
-      <w:r>
-        <w:rPr>
-          <w:b w:val="0"/>
-        </w:rPr>
-        <w:t xml:space="preserve">Review Values variables and types (python-bridge/2). Goal: Distinguish integer, floating-point, text and Boolean values. Short practice: Predict both print </w:t>
-      </w:r>
-      <w:r>
-        <w:rPr>
-          <w:b/>
-        </w:rPr>
-        <w:t>output</w:t>
-      </w:r>
-      <w:r>
-        <w:rPr>
-          <w:b w:val="0"/>
-        </w:rPr>
-        <w:t>s and explain why they differ.</w:t>
-      </w:r>
-    </w:p>
-    <w:p>
-      <w:pPr>
-        <w:spacing w:line="336" w:lineRule="auto" w:after="180"/>
-      </w:pPr>
-      <w:r>
-        <w:rPr>
-          <w:b w:val="0"/>
-        </w:rPr>
-        <w:t xml:space="preserve">Does count+tag work, and what happens to each valid </w:t>
-      </w:r>
-      <w:r>
-        <w:rPr>
-          <w:b/>
-        </w:rPr>
-        <w:t>output</w:t>
-      </w:r>
-      <w:r>
-        <w:rPr>
-          <w:b w:val="0"/>
-        </w:rPr>
-        <w:t xml:space="preserve"> after count becomes ten?. Return to this week and explain what you changed.</w:t>
-      </w:r>
-    </w:p>
-    <w:p>
-      <w:pPr>
-        <w:pStyle w:val="Heading3"/>
-      </w:pPr>
-      <w:r>
-        <w:t>Predict, run and debug</w:t>
-      </w:r>
-    </w:p>
-    <w:p>
-      <w:pPr>
-        <w:spacing w:line="336" w:lineRule="auto" w:after="180"/>
-      </w:pPr>
-      <w:r>
-        <w:rPr>
-          <w:b w:val="0"/>
-        </w:rPr>
-        <w:t xml:space="preserve">The browser lab lets you edit the supported Python examples already included in this lesson. Predict first, run, inspect the actual </w:t>
-      </w:r>
-      <w:r>
-        <w:rPr>
-          <w:b/>
-        </w:rPr>
-        <w:t>output</w:t>
-      </w:r>
-      <w:r>
-        <w:rPr>
-          <w:b w:val="0"/>
-        </w:rPr>
-        <w:t xml:space="preserve"> or error, change one </w:t>
-      </w:r>
-      <w:r>
-        <w:rPr>
-          <w:b/>
-        </w:rPr>
-        <w:t>input</w:t>
-      </w:r>
-      <w:r>
-        <w:rPr>
-          <w:b w:val="0"/>
-        </w:rPr>
-        <w:t>, then run again.</w:t>
-      </w:r>
-    </w:p>
-    <w:p>
-      <w:pPr>
-        <w:spacing w:line="336" w:lineRule="auto" w:after="180"/>
-      </w:pPr>
-      <w:r>
-        <w:rPr>
-          <w:b w:val="0"/>
-        </w:rPr>
-        <w:t xml:space="preserve">Keep code, </w:t>
-      </w:r>
-      <w:r>
-        <w:rPr>
-          <w:b/>
-        </w:rPr>
-        <w:t>prediction</w:t>
-      </w:r>
-      <w:r>
-        <w:rPr>
-          <w:b w:val="0"/>
-        </w:rPr>
-        <w:t>s, actual results and a reasoned revision together. On paper, label your result as a trace rather than an execution.</w:t>
-      </w:r>
-    </w:p>
-    <w:p>
-      <w:pPr>
-        <w:pStyle w:val="Heading3"/>
-      </w:pPr>
-      <w:r>
         <w:t>Keep your completed work</w:t>
       </w:r>
     </w:p>
     <w:p>
       <w:pPr>
-        <w:spacing w:line="336" w:lineRule="auto" w:after="180"/>
-      </w:pPr>
-      <w:r>
-        <w:rPr>
-          <w:b w:val="0"/>
-        </w:rPr>
-        <w:t xml:space="preserve">Use Download completed work in the hosted lesson to export your answers, reflections, practice feedback and code-run </w:t>
-      </w:r>
-      <w:r>
-        <w:rPr>
-          <w:b/>
-        </w:rPr>
-        <w:t>evidence</w:t>
-      </w:r>
-      <w:r>
-        <w:rPr>
-          <w:b w:val="0"/>
-        </w:rPr>
-        <w:t>. Open the HTML copy to read or print it.</w:t>
-      </w:r>
-    </w:p>
-    <w:p>
-      <w:pPr>
-        <w:spacing w:line="336" w:lineRule="auto" w:after="180"/>
-      </w:pPr>
-      <w:r>
-        <w:rPr>
-          <w:b w:val="0"/>
-        </w:rPr>
-        <w:t>Drafts stay in this browser when storage is available; clear drafts on a shared device.</w:t>
-      </w:r>
-    </w:p>
-    <w:p>
-      <w:pPr>
-        <w:pStyle w:val="Heading3"/>
-      </w:pPr>
-      <w:r>
-        <w:t>What I repaired, the evidence I kept and the next test</w:t>
-      </w:r>
-    </w:p>
-    <w:p>
-      <w:r>
-        <w:t>________________________________________________________________</w:t>
-      </w:r>
-    </w:p>
-    <w:p>
-      <w:r>
-        <w:t>________________________________________________________________</w:t>
-      </w:r>
-    </w:p>
-    <w:p>
-      <w:r>
-        <w:t>________________________________________________________________</w:t>
-      </w:r>
-    </w:p>
-    <w:p>
-      <w:r>
-        <w:t>________________________________________________________________</w:t>
-      </w:r>
-    </w:p>
-    <w:p>
-      <w:r>
-        <w:t>________________________________________________________________</w:t>
-      </w:r>
-    </w:p>
-    <w:p>
-      <w:pPr>
         <w:pStyle w:val="Heading1"/>
       </w:pPr>
       <w:r>
-        <w:t>15. Visual concept journey</w:t>
-      </w:r>
-    </w:p>
-    <w:p>
-      <w:r>
-        <w:t>Explain each Functions and arguments picture from its labels, then record a relevant limit.</w:t>
-      </w:r>
-    </w:p>
-    <w:p>
-      <w:pPr>
-        <w:pStyle w:val="Heading3"/>
+        <w:t>15. Reference · Six-picture response sheets</w:t>
+      </w:r>
+    </w:p>
+    <w:p>
+      <w:r>
+        <w:t>Use the picture relevant to a current gap.</w:t>
+      </w:r>
+    </w:p>
+    <w:p>
+      <w:pPr>
+        <w:pStyle w:val="Heading2"/>
       </w:pPr>
       <w:r>
         <w:t>01. Functions and arguments: the case</w:t>
@@ -3030,7 +2233,6 @@
     <w:p>
       <w:pPr>
         <w:spacing w:line="336" w:lineRule="auto" w:after="180"/>
-        <w:shd w:fill="F5F1FB"/>
       </w:pPr>
       <w:r>
         <w:rPr>
@@ -3069,7 +2271,7 @@
     </w:p>
     <w:p>
       <w:pPr>
-        <w:pStyle w:val="Heading3"/>
+        <w:pStyle w:val="Heading2"/>
       </w:pPr>
       <w:r>
         <w:t>02. Follow the deciding steps</w:t>
@@ -3185,7 +2387,6 @@
     <w:p>
       <w:pPr>
         <w:spacing w:line="336" w:lineRule="auto" w:after="180"/>
-        <w:shd w:fill="F5F1FB"/>
       </w:pPr>
       <w:r>
         <w:rPr>
@@ -3236,7 +2437,7 @@
     </w:p>
     <w:p>
       <w:pPr>
-        <w:pStyle w:val="Heading3"/>
+        <w:pStyle w:val="Heading2"/>
       </w:pPr>
       <w:r>
         <w:t>03. Arguments matched in order</w:t>
@@ -3298,7 +2499,6 @@
     <w:p>
       <w:pPr>
         <w:spacing w:line="336" w:lineRule="auto" w:after="180"/>
-        <w:shd w:fill="F5F1FB"/>
       </w:pPr>
       <w:r>
         <w:rPr>
@@ -3337,7 +2537,7 @@
     </w:p>
     <w:p>
       <w:pPr>
-        <w:pStyle w:val="Heading3"/>
+        <w:pStyle w:val="Heading2"/>
       </w:pPr>
       <w:r>
         <w:t>04. Change one thing. Trace what follows.</w:t>
@@ -3464,7 +2664,6 @@
     <w:p>
       <w:pPr>
         <w:spacing w:line="336" w:lineRule="auto" w:after="180"/>
-        <w:shd w:fill="F5F1FB"/>
       </w:pPr>
       <w:r>
         <w:rPr>
@@ -3503,7 +2702,7 @@
     </w:p>
     <w:p>
       <w:pPr>
-        <w:pStyle w:val="Heading3"/>
+        <w:pStyle w:val="Heading2"/>
       </w:pPr>
       <w:r>
         <w:t>05. Connect the explanation to its limit</w:t>
@@ -3642,7 +2841,6 @@
     <w:p>
       <w:pPr>
         <w:spacing w:line="336" w:lineRule="auto" w:after="180"/>
-        <w:shd w:fill="F5F1FB"/>
       </w:pPr>
       <w:r>
         <w:rPr>
@@ -3681,7 +2879,7 @@
     </w:p>
     <w:p>
       <w:pPr>
-        <w:pStyle w:val="Heading3"/>
+        <w:pStyle w:val="Heading2"/>
       </w:pPr>
       <w:r>
         <w:t>06. Make the idea visible in your project</w:t>
@@ -3844,7 +3042,6 @@
     <w:p>
       <w:pPr>
         <w:spacing w:line="336" w:lineRule="auto" w:after="180"/>
-        <w:shd w:fill="F5F1FB"/>
       </w:pPr>
       <w:r>
         <w:rPr>
@@ -3891,6 +3088,62 @@
     <w:p>
       <w:r>
         <w:t>________________________________________________________________</w:t>
+      </w:r>
+    </w:p>
+    <w:p>
+      <w:pPr>
+        <w:pStyle w:val="Heading2"/>
+      </w:pPr>
+      <w:r>
+        <w:t>Earlier wording, alternatives and picture transcripts · reference / check after trying</w:t>
+      </w:r>
+    </w:p>
+    <w:p>
+      <w:pPr>
+        <w:pStyle w:val="Heading3"/>
+      </w:pPr>
+      <w:r>
+        <w:t>01. Functions and arguments: the case</w:t>
+      </w:r>
+    </w:p>
+    <w:p>
+      <w:pPr>
+        <w:pStyle w:val="Heading3"/>
+      </w:pPr>
+      <w:r>
+        <w:t>02. Follow the deciding steps</w:t>
+      </w:r>
+    </w:p>
+    <w:p>
+      <w:pPr>
+        <w:pStyle w:val="Heading3"/>
+      </w:pPr>
+      <w:r>
+        <w:t>03. Arguments matched in order</w:t>
+      </w:r>
+    </w:p>
+    <w:p>
+      <w:pPr>
+        <w:pStyle w:val="Heading3"/>
+      </w:pPr>
+      <w:r>
+        <w:t>04. Change one thing. Trace what follows.</w:t>
+      </w:r>
+    </w:p>
+    <w:p>
+      <w:pPr>
+        <w:pStyle w:val="Heading3"/>
+      </w:pPr>
+      <w:r>
+        <w:t>05. Connect the explanation to its limit</w:t>
+      </w:r>
+    </w:p>
+    <w:p>
+      <w:pPr>
+        <w:pStyle w:val="Heading3"/>
+      </w:pPr>
+      <w:r>
+        <w:t>06. Make the idea visible in your project</w:t>
       </w:r>
     </w:p>
     <w:sectPr>
